--- a/决赛提交/技术方案说明书.docx
+++ b/决赛提交/技术方案说明书.docx
@@ -4,500 +4,2229 @@
   <w:body>
     <w:p>
       <w:pPr>
-        <w:jc w:val="center"/>
+        <w:pStyle w:val="Title"/>
       </w:pPr>
       <w:r>
-        <w:rPr>
-          <w:rFonts w:ascii="Noto Serif CJK SC" w:hAnsi="Noto Serif CJK SC" w:eastAsia="Noto Serif CJK SC"/>
-          <w:b/>
-          <w:sz w:val="32"/>
-        </w:rPr>
-        <w:t>word2jats：从 Word 排版格式到 JATS XML 的智能结构化转换</w:t>
+        <w:t>word2jats：面向编辑复核的 Word 智能结构化转换</w:t>
       </w:r>
     </w:p>
     <w:p>
       <w:r>
-        <w:rPr>
-          <w:rFonts w:ascii="Noto Serif CJK SC" w:hAnsi="Noto Serif CJK SC" w:eastAsia="Noto Serif CJK SC"/>
-          <w:b/>
-        </w:rPr>
         <w:t>学术期刊结构化技术创新大赛 · 选题一 · 决赛技术方案说明书</w:t>
       </w:r>
     </w:p>
     <w:p>
-      <w:pPr>
-        <w:pStyle w:val="ListBullet"/>
-      </w:pPr>
       <w:r>
-        <w:rPr>
-          <w:rFonts w:ascii="Noto Serif CJK SC" w:hAnsi="Noto Serif CJK SC" w:eastAsia="Noto Serif CJK SC"/>
-        </w:rPr>
-        <w:t>队伍：JiangLab（邓贵锋，指导老师：江海腾，浙江大学）</w:t>
+        <w:t>参赛团队：JiangLab</w:t>
+      </w:r>
+    </w:p>
+    <w:p>
+      <w:r>
+        <w:t>在线体验：https://word2jats.jianglab.work</w:t>
       </w:r>
     </w:p>
     <w:p>
       <w:pPr>
-        <w:pStyle w:val="ListBullet"/>
+        <w:pStyle w:val="Heading1"/>
       </w:pPr>
       <w:r>
-        <w:rPr>
-          <w:rFonts w:ascii="Noto Serif CJK SC" w:hAnsi="Noto Serif CJK SC" w:eastAsia="Noto Serif CJK SC"/>
-        </w:rPr>
-        <w:t>在线演示：&lt;https://word2jats.jianglab.work&gt;（校样工作台，上传 docx 即转换）</w:t>
+        <w:t>一、项目概述</w:t>
+      </w:r>
+    </w:p>
+    <w:p>
+      <w:r>
+        <w:t>word2jats 将学术论文的 Word 投稿稿转换为 JATS 1.3 XML 与配套图片，并提供可视化校样、原稿定位核对和复核记录。项目面向期刊编辑的实际工作：自动完成能够确定的结构标注，把仍需判断的内容交接给编辑，形成从稿件输入到结果导出的完整流程。</w:t>
+      </w:r>
+    </w:p>
+    <w:p>
+      <w:r>
+        <w:t>方案的核心是“模型理解结构、程序取回原文、编辑确认结果”。正文与参考文献内容以原稿位置为依据，模型负责判断结构和提供定位线索；生成后分别检查原稿内容的去向与输出内容的来源。文首作者、机构等元信息使用受约束的局部 JATS 生成通道，并进行专门核对。系统不将全文重新生成，也不把图片识别出的猜测文字写入论文。</w:t>
+      </w:r>
+    </w:p>
+    <w:p>
+      <w:r>
+        <w:t>作品包含可运行转换器、网页校样工作台、命令行接口、14 例输入与实际输出、验证工具及运行文档。核心运行不依赖本地 GPU；模型响应可缓存复用，已生成的成果可离线预览。</w:t>
       </w:r>
     </w:p>
     <w:p>
       <w:pPr>
-        <w:pStyle w:val="ListBullet"/>
+        <w:pStyle w:val="Heading1"/>
       </w:pPr>
       <w:r>
-        <w:rPr>
-          <w:rFonts w:ascii="Noto Serif CJK SC" w:hAnsi="Noto Serif CJK SC" w:eastAsia="Noto Serif CJK SC"/>
-        </w:rPr>
-        <w:t>目标格式：JATS Journal Publishing DTD v1.3（2021-06-10），输出 100% 通过 DTD 校验</w:t>
+        <w:t>二、任务理解与总体方案</w:t>
       </w:r>
     </w:p>
     <w:p>
       <w:pPr>
-        <w:spacing w:before="240"/>
+        <w:pStyle w:val="Heading2"/>
       </w:pPr>
       <w:r>
-        <w:rPr>
-          <w:rFonts w:ascii="Noto Serif CJK SC" w:hAnsi="Noto Serif CJK SC" w:eastAsia="Noto Serif CJK SC"/>
-          <w:b/>
-          <w:color w:val="1A3A5C"/>
-          <w:sz w:val="26"/>
-        </w:rPr>
-        <w:t>一、摘要</w:t>
+        <w:t>2.1 从视觉排版恢复出版结构</w:t>
       </w:r>
     </w:p>
     <w:p>
       <w:r>
-        <w:rPr>
-          <w:rFonts w:ascii="Noto Serif CJK SC" w:hAnsi="Noto Serif CJK SC" w:eastAsia="Noto Serif CJK SC"/>
-        </w:rPr>
-        <w:t>word2jats 把学术期刊的 Word 投稿稿自动转换为 JATS 1.3 标准 XML 与外部化图片包。方案的核心立场是：</w:t>
+        <w:t>Word 中的标题、作者信息、图表和参考文献往往依靠视觉排版表达，样式名并不可靠。JATS 则要求将这些内容组织为明确的语义元素和关联关系。转换不仅要生成合法标签，还要保留研究内容、数字、符号及图表，并避免把出版后的编辑加工误当成原稿事实。</w:t>
+      </w:r>
+    </w:p>
+    <w:p>
+      <w:r>
+        <w:t>单纯依赖模板会受制于稿件体例，直接生成全文则增加改写和遗漏风险。本方案将结构识别与内容取回分工，通过原稿位置连接两者。目标格式为 JATS Journal Publishing 1.3，结构定义依据 NLM 发布的标签库与 DTD。[1]</w:t>
       </w:r>
     </w:p>
     <w:p>
       <w:pPr>
-        <w:ind w:left="340"/>
+        <w:pStyle w:val="Heading2"/>
       </w:pPr>
       <w:r>
-        <w:rPr>
-          <w:rFonts w:ascii="Noto Serif CJK SC" w:hAnsi="Noto Serif CJK SC" w:eastAsia="Noto Serif CJK SC"/>
-          <w:b/>
-        </w:rPr>
-        <w:t>大模型只判断结构，从不生成正文文字。</w:t>
-      </w:r>
-      <w:r>
-        <w:rPr>
-          <w:rFonts w:ascii="Noto Serif CJK SC" w:hAnsi="Noto Serif CJK SC" w:eastAsia="Noto Serif CJK SC"/>
-        </w:rPr>
-        <w:t xml:space="preserve"> 正文的每个字符按源地址从 Word 原文机械取回——"内容守恒"是构造性保证（文字根本不流经模型输出口），不是事后比对补救。</w:t>
-      </w:r>
-    </w:p>
-    <w:p>
-      <w:r>
-        <w:rPr>
-          <w:rFonts w:ascii="Noto Serif CJK SC" w:hAnsi="Noto Serif CJK SC" w:eastAsia="Noto Serif CJK SC"/>
-        </w:rPr>
-        <w:t>决赛版在初赛方案基础上完成了一次系统性重构：层间契约从"字符串传递"升级为</w:t>
-      </w:r>
-      <w:r>
-        <w:rPr>
-          <w:rFonts w:ascii="Noto Serif CJK SC" w:hAnsi="Noto Serif CJK SC" w:eastAsia="Noto Serif CJK SC"/>
-          <w:b/>
-        </w:rPr>
-        <w:t>源地址传递</w:t>
-      </w:r>
-      <w:r>
-        <w:rPr>
-          <w:rFonts w:ascii="Noto Serif CJK SC" w:hAnsi="Noto Serif CJK SC" w:eastAsia="Noto Serif CJK SC"/>
-        </w:rPr>
-        <w:t>（摘抄+落锚协议），建立</w:t>
-      </w:r>
-      <w:r>
-        <w:rPr>
-          <w:rFonts w:ascii="Noto Serif CJK SC" w:hAnsi="Noto Serif CJK SC" w:eastAsia="Noto Serif CJK SC"/>
-          <w:b/>
-        </w:rPr>
-        <w:t>两本账</w:t>
-      </w:r>
-      <w:r>
-        <w:rPr>
-          <w:rFonts w:ascii="Noto Serif CJK SC" w:hAnsi="Noto Serif CJK SC" w:eastAsia="Noto Serif CJK SC"/>
-        </w:rPr>
-        <w:t>（源覆盖账+输出来源账）与</w:t>
-      </w:r>
-      <w:r>
-        <w:rPr>
-          <w:rFonts w:ascii="Noto Serif CJK SC" w:hAnsi="Noto Serif CJK SC" w:eastAsia="Noto Serif CJK SC"/>
-          <w:b/>
-        </w:rPr>
-        <w:t>十一道出口交付门</w:t>
-      </w:r>
-      <w:r>
-        <w:rPr>
-          <w:rFonts w:ascii="Noto Serif CJK SC" w:hAnsi="Noto Serif CJK SC" w:eastAsia="Noto Serif CJK SC"/>
-        </w:rPr>
-        <w:t xml:space="preserve">，并针对初赛评委的四条反馈逐条实测改进。在赛题 10 个样例上，自建双评测器的缺陷合计从初赛方案的 281 降到 </w:t>
-      </w:r>
-      <w:r>
-        <w:rPr>
-          <w:rFonts w:ascii="Noto Serif CJK SC" w:hAnsi="Noto Serif CJK SC" w:eastAsia="Noto Serif CJK SC"/>
-          <w:b/>
-        </w:rPr>
-        <w:t>164</w:t>
-      </w:r>
-      <w:r>
-        <w:rPr>
-          <w:rFonts w:ascii="Noto Serif CJK SC" w:hAnsi="Noto Serif CJK SC" w:eastAsia="Noto Serif CJK SC"/>
-        </w:rPr>
-        <w:t>；在赛题之外自采的 4 份真实投稿件上，参考文献从初赛方案的</w:t>
-      </w:r>
-      <w:r>
-        <w:rPr>
-          <w:rFonts w:ascii="Noto Serif CJK SC" w:hAnsi="Noto Serif CJK SC" w:eastAsia="Noto Serif CJK SC"/>
-          <w:b/>
-        </w:rPr>
-        <w:t>整类丢失</w:t>
-      </w:r>
-      <w:r>
-        <w:rPr>
-          <w:rFonts w:ascii="Noto Serif CJK SC" w:hAnsi="Noto Serif CJK SC" w:eastAsia="Noto Serif CJK SC"/>
-        </w:rPr>
-        <w:t xml:space="preserve">恢复到 </w:t>
-      </w:r>
-      <w:r>
-        <w:rPr>
-          <w:rFonts w:ascii="Noto Serif CJK SC" w:hAnsi="Noto Serif CJK SC" w:eastAsia="Noto Serif CJK SC"/>
-          <w:b/>
-        </w:rPr>
-        <w:t>30/32/35/70 条全数精确</w:t>
-      </w:r>
-      <w:r>
-        <w:rPr>
-          <w:rFonts w:ascii="Noto Serif CJK SC" w:hAnsi="Noto Serif CJK SC" w:eastAsia="Noto Serif CJK SC"/>
-        </w:rPr>
-        <w:t xml:space="preserve">；单篇转换实测 </w:t>
-      </w:r>
-      <w:r>
-        <w:rPr>
-          <w:rFonts w:ascii="Noto Serif CJK SC" w:hAnsi="Noto Serif CJK SC" w:eastAsia="Noto Serif CJK SC"/>
-          <w:b/>
-        </w:rPr>
-        <w:t>101~125 秒</w:t>
-      </w:r>
-      <w:r>
-        <w:rPr>
-          <w:rFonts w:ascii="Noto Serif CJK SC" w:hAnsi="Noto Serif CJK SC" w:eastAsia="Noto Serif CJK SC"/>
-        </w:rPr>
-        <w:t>，比初赛的 2~3 分钟提速约一半。</w:t>
-      </w:r>
-    </w:p>
-    <w:p>
-      <w:pPr>
-        <w:spacing w:before="240"/>
-      </w:pPr>
-      <w:r>
-        <w:rPr>
-          <w:rFonts w:ascii="Noto Serif CJK SC" w:hAnsi="Noto Serif CJK SC" w:eastAsia="Noto Serif CJK SC"/>
-          <w:b/>
-          <w:color w:val="1A3A5C"/>
-          <w:sz w:val="26"/>
-        </w:rPr>
-        <w:t>二、赛题理解</w:t>
-      </w:r>
-    </w:p>
-    <w:p>
-      <w:r>
-        <w:rPr>
-          <w:rFonts w:ascii="Noto Serif CJK SC" w:hAnsi="Noto Serif CJK SC" w:eastAsia="Noto Serif CJK SC"/>
-        </w:rPr>
-        <w:t>选题一要求把 Word 投稿转成 JATS XML：结构上要"判断"（这段是摘要还是声明、这行是标题还是正文、这条文献的作者/年份/期刊各是哪几个字），内容上要"搬运"（一个字不许增删改，斜体上标照原样保留）。这两个要求天然互斥——判断要看懂内容，搬运不许碰内容。样式名不可靠（作者用 Normal 写标题是常态）、参考文献著录五花八门（编号制/作者-年份制/自动编号/手打编号）、公式载体多样（OMML/OLE/下划线排版），使纯规则方案脆弱；而纯生成方案会改写、丢失甚至编造文字，对学术出版是不可接受的风险。</w:t>
-      </w:r>
-    </w:p>
-    <w:p>
-      <w:pPr>
-        <w:spacing w:before="240"/>
-      </w:pPr>
-      <w:r>
-        <w:rPr>
-          <w:rFonts w:ascii="Noto Serif CJK SC" w:hAnsi="Noto Serif CJK SC" w:eastAsia="Noto Serif CJK SC"/>
-          <w:b/>
-          <w:color w:val="1A3A5C"/>
-          <w:sz w:val="26"/>
-        </w:rPr>
-        <w:t>三、技术路线：判断与搬运彻底分离</w:t>
+        <w:t>2.2 五个相连的处理环节</w:t>
       </w:r>
     </w:p>
     <w:tbl>
       <w:tblPr>
-        <w:tblStyle w:val="TableGrid"/>
+        <w:tblStyle w:val="LightShading-Accent1"/>
         <w:tblW w:type="auto" w:w="0"/>
-        <w:jc w:val="center"/>
         <w:tblLook w:firstColumn="1" w:firstRow="1" w:lastColumn="0" w:lastRow="0" w:noHBand="0" w:noVBand="1" w:val="04A0"/>
       </w:tblPr>
       <w:tblGrid>
-        <w:gridCol w:w="2408"/>
-        <w:gridCol w:w="2408"/>
-        <w:gridCol w:w="2408"/>
-        <w:gridCol w:w="2408"/>
+        <w:gridCol w:w="3213"/>
+        <w:gridCol w:w="3213"/>
+        <w:gridCol w:w="3213"/>
       </w:tblGrid>
       <w:tr>
+        <w:trPr>
+          <w:cantSplit/>
+          <w:tblHeader/>
+        </w:trPr>
         <w:tc>
           <w:tcPr>
-            <w:tcW w:type="dxa" w:w="2408"/>
-            <w:shd w:val="clear" w:fill="EEF2F7"/>
+            <w:tcW w:type="dxa" w:w="3213"/>
           </w:tcPr>
           <w:p>
-            <w:r/>
+            <w:pPr>
+              <w:keepNext/>
+              <w:spacing w:after="60"/>
+            </w:pPr>
             <w:r>
               <w:rPr>
-                <w:rFonts w:ascii="Noto Serif CJK SC" w:hAnsi="Noto Serif CJK SC" w:eastAsia="Noto Serif CJK SC"/>
                 <w:b/>
-                <w:sz w:val="19"/>
+                <w:sz w:val="18"/>
               </w:rPr>
-              <w:t>路线</w:t>
+              <w:t>环节</w:t>
             </w:r>
           </w:p>
         </w:tc>
         <w:tc>
           <w:tcPr>
-            <w:tcW w:type="dxa" w:w="2408"/>
-            <w:shd w:val="clear" w:fill="EEF2F7"/>
+            <w:tcW w:type="dxa" w:w="3213"/>
           </w:tcPr>
           <w:p>
-            <w:r/>
+            <w:pPr>
+              <w:keepNext/>
+              <w:spacing w:after="60"/>
+            </w:pPr>
             <w:r>
               <w:rPr>
-                <w:rFonts w:ascii="Noto Serif CJK SC" w:hAnsi="Noto Serif CJK SC" w:eastAsia="Noto Serif CJK SC"/>
                 <w:b/>
-                <w:sz w:val="19"/>
+                <w:sz w:val="18"/>
               </w:rPr>
-              <w:t>结构判断</w:t>
+              <w:t>处理内容</w:t>
             </w:r>
           </w:p>
         </w:tc>
         <w:tc>
           <w:tcPr>
-            <w:tcW w:type="dxa" w:w="2408"/>
-            <w:shd w:val="clear" w:fill="EEF2F7"/>
+            <w:tcW w:type="dxa" w:w="3213"/>
           </w:tcPr>
           <w:p>
-            <w:r/>
+            <w:pPr>
+              <w:keepNext/>
+              <w:spacing w:after="60"/>
+            </w:pPr>
             <w:r>
               <w:rPr>
-                <w:rFonts w:ascii="Noto Serif CJK SC" w:hAnsi="Noto Serif CJK SC" w:eastAsia="Noto Serif CJK SC"/>
                 <w:b/>
-                <w:sz w:val="19"/>
+                <w:sz w:val="18"/>
               </w:rPr>
-              <w:t>内容搬运</w:t>
+              <w:t>产生的结果</w:t>
+            </w:r>
+          </w:p>
+        </w:tc>
+      </w:tr>
+      <w:tr>
+        <w:trPr>
+          <w:cantSplit/>
+        </w:trPr>
+        <w:tc>
+          <w:tcPr>
+            <w:tcW w:type="dxa" w:w="3213"/>
+          </w:tcPr>
+          <w:p>
+            <w:pPr>
+              <w:keepNext/>
+              <w:spacing w:after="60"/>
+            </w:pPr>
+            <w:r>
+              <w:rPr>
+                <w:b w:val="0"/>
+                <w:sz w:val="18"/>
+              </w:rPr>
+              <w:t>原稿解析</w:t>
             </w:r>
           </w:p>
         </w:tc>
         <w:tc>
           <w:tcPr>
-            <w:tcW w:type="dxa" w:w="2408"/>
-            <w:shd w:val="clear" w:fill="EEF2F7"/>
+            <w:tcW w:type="dxa" w:w="3213"/>
           </w:tcPr>
           <w:p>
-            <w:r/>
+            <w:pPr>
+              <w:keepNext/>
+              <w:spacing w:after="60"/>
+            </w:pPr>
             <w:r>
               <w:rPr>
-                <w:rFonts w:ascii="Noto Serif CJK SC" w:hAnsi="Noto Serif CJK SC" w:eastAsia="Noto Serif CJK SC"/>
-                <w:b/>
-                <w:sz w:val="19"/>
+                <w:b w:val="0"/>
+                <w:sz w:val="18"/>
               </w:rPr>
-              <w:t>结论</w:t>
+              <w:t>读取文字、格式、表格、自动编号、图片与公式出现位置</w:t>
+            </w:r>
+          </w:p>
+        </w:tc>
+        <w:tc>
+          <w:tcPr>
+            <w:tcW w:type="dxa" w:w="3213"/>
+          </w:tcPr>
+          <w:p>
+            <w:pPr>
+              <w:keepNext/>
+              <w:spacing w:after="60"/>
+            </w:pPr>
+            <w:r>
+              <w:rPr>
+                <w:b w:val="0"/>
+                <w:sz w:val="18"/>
+              </w:rPr>
+              <w:t>可寻址的源对象图</w:t>
             </w:r>
           </w:p>
         </w:tc>
       </w:tr>
       <w:tr>
+        <w:trPr>
+          <w:cantSplit/>
+        </w:trPr>
         <w:tc>
           <w:tcPr>
-            <w:tcW w:type="dxa" w:w="2408"/>
+            <w:tcW w:type="dxa" w:w="3213"/>
           </w:tcPr>
           <w:p>
-            <w:r/>
+            <w:pPr>
+              <w:keepNext/>
+              <w:spacing w:after="60"/>
+            </w:pPr>
             <w:r>
               <w:rPr>
-                <w:rFonts w:ascii="Noto Serif CJK SC" w:hAnsi="Noto Serif CJK SC" w:eastAsia="Noto Serif CJK SC"/>
-                <w:sz w:val="19"/>
+                <w:b w:val="0"/>
+                <w:sz w:val="18"/>
               </w:rPr>
-              <w:t>纯规则+模板（官方基线）</w:t>
+              <w:t>结构理解</w:t>
             </w:r>
           </w:p>
         </w:tc>
         <w:tc>
           <w:tcPr>
-            <w:tcW w:type="dxa" w:w="2408"/>
+            <w:tcW w:type="dxa" w:w="3213"/>
           </w:tcPr>
           <w:p>
-            <w:r/>
+            <w:pPr>
+              <w:keepNext/>
+              <w:spacing w:after="60"/>
+            </w:pPr>
             <w:r>
               <w:rPr>
-                <w:rFonts w:ascii="Noto Serif CJK SC" w:hAnsi="Noto Serif CJK SC" w:eastAsia="Noto Serif CJK SC"/>
-                <w:sz w:val="19"/>
+                <w:b w:val="0"/>
+                <w:sz w:val="18"/>
               </w:rPr>
-              <w:t>死规则枚举不完长尾，样式缺失即失效</w:t>
+              <w:t>判断文首、章节、文献边界与字段、引文、表格结构</w:t>
             </w:r>
           </w:p>
         </w:tc>
         <w:tc>
           <w:tcPr>
-            <w:tcW w:type="dxa" w:w="2408"/>
+            <w:tcW w:type="dxa" w:w="3213"/>
           </w:tcPr>
           <w:p>
-            <w:r/>
+            <w:pPr>
+              <w:keepNext/>
+              <w:spacing w:after="60"/>
+            </w:pPr>
             <w:r>
               <w:rPr>
-                <w:rFonts w:ascii="Noto Serif CJK SC" w:hAnsi="Noto Serif CJK SC" w:eastAsia="Noto Serif CJK SC"/>
-                <w:sz w:val="19"/>
+                <w:b w:val="0"/>
+                <w:sz w:val="18"/>
               </w:rPr>
-              <w:t>可靠</w:t>
+              <w:t>带原文定位线索的结构判断</w:t>
+            </w:r>
+          </w:p>
+        </w:tc>
+      </w:tr>
+      <w:tr>
+        <w:trPr>
+          <w:cantSplit/>
+        </w:trPr>
+        <w:tc>
+          <w:tcPr>
+            <w:tcW w:type="dxa" w:w="3213"/>
+          </w:tcPr>
+          <w:p>
+            <w:pPr>
+              <w:keepNext/>
+              <w:spacing w:after="60"/>
+            </w:pPr>
+            <w:r>
+              <w:rPr>
+                <w:b w:val="0"/>
+                <w:sz w:val="18"/>
+              </w:rPr>
+              <w:t>原文定位与组装</w:t>
             </w:r>
           </w:p>
         </w:tc>
         <w:tc>
           <w:tcPr>
-            <w:tcW w:type="dxa" w:w="2408"/>
+            <w:tcW w:type="dxa" w:w="3213"/>
           </w:tcPr>
           <w:p>
-            <w:r/>
+            <w:pPr>
+              <w:keepNext/>
+              <w:spacing w:after="60"/>
+            </w:pPr>
             <w:r>
               <w:rPr>
-                <w:rFonts w:ascii="Noto Serif CJK SC" w:hAnsi="Noto Serif CJK SC" w:eastAsia="Noto Serif CJK SC"/>
-                <w:sz w:val="19"/>
+                <w:b w:val="0"/>
+                <w:sz w:val="18"/>
               </w:rPr>
-              <w:t>结构判断太脆</w:t>
+              <w:t>将摘抄映射回原稿，归并角色，处理冲突与不确定项</w:t>
+            </w:r>
+          </w:p>
+        </w:tc>
+        <w:tc>
+          <w:tcPr>
+            <w:tcW w:type="dxa" w:w="3213"/>
+          </w:tcPr>
+          <w:p>
+            <w:pPr>
+              <w:keepNext/>
+              <w:spacing w:after="60"/>
+            </w:pPr>
+            <w:r>
+              <w:rPr>
+                <w:b w:val="0"/>
+                <w:sz w:val="18"/>
+              </w:rPr>
+              <w:t>按来源组织的语义文档</w:t>
             </w:r>
           </w:p>
         </w:tc>
       </w:tr>
       <w:tr>
+        <w:trPr>
+          <w:cantSplit/>
+        </w:trPr>
         <w:tc>
           <w:tcPr>
-            <w:tcW w:type="dxa" w:w="2408"/>
+            <w:tcW w:type="dxa" w:w="3213"/>
           </w:tcPr>
           <w:p>
-            <w:r/>
+            <w:pPr>
+              <w:keepNext/>
+              <w:spacing w:after="60"/>
+            </w:pPr>
             <w:r>
               <w:rPr>
-                <w:rFonts w:ascii="Noto Serif CJK SC" w:hAnsi="Noto Serif CJK SC" w:eastAsia="Noto Serif CJK SC"/>
-                <w:sz w:val="19"/>
+                <w:b w:val="0"/>
+                <w:sz w:val="18"/>
               </w:rPr>
-              <w:t>纯大模型生成</w:t>
+              <w:t>XML 生成与检查</w:t>
             </w:r>
           </w:p>
         </w:tc>
         <w:tc>
           <w:tcPr>
-            <w:tcW w:type="dxa" w:w="2408"/>
+            <w:tcW w:type="dxa" w:w="3213"/>
           </w:tcPr>
           <w:p>
-            <w:r/>
+            <w:pPr>
+              <w:keepNext/>
+              <w:spacing w:after="60"/>
+            </w:pPr>
             <w:r>
               <w:rPr>
-                <w:rFonts w:ascii="Noto Serif CJK SC" w:hAnsi="Noto Serif CJK SC" w:eastAsia="Noto Serif CJK SC"/>
-                <w:sz w:val="19"/>
+                <w:b w:val="0"/>
+                <w:sz w:val="18"/>
               </w:rPr>
-              <w:t>强</w:t>
+              <w:t>组装 JATS、外部化媒体，检查结构、来源、覆盖及链接</w:t>
             </w:r>
           </w:p>
         </w:tc>
         <w:tc>
           <w:tcPr>
-            <w:tcW w:type="dxa" w:w="2408"/>
+            <w:tcW w:type="dxa" w:w="3213"/>
           </w:tcPr>
           <w:p>
-            <w:r/>
+            <w:pPr>
+              <w:keepNext/>
+              <w:spacing w:after="60"/>
+            </w:pPr>
             <w:r>
               <w:rPr>
-                <w:rFonts w:ascii="Noto Serif CJK SC" w:hAnsi="Noto Serif CJK SC" w:eastAsia="Noto Serif CJK SC"/>
-                <w:sz w:val="19"/>
+                <w:b w:val="0"/>
+                <w:sz w:val="18"/>
               </w:rPr>
-              <w:t>会改写/丢字/编造，不可复现</w:t>
+              <w:t>XML、媒体与检查结果</w:t>
+            </w:r>
+          </w:p>
+        </w:tc>
+      </w:tr>
+      <w:tr>
+        <w:trPr>
+          <w:cantSplit/>
+        </w:trPr>
+        <w:tc>
+          <w:tcPr>
+            <w:tcW w:type="dxa" w:w="3213"/>
+          </w:tcPr>
+          <w:p>
+            <w:pPr>
+              <w:spacing w:after="60"/>
+            </w:pPr>
+            <w:r>
+              <w:rPr>
+                <w:b w:val="0"/>
+                <w:sz w:val="18"/>
+              </w:rPr>
+              <w:t>校样复核与导出</w:t>
             </w:r>
           </w:p>
         </w:tc>
         <w:tc>
           <w:tcPr>
-            <w:tcW w:type="dxa" w:w="2408"/>
+            <w:tcW w:type="dxa" w:w="3213"/>
           </w:tcPr>
           <w:p>
-            <w:r/>
+            <w:pPr>
+              <w:spacing w:after="60"/>
+            </w:pPr>
             <w:r>
               <w:rPr>
-                <w:rFonts w:ascii="Noto Serif CJK SC" w:hAnsi="Noto Serif CJK SC" w:eastAsia="Noto Serif CJK SC"/>
-                <w:sz w:val="19"/>
+                <w:b w:val="0"/>
+                <w:sz w:val="18"/>
               </w:rPr>
-              <w:t>内容风险不可接受</w:t>
+              <w:t>浏览成品、查看原稿摘录、记录结论，必要时修订原稿复验</w:t>
+            </w:r>
+          </w:p>
+        </w:tc>
+        <w:tc>
+          <w:tcPr>
+            <w:tcW w:type="dxa" w:w="3213"/>
+          </w:tcPr>
+          <w:p>
+            <w:pPr>
+              <w:spacing w:after="60"/>
+            </w:pPr>
+            <w:r>
+              <w:rPr>
+                <w:b w:val="0"/>
+                <w:sz w:val="18"/>
+              </w:rPr>
+              <w:t>可交接的成果包与复核记录</w:t>
+            </w:r>
+          </w:p>
+        </w:tc>
+      </w:tr>
+    </w:tbl>
+    <w:p/>
+    <w:p>
+      <w:pPr>
+        <w:pStyle w:val="Heading1"/>
+      </w:pPr>
+      <w:r>
+        <w:t>三、关键技术与工程设计</w:t>
+      </w:r>
+    </w:p>
+    <w:p>
+      <w:pPr>
+        <w:pStyle w:val="Heading2"/>
+      </w:pPr>
+      <w:r>
+        <w:t>3.1 可追溯的内容取回</w:t>
+      </w:r>
+    </w:p>
+    <w:p>
+      <w:r>
+        <w:t>解析层为段落、表格、字符范围以及图片和公式的每次出现建立地址。结构理解采用这些地址与摘抄线索，程序再完成精确匹配、受控的空白与引号归一化以及上下文消歧。正文和文献字段最终取回的是原稿内容，不是模型重新写出的文字。</w:t>
+      </w:r>
+    </w:p>
+    <w:p>
+      <w:r>
+        <w:t>生成过程记录输出来源，检查过程反向寻找未覆盖的源内容。这样既能追问“这句话去了哪里”，也能追问“这个输出字段从哪里来”。图片与公式资源和出现位置分开管理，支持同一资源多处引用，不靠文件名猜图片身份。</w:t>
+      </w:r>
+    </w:p>
+    <w:p>
+      <w:r>
+        <w:t>文首的作者、机构、通讯关系采用局部 JATS 生成，以适应复杂的元信息表达；该通道通过格式校验、源外词处理与独立词级核对约束，并记录修正。它与正文的源地址通道区别明确，作者关系仍属于校样重点。</w:t>
+      </w:r>
+    </w:p>
+    <w:p>
+      <w:pPr>
+        <w:pStyle w:val="Heading2"/>
+      </w:pPr>
+      <w:r>
+        <w:t>3.2 多体例参考文献与引用关联</w:t>
+      </w:r>
+    </w:p>
+    <w:p>
+      <w:r>
+        <w:t>参考文献先由两路不同问法识别条目边界，在有分歧时裁决，再逐条并行提取作者、题名、刊名、年份和卷期页。边界依据原稿中能够唯一定位的条目开头，文献完整内容与字段均从原稿取回。</w:t>
+      </w:r>
+    </w:p>
+    <w:p>
+      <w:r>
+        <w:t>字段级结构化需要同时核验实际输出范围。若存在未被字段承载的作者、年份等实义内容，系统退回整条 mixed-citation 保留原文，并提示核对，避免用结构化字段的外观掩盖内容缺失。常规著录分隔符单独处理，不将任意漏抽文字都视为标点。</w:t>
+      </w:r>
+    </w:p>
+    <w:p>
+      <w:r>
+        <w:t>数字制和作者—年份制引文分别与文末实体关联，Word 自动编号从编号定义恢复，图表提及也建立交叉引用。输出检查核对 ID 唯一性与目标闭合，语义不确定的引文另作复核提示。</w:t>
+      </w:r>
+    </w:p>
+    <w:p>
+      <w:pPr>
+        <w:pStyle w:val="Heading2"/>
+      </w:pPr>
+      <w:r>
+        <w:t>3.3 表格、公式和原始媒体</w:t>
+      </w:r>
+    </w:p>
+    <w:p>
+      <w:r>
+        <w:t>原生 Word 表格按单元格与合并关系生成。以制表符或换行排出的表格由模型辅助判断列结构，机械校验未通过时保留文字并提示整理原稿。对于单行且仅一格有内容的嵌套排版小表，可将内容并入外层表头。</w:t>
+      </w:r>
+    </w:p>
+    <w:p>
+      <w:r>
+        <w:t>原生 OMML 公式通过样式表转换为 MathML，完整保留变换产生的各个节点；图像与旧式对象按其实际载体处理，不凭图片生成数学表达式。媒体按原始字节交付，并与 DOCX 内嵌资源核验。网页的 TIFF、可选 WMF 预览转换不改变下载文件。</w:t>
+      </w:r>
+    </w:p>
+    <w:p>
+      <w:pPr>
+        <w:pStyle w:val="Heading2"/>
+      </w:pPr>
+      <w:r>
+        <w:t>3.4 按实际依赖并行推进</w:t>
+      </w:r>
+    </w:p>
+    <w:p>
+      <w:r>
+        <w:t>文首、正文、文献边界和引文识别同时启动。文献边界确认后即可提取字段，无须等待正文结束；正文归并后即可处理压平表格，无须等待所有文献字段结束。最终组装才汇合所需结果。</w:t>
+      </w:r>
+    </w:p>
+    <w:p>
+      <w:r>
+        <w:t>这项优化减少任务之间没有必要的等待，并保留原有内容约束与重问策略。长稿的引文识别、复杂表格及模型服务延迟仍可能成为主要耗时，系统据实显示运行阶段、耗时和缓存使用情况。</w:t>
+      </w:r>
+    </w:p>
+    <w:p>
+      <w:pPr>
+        <w:pStyle w:val="Heading2"/>
+      </w:pPr>
+      <w:r>
+        <w:t>3.5 可检查、可复现的工程实现</w:t>
+      </w:r>
+    </w:p>
+    <w:p>
+      <w:r>
+        <w:t>转换器采用 Python，网页采用 FastAPI 与原生 JavaScript；命令行和网页共用同一转换入口。大文件上传支持分片、并发传输、失败重传和完整性校验。API 凭据保留在服务端，不随提交包分发。</w:t>
+      </w:r>
+    </w:p>
+    <w:p>
+      <w:r>
+        <w:t>候选结果先生成再检查，检查覆盖 XML 良构、JATS DTD、ID 与引用、媒体格式与字节、源内容覆盖、输出来源和理解状态等方面。存在未解决事项时保留候选与问题位置，供编辑处理，不把失败变成不可追查的空文件。</w:t>
+      </w:r>
+    </w:p>
+    <w:p>
+      <w:r>
+        <w:t>模型响应按请求缓存；同版代码、配置、输入及完整响应可以重放。全新模型调用和响应重放分开验证、分开计时。项目同时提供针对性单元测试、集成测试、结构对比工具与独立内容核对脚本。</w:t>
+      </w:r>
+    </w:p>
+    <w:p>
+      <w:pPr>
+        <w:pStyle w:val="Heading1"/>
+      </w:pPr>
+      <w:r>
+        <w:t>四、编辑工作台与人机协作</w:t>
+      </w:r>
+    </w:p>
+    <w:p>
+      <w:r>
+        <w:t>编辑上传 Word 后，可在五个面板查看成品预览、原文核对、内容清单、合规检查和 XML 源文件。页面说明本次是重新识别、部分复用还是复用已有分析，使等待和结果来源可理解。</w:t>
+      </w:r>
+    </w:p>
+    <w:p>
+      <w:r>
+        <w:t>核对清单将具体问题关联到原稿摘录，并给出处理建议：文献未完全拆字段时核对完整著录；表格不能可靠分列时整理为 Word 原生表格；内容未覆盖时查看原段落的去向。正常完成的标题拆分不作为待办，减少无须处理的提示。</w:t>
+      </w:r>
+    </w:p>
+    <w:p>
+      <w:r>
+        <w:t>每项可记录“待核对”“已核对，保留当前结果”“需修改后重新转换”，填写复核人和备注。记录包含当前 XML 的文件哈希，随成果包导出，用于说明判断针对哪一版结果。人工记录不修改 XML，也不自动覆盖机器检查结论。需要修订时，在原稿 Word 中完成，再重新上传复验。</w:t>
+      </w:r>
+    </w:p>
+    <w:p>
+      <w:r>
+        <w:t>该设计将自动化难以确定的问题转为有位置、有原文、有处理结论的编辑工作，而不是要求编辑重新标注全文。当前尚未通过真实编辑用户实验量化人工耗时的节省比例。</w:t>
+      </w:r>
+    </w:p>
+    <w:p>
+      <w:pPr>
+        <w:pStyle w:val="Heading1"/>
+      </w:pPr>
+      <w:r>
+        <w:t>五、验证结果与适用范围</w:t>
+      </w:r>
+    </w:p>
+    <w:p>
+      <w:r>
+        <w:t>本次对 14 份稿件进行了逐篇全新模型调用验证：14/14 通过 JATS DTD 检查，官方 10 例均通过系统联合自动检查；4 例初赛评委测试稿中，X03 自动通过，X01、X02、X04 保留候选供核对。</w:t>
+      </w:r>
+    </w:p>
+    <w:p>
+      <w:r>
+        <w:t>逐例核对共 692 条参考文献，条目数量均与原稿一致；27 个原生 OMML 公式的完整转换文本均已保留。原稿中的 ORCID 均在输出中找到，已输出图片与 DOCX 内嵌资源字节一致，XML 引用目标无断链。</w:t>
+      </w:r>
+    </w:p>
+    <w:p>
+      <w:r>
+        <w:t>单篇冷跑耗时 38.5–339.8 秒，中位数 72.1 秒。计时包含模型调用、转换与自动检查，不含上传和人工校样时间。</w:t>
+      </w:r>
+    </w:p>
+    <w:tbl>
+      <w:tblPr>
+        <w:tblStyle w:val="LightShading-Accent1"/>
+        <w:tblW w:type="auto" w:w="0"/>
+        <w:tblLook w:firstColumn="1" w:firstRow="1" w:lastColumn="0" w:lastRow="0" w:noHBand="0" w:noVBand="1" w:val="04A0"/>
+      </w:tblPr>
+      <w:tblGrid>
+        <w:gridCol w:w="1606"/>
+        <w:gridCol w:w="1606"/>
+        <w:gridCol w:w="1606"/>
+        <w:gridCol w:w="1606"/>
+        <w:gridCol w:w="1606"/>
+        <w:gridCol w:w="1606"/>
+      </w:tblGrid>
+      <w:tr>
+        <w:trPr>
+          <w:cantSplit/>
+          <w:tblHeader/>
+        </w:trPr>
+        <w:tc>
+          <w:tcPr>
+            <w:tcW w:type="dxa" w:w="1606"/>
+          </w:tcPr>
+          <w:p>
+            <w:pPr>
+              <w:spacing w:after="60"/>
+            </w:pPr>
+            <w:r>
+              <w:rPr>
+                <w:b/>
+                <w:sz w:val="18"/>
+              </w:rPr>
+              <w:t>样例</w:t>
+            </w:r>
+          </w:p>
+        </w:tc>
+        <w:tc>
+          <w:tcPr>
+            <w:tcW w:type="dxa" w:w="1606"/>
+          </w:tcPr>
+          <w:p>
+            <w:pPr>
+              <w:spacing w:after="60"/>
+            </w:pPr>
+            <w:r>
+              <w:rPr>
+                <w:b/>
+                <w:sz w:val="18"/>
+              </w:rPr>
+              <w:t>来源</w:t>
+            </w:r>
+          </w:p>
+        </w:tc>
+        <w:tc>
+          <w:tcPr>
+            <w:tcW w:type="dxa" w:w="1606"/>
+          </w:tcPr>
+          <w:p>
+            <w:pPr>
+              <w:spacing w:after="60"/>
+            </w:pPr>
+            <w:r>
+              <w:rPr>
+                <w:b/>
+                <w:sz w:val="18"/>
+              </w:rPr>
+              <w:t>文献条数</w:t>
+            </w:r>
+          </w:p>
+        </w:tc>
+        <w:tc>
+          <w:tcPr>
+            <w:tcW w:type="dxa" w:w="1606"/>
+          </w:tcPr>
+          <w:p>
+            <w:pPr>
+              <w:spacing w:after="60"/>
+            </w:pPr>
+            <w:r>
+              <w:rPr>
+                <w:b/>
+                <w:sz w:val="18"/>
+              </w:rPr>
+              <w:t>DTD</w:t>
+            </w:r>
+          </w:p>
+        </w:tc>
+        <w:tc>
+          <w:tcPr>
+            <w:tcW w:type="dxa" w:w="1606"/>
+          </w:tcPr>
+          <w:p>
+            <w:pPr>
+              <w:spacing w:after="60"/>
+            </w:pPr>
+            <w:r>
+              <w:rPr>
+                <w:b/>
+                <w:sz w:val="18"/>
+              </w:rPr>
+              <w:t>自动检查</w:t>
+            </w:r>
+          </w:p>
+        </w:tc>
+        <w:tc>
+          <w:tcPr>
+            <w:tcW w:type="dxa" w:w="1606"/>
+          </w:tcPr>
+          <w:p>
+            <w:pPr>
+              <w:spacing w:after="60"/>
+            </w:pPr>
+            <w:r>
+              <w:rPr>
+                <w:b/>
+                <w:sz w:val="18"/>
+              </w:rPr>
+              <w:t>冷跑耗时/秒</w:t>
             </w:r>
           </w:p>
         </w:tc>
       </w:tr>
       <w:tr>
+        <w:trPr>
+          <w:cantSplit/>
+        </w:trPr>
         <w:tc>
           <w:tcPr>
-            <w:tcW w:type="dxa" w:w="2408"/>
+            <w:tcW w:type="dxa" w:w="1606"/>
           </w:tcPr>
           <w:p>
-            <w:r/>
+            <w:pPr>
+              <w:spacing w:after="60"/>
+            </w:pPr>
             <w:r>
               <w:rPr>
-                <w:rFonts w:ascii="Noto Serif CJK SC" w:hAnsi="Noto Serif CJK SC" w:eastAsia="Noto Serif CJK SC"/>
-                <w:b/>
-                <w:sz w:val="19"/>
+                <w:b w:val="0"/>
+                <w:sz w:val="18"/>
               </w:rPr>
-              <w:t>本方案：模型指路，程序搬运</w:t>
+              <w:t>01</w:t>
             </w:r>
           </w:p>
         </w:tc>
         <w:tc>
           <w:tcPr>
-            <w:tcW w:type="dxa" w:w="2408"/>
+            <w:tcW w:type="dxa" w:w="1606"/>
           </w:tcPr>
           <w:p>
-            <w:r/>
+            <w:pPr>
+              <w:spacing w:after="60"/>
+            </w:pPr>
             <w:r>
               <w:rPr>
-                <w:rFonts w:ascii="Noto Serif CJK SC" w:hAnsi="Noto Serif CJK SC" w:eastAsia="Noto Serif CJK SC"/>
-                <w:sz w:val="19"/>
+                <w:b w:val="0"/>
+                <w:sz w:val="18"/>
               </w:rPr>
-              <w:t>大模型语义判断</w:t>
+              <w:t>官方样例</w:t>
             </w:r>
           </w:p>
         </w:tc>
         <w:tc>
           <w:tcPr>
-            <w:tcW w:type="dxa" w:w="2408"/>
+            <w:tcW w:type="dxa" w:w="1606"/>
           </w:tcPr>
           <w:p>
-            <w:r/>
+            <w:pPr>
+              <w:spacing w:after="60"/>
+            </w:pPr>
             <w:r>
               <w:rPr>
-                <w:rFonts w:ascii="Noto Serif CJK SC" w:hAnsi="Noto Serif CJK SC" w:eastAsia="Noto Serif CJK SC"/>
-                <w:sz w:val="19"/>
+                <w:b w:val="0"/>
+                <w:sz w:val="18"/>
               </w:rPr>
-              <w:t>按源地址机械取回，构造性守恒</w:t>
+              <w:t>39</w:t>
             </w:r>
           </w:p>
         </w:tc>
         <w:tc>
           <w:tcPr>
-            <w:tcW w:type="dxa" w:w="2408"/>
+            <w:tcW w:type="dxa" w:w="1606"/>
           </w:tcPr>
           <w:p>
-            <w:r/>
+            <w:pPr>
+              <w:spacing w:after="60"/>
+            </w:pPr>
             <w:r>
               <w:rPr>
-                <w:rFonts w:ascii="Noto Serif CJK SC" w:hAnsi="Noto Serif CJK SC" w:eastAsia="Noto Serif CJK SC"/>
-                <w:sz w:val="19"/>
+                <w:b w:val="0"/>
+                <w:sz w:val="18"/>
               </w:rPr>
-              <w:t>两者兼得</w:t>
+              <w:t>通过</w:t>
+            </w:r>
+          </w:p>
+        </w:tc>
+        <w:tc>
+          <w:tcPr>
+            <w:tcW w:type="dxa" w:w="1606"/>
+          </w:tcPr>
+          <w:p>
+            <w:pPr>
+              <w:spacing w:after="60"/>
+            </w:pPr>
+            <w:r>
+              <w:rPr>
+                <w:b w:val="0"/>
+                <w:sz w:val="18"/>
+              </w:rPr>
+              <w:t>通过</w:t>
+            </w:r>
+          </w:p>
+        </w:tc>
+        <w:tc>
+          <w:tcPr>
+            <w:tcW w:type="dxa" w:w="1606"/>
+          </w:tcPr>
+          <w:p>
+            <w:pPr>
+              <w:spacing w:after="60"/>
+            </w:pPr>
+            <w:r>
+              <w:rPr>
+                <w:b w:val="0"/>
+                <w:sz w:val="18"/>
+              </w:rPr>
+              <w:t>95.3</w:t>
+            </w:r>
+          </w:p>
+        </w:tc>
+      </w:tr>
+      <w:tr>
+        <w:trPr>
+          <w:cantSplit/>
+        </w:trPr>
+        <w:tc>
+          <w:tcPr>
+            <w:tcW w:type="dxa" w:w="1606"/>
+          </w:tcPr>
+          <w:p>
+            <w:pPr>
+              <w:spacing w:after="60"/>
+            </w:pPr>
+            <w:r>
+              <w:rPr>
+                <w:b w:val="0"/>
+                <w:sz w:val="18"/>
+              </w:rPr>
+              <w:t>02</w:t>
+            </w:r>
+          </w:p>
+        </w:tc>
+        <w:tc>
+          <w:tcPr>
+            <w:tcW w:type="dxa" w:w="1606"/>
+          </w:tcPr>
+          <w:p>
+            <w:pPr>
+              <w:spacing w:after="60"/>
+            </w:pPr>
+            <w:r>
+              <w:rPr>
+                <w:b w:val="0"/>
+                <w:sz w:val="18"/>
+              </w:rPr>
+              <w:t>官方样例</w:t>
+            </w:r>
+          </w:p>
+        </w:tc>
+        <w:tc>
+          <w:tcPr>
+            <w:tcW w:type="dxa" w:w="1606"/>
+          </w:tcPr>
+          <w:p>
+            <w:pPr>
+              <w:spacing w:after="60"/>
+            </w:pPr>
+            <w:r>
+              <w:rPr>
+                <w:b w:val="0"/>
+                <w:sz w:val="18"/>
+              </w:rPr>
+              <w:t>69</w:t>
+            </w:r>
+          </w:p>
+        </w:tc>
+        <w:tc>
+          <w:tcPr>
+            <w:tcW w:type="dxa" w:w="1606"/>
+          </w:tcPr>
+          <w:p>
+            <w:pPr>
+              <w:spacing w:after="60"/>
+            </w:pPr>
+            <w:r>
+              <w:rPr>
+                <w:b w:val="0"/>
+                <w:sz w:val="18"/>
+              </w:rPr>
+              <w:t>通过</w:t>
+            </w:r>
+          </w:p>
+        </w:tc>
+        <w:tc>
+          <w:tcPr>
+            <w:tcW w:type="dxa" w:w="1606"/>
+          </w:tcPr>
+          <w:p>
+            <w:pPr>
+              <w:spacing w:after="60"/>
+            </w:pPr>
+            <w:r>
+              <w:rPr>
+                <w:b w:val="0"/>
+                <w:sz w:val="18"/>
+              </w:rPr>
+              <w:t>通过</w:t>
+            </w:r>
+          </w:p>
+        </w:tc>
+        <w:tc>
+          <w:tcPr>
+            <w:tcW w:type="dxa" w:w="1606"/>
+          </w:tcPr>
+          <w:p>
+            <w:pPr>
+              <w:spacing w:after="60"/>
+            </w:pPr>
+            <w:r>
+              <w:rPr>
+                <w:b w:val="0"/>
+                <w:sz w:val="18"/>
+              </w:rPr>
+              <w:t>127.7</w:t>
+            </w:r>
+          </w:p>
+        </w:tc>
+      </w:tr>
+      <w:tr>
+        <w:trPr>
+          <w:cantSplit/>
+        </w:trPr>
+        <w:tc>
+          <w:tcPr>
+            <w:tcW w:type="dxa" w:w="1606"/>
+          </w:tcPr>
+          <w:p>
+            <w:pPr>
+              <w:spacing w:after="60"/>
+            </w:pPr>
+            <w:r>
+              <w:rPr>
+                <w:b w:val="0"/>
+                <w:sz w:val="18"/>
+              </w:rPr>
+              <w:t>03</w:t>
+            </w:r>
+          </w:p>
+        </w:tc>
+        <w:tc>
+          <w:tcPr>
+            <w:tcW w:type="dxa" w:w="1606"/>
+          </w:tcPr>
+          <w:p>
+            <w:pPr>
+              <w:spacing w:after="60"/>
+            </w:pPr>
+            <w:r>
+              <w:rPr>
+                <w:b w:val="0"/>
+                <w:sz w:val="18"/>
+              </w:rPr>
+              <w:t>官方样例</w:t>
+            </w:r>
+          </w:p>
+        </w:tc>
+        <w:tc>
+          <w:tcPr>
+            <w:tcW w:type="dxa" w:w="1606"/>
+          </w:tcPr>
+          <w:p>
+            <w:pPr>
+              <w:spacing w:after="60"/>
+            </w:pPr>
+            <w:r>
+              <w:rPr>
+                <w:b w:val="0"/>
+                <w:sz w:val="18"/>
+              </w:rPr>
+              <w:t>56</w:t>
+            </w:r>
+          </w:p>
+        </w:tc>
+        <w:tc>
+          <w:tcPr>
+            <w:tcW w:type="dxa" w:w="1606"/>
+          </w:tcPr>
+          <w:p>
+            <w:pPr>
+              <w:spacing w:after="60"/>
+            </w:pPr>
+            <w:r>
+              <w:rPr>
+                <w:b w:val="0"/>
+                <w:sz w:val="18"/>
+              </w:rPr>
+              <w:t>通过</w:t>
+            </w:r>
+          </w:p>
+        </w:tc>
+        <w:tc>
+          <w:tcPr>
+            <w:tcW w:type="dxa" w:w="1606"/>
+          </w:tcPr>
+          <w:p>
+            <w:pPr>
+              <w:spacing w:after="60"/>
+            </w:pPr>
+            <w:r>
+              <w:rPr>
+                <w:b w:val="0"/>
+                <w:sz w:val="18"/>
+              </w:rPr>
+              <w:t>通过</w:t>
+            </w:r>
+          </w:p>
+        </w:tc>
+        <w:tc>
+          <w:tcPr>
+            <w:tcW w:type="dxa" w:w="1606"/>
+          </w:tcPr>
+          <w:p>
+            <w:pPr>
+              <w:spacing w:after="60"/>
+            </w:pPr>
+            <w:r>
+              <w:rPr>
+                <w:b w:val="0"/>
+                <w:sz w:val="18"/>
+              </w:rPr>
+              <w:t>75.9</w:t>
+            </w:r>
+          </w:p>
+        </w:tc>
+      </w:tr>
+      <w:tr>
+        <w:trPr>
+          <w:cantSplit/>
+        </w:trPr>
+        <w:tc>
+          <w:tcPr>
+            <w:tcW w:type="dxa" w:w="1606"/>
+          </w:tcPr>
+          <w:p>
+            <w:pPr>
+              <w:spacing w:after="60"/>
+            </w:pPr>
+            <w:r>
+              <w:rPr>
+                <w:b w:val="0"/>
+                <w:sz w:val="18"/>
+              </w:rPr>
+              <w:t>04</w:t>
+            </w:r>
+          </w:p>
+        </w:tc>
+        <w:tc>
+          <w:tcPr>
+            <w:tcW w:type="dxa" w:w="1606"/>
+          </w:tcPr>
+          <w:p>
+            <w:pPr>
+              <w:spacing w:after="60"/>
+            </w:pPr>
+            <w:r>
+              <w:rPr>
+                <w:b w:val="0"/>
+                <w:sz w:val="18"/>
+              </w:rPr>
+              <w:t>官方样例</w:t>
+            </w:r>
+          </w:p>
+        </w:tc>
+        <w:tc>
+          <w:tcPr>
+            <w:tcW w:type="dxa" w:w="1606"/>
+          </w:tcPr>
+          <w:p>
+            <w:pPr>
+              <w:spacing w:after="60"/>
+            </w:pPr>
+            <w:r>
+              <w:rPr>
+                <w:b w:val="0"/>
+                <w:sz w:val="18"/>
+              </w:rPr>
+              <w:t>145</w:t>
+            </w:r>
+          </w:p>
+        </w:tc>
+        <w:tc>
+          <w:tcPr>
+            <w:tcW w:type="dxa" w:w="1606"/>
+          </w:tcPr>
+          <w:p>
+            <w:pPr>
+              <w:spacing w:after="60"/>
+            </w:pPr>
+            <w:r>
+              <w:rPr>
+                <w:b w:val="0"/>
+                <w:sz w:val="18"/>
+              </w:rPr>
+              <w:t>通过</w:t>
+            </w:r>
+          </w:p>
+        </w:tc>
+        <w:tc>
+          <w:tcPr>
+            <w:tcW w:type="dxa" w:w="1606"/>
+          </w:tcPr>
+          <w:p>
+            <w:pPr>
+              <w:spacing w:after="60"/>
+            </w:pPr>
+            <w:r>
+              <w:rPr>
+                <w:b w:val="0"/>
+                <w:sz w:val="18"/>
+              </w:rPr>
+              <w:t>通过</w:t>
+            </w:r>
+          </w:p>
+        </w:tc>
+        <w:tc>
+          <w:tcPr>
+            <w:tcW w:type="dxa" w:w="1606"/>
+          </w:tcPr>
+          <w:p>
+            <w:pPr>
+              <w:spacing w:after="60"/>
+            </w:pPr>
+            <w:r>
+              <w:rPr>
+                <w:b w:val="0"/>
+                <w:sz w:val="18"/>
+              </w:rPr>
+              <w:t>339.8</w:t>
+            </w:r>
+          </w:p>
+        </w:tc>
+      </w:tr>
+      <w:tr>
+        <w:trPr>
+          <w:cantSplit/>
+        </w:trPr>
+        <w:tc>
+          <w:tcPr>
+            <w:tcW w:type="dxa" w:w="1606"/>
+          </w:tcPr>
+          <w:p>
+            <w:pPr>
+              <w:spacing w:after="60"/>
+            </w:pPr>
+            <w:r>
+              <w:rPr>
+                <w:b w:val="0"/>
+                <w:sz w:val="18"/>
+              </w:rPr>
+              <w:t>05</w:t>
+            </w:r>
+          </w:p>
+        </w:tc>
+        <w:tc>
+          <w:tcPr>
+            <w:tcW w:type="dxa" w:w="1606"/>
+          </w:tcPr>
+          <w:p>
+            <w:pPr>
+              <w:spacing w:after="60"/>
+            </w:pPr>
+            <w:r>
+              <w:rPr>
+                <w:b w:val="0"/>
+                <w:sz w:val="18"/>
+              </w:rPr>
+              <w:t>官方样例</w:t>
+            </w:r>
+          </w:p>
+        </w:tc>
+        <w:tc>
+          <w:tcPr>
+            <w:tcW w:type="dxa" w:w="1606"/>
+          </w:tcPr>
+          <w:p>
+            <w:pPr>
+              <w:spacing w:after="60"/>
+            </w:pPr>
+            <w:r>
+              <w:rPr>
+                <w:b w:val="0"/>
+                <w:sz w:val="18"/>
+              </w:rPr>
+              <w:t>27</w:t>
+            </w:r>
+          </w:p>
+        </w:tc>
+        <w:tc>
+          <w:tcPr>
+            <w:tcW w:type="dxa" w:w="1606"/>
+          </w:tcPr>
+          <w:p>
+            <w:pPr>
+              <w:spacing w:after="60"/>
+            </w:pPr>
+            <w:r>
+              <w:rPr>
+                <w:b w:val="0"/>
+                <w:sz w:val="18"/>
+              </w:rPr>
+              <w:t>通过</w:t>
+            </w:r>
+          </w:p>
+        </w:tc>
+        <w:tc>
+          <w:tcPr>
+            <w:tcW w:type="dxa" w:w="1606"/>
+          </w:tcPr>
+          <w:p>
+            <w:pPr>
+              <w:spacing w:after="60"/>
+            </w:pPr>
+            <w:r>
+              <w:rPr>
+                <w:b w:val="0"/>
+                <w:sz w:val="18"/>
+              </w:rPr>
+              <w:t>通过</w:t>
+            </w:r>
+          </w:p>
+        </w:tc>
+        <w:tc>
+          <w:tcPr>
+            <w:tcW w:type="dxa" w:w="1606"/>
+          </w:tcPr>
+          <w:p>
+            <w:pPr>
+              <w:spacing w:after="60"/>
+            </w:pPr>
+            <w:r>
+              <w:rPr>
+                <w:b w:val="0"/>
+                <w:sz w:val="18"/>
+              </w:rPr>
+              <w:t>197.7</w:t>
+            </w:r>
+          </w:p>
+        </w:tc>
+      </w:tr>
+      <w:tr>
+        <w:trPr>
+          <w:cantSplit/>
+        </w:trPr>
+        <w:tc>
+          <w:tcPr>
+            <w:tcW w:type="dxa" w:w="1606"/>
+          </w:tcPr>
+          <w:p>
+            <w:pPr>
+              <w:spacing w:after="60"/>
+            </w:pPr>
+            <w:r>
+              <w:rPr>
+                <w:b w:val="0"/>
+                <w:sz w:val="18"/>
+              </w:rPr>
+              <w:t>S01</w:t>
+            </w:r>
+          </w:p>
+        </w:tc>
+        <w:tc>
+          <w:tcPr>
+            <w:tcW w:type="dxa" w:w="1606"/>
+          </w:tcPr>
+          <w:p>
+            <w:pPr>
+              <w:spacing w:after="60"/>
+            </w:pPr>
+            <w:r>
+              <w:rPr>
+                <w:b w:val="0"/>
+                <w:sz w:val="18"/>
+              </w:rPr>
+              <w:t>官方样例</w:t>
+            </w:r>
+          </w:p>
+        </w:tc>
+        <w:tc>
+          <w:tcPr>
+            <w:tcW w:type="dxa" w:w="1606"/>
+          </w:tcPr>
+          <w:p>
+            <w:pPr>
+              <w:spacing w:after="60"/>
+            </w:pPr>
+            <w:r>
+              <w:rPr>
+                <w:b w:val="0"/>
+                <w:sz w:val="18"/>
+              </w:rPr>
+              <w:t>30</w:t>
+            </w:r>
+          </w:p>
+        </w:tc>
+        <w:tc>
+          <w:tcPr>
+            <w:tcW w:type="dxa" w:w="1606"/>
+          </w:tcPr>
+          <w:p>
+            <w:pPr>
+              <w:spacing w:after="60"/>
+            </w:pPr>
+            <w:r>
+              <w:rPr>
+                <w:b w:val="0"/>
+                <w:sz w:val="18"/>
+              </w:rPr>
+              <w:t>通过</w:t>
+            </w:r>
+          </w:p>
+        </w:tc>
+        <w:tc>
+          <w:tcPr>
+            <w:tcW w:type="dxa" w:w="1606"/>
+          </w:tcPr>
+          <w:p>
+            <w:pPr>
+              <w:spacing w:after="60"/>
+            </w:pPr>
+            <w:r>
+              <w:rPr>
+                <w:b w:val="0"/>
+                <w:sz w:val="18"/>
+              </w:rPr>
+              <w:t>通过</w:t>
+            </w:r>
+          </w:p>
+        </w:tc>
+        <w:tc>
+          <w:tcPr>
+            <w:tcW w:type="dxa" w:w="1606"/>
+          </w:tcPr>
+          <w:p>
+            <w:pPr>
+              <w:spacing w:after="60"/>
+            </w:pPr>
+            <w:r>
+              <w:rPr>
+                <w:b w:val="0"/>
+                <w:sz w:val="18"/>
+              </w:rPr>
+              <w:t>44.9</w:t>
+            </w:r>
+          </w:p>
+        </w:tc>
+      </w:tr>
+      <w:tr>
+        <w:trPr>
+          <w:cantSplit/>
+        </w:trPr>
+        <w:tc>
+          <w:tcPr>
+            <w:tcW w:type="dxa" w:w="1606"/>
+          </w:tcPr>
+          <w:p>
+            <w:pPr>
+              <w:spacing w:after="60"/>
+            </w:pPr>
+            <w:r>
+              <w:rPr>
+                <w:b w:val="0"/>
+                <w:sz w:val="18"/>
+              </w:rPr>
+              <w:t>S02</w:t>
+            </w:r>
+          </w:p>
+        </w:tc>
+        <w:tc>
+          <w:tcPr>
+            <w:tcW w:type="dxa" w:w="1606"/>
+          </w:tcPr>
+          <w:p>
+            <w:pPr>
+              <w:spacing w:after="60"/>
+            </w:pPr>
+            <w:r>
+              <w:rPr>
+                <w:b w:val="0"/>
+                <w:sz w:val="18"/>
+              </w:rPr>
+              <w:t>官方样例</w:t>
+            </w:r>
+          </w:p>
+        </w:tc>
+        <w:tc>
+          <w:tcPr>
+            <w:tcW w:type="dxa" w:w="1606"/>
+          </w:tcPr>
+          <w:p>
+            <w:pPr>
+              <w:spacing w:after="60"/>
+            </w:pPr>
+            <w:r>
+              <w:rPr>
+                <w:b w:val="0"/>
+                <w:sz w:val="18"/>
+              </w:rPr>
+              <w:t>50</w:t>
+            </w:r>
+          </w:p>
+        </w:tc>
+        <w:tc>
+          <w:tcPr>
+            <w:tcW w:type="dxa" w:w="1606"/>
+          </w:tcPr>
+          <w:p>
+            <w:pPr>
+              <w:spacing w:after="60"/>
+            </w:pPr>
+            <w:r>
+              <w:rPr>
+                <w:b w:val="0"/>
+                <w:sz w:val="18"/>
+              </w:rPr>
+              <w:t>通过</w:t>
+            </w:r>
+          </w:p>
+        </w:tc>
+        <w:tc>
+          <w:tcPr>
+            <w:tcW w:type="dxa" w:w="1606"/>
+          </w:tcPr>
+          <w:p>
+            <w:pPr>
+              <w:spacing w:after="60"/>
+            </w:pPr>
+            <w:r>
+              <w:rPr>
+                <w:b w:val="0"/>
+                <w:sz w:val="18"/>
+              </w:rPr>
+              <w:t>通过</w:t>
+            </w:r>
+          </w:p>
+        </w:tc>
+        <w:tc>
+          <w:tcPr>
+            <w:tcW w:type="dxa" w:w="1606"/>
+          </w:tcPr>
+          <w:p>
+            <w:pPr>
+              <w:spacing w:after="60"/>
+            </w:pPr>
+            <w:r>
+              <w:rPr>
+                <w:b w:val="0"/>
+                <w:sz w:val="18"/>
+              </w:rPr>
+              <w:t>88.7</w:t>
+            </w:r>
+          </w:p>
+        </w:tc>
+      </w:tr>
+      <w:tr>
+        <w:trPr>
+          <w:cantSplit/>
+        </w:trPr>
+        <w:tc>
+          <w:tcPr>
+            <w:tcW w:type="dxa" w:w="1606"/>
+          </w:tcPr>
+          <w:p>
+            <w:pPr>
+              <w:spacing w:after="60"/>
+            </w:pPr>
+            <w:r>
+              <w:rPr>
+                <w:b w:val="0"/>
+                <w:sz w:val="18"/>
+              </w:rPr>
+              <w:t>S03</w:t>
+            </w:r>
+          </w:p>
+        </w:tc>
+        <w:tc>
+          <w:tcPr>
+            <w:tcW w:type="dxa" w:w="1606"/>
+          </w:tcPr>
+          <w:p>
+            <w:pPr>
+              <w:spacing w:after="60"/>
+            </w:pPr>
+            <w:r>
+              <w:rPr>
+                <w:b w:val="0"/>
+                <w:sz w:val="18"/>
+              </w:rPr>
+              <w:t>官方样例</w:t>
+            </w:r>
+          </w:p>
+        </w:tc>
+        <w:tc>
+          <w:tcPr>
+            <w:tcW w:type="dxa" w:w="1606"/>
+          </w:tcPr>
+          <w:p>
+            <w:pPr>
+              <w:spacing w:after="60"/>
+            </w:pPr>
+            <w:r>
+              <w:rPr>
+                <w:b w:val="0"/>
+                <w:sz w:val="18"/>
+              </w:rPr>
+              <w:t>22</w:t>
+            </w:r>
+          </w:p>
+        </w:tc>
+        <w:tc>
+          <w:tcPr>
+            <w:tcW w:type="dxa" w:w="1606"/>
+          </w:tcPr>
+          <w:p>
+            <w:pPr>
+              <w:spacing w:after="60"/>
+            </w:pPr>
+            <w:r>
+              <w:rPr>
+                <w:b w:val="0"/>
+                <w:sz w:val="18"/>
+              </w:rPr>
+              <w:t>通过</w:t>
+            </w:r>
+          </w:p>
+        </w:tc>
+        <w:tc>
+          <w:tcPr>
+            <w:tcW w:type="dxa" w:w="1606"/>
+          </w:tcPr>
+          <w:p>
+            <w:pPr>
+              <w:spacing w:after="60"/>
+            </w:pPr>
+            <w:r>
+              <w:rPr>
+                <w:b w:val="0"/>
+                <w:sz w:val="18"/>
+              </w:rPr>
+              <w:t>通过</w:t>
+            </w:r>
+          </w:p>
+        </w:tc>
+        <w:tc>
+          <w:tcPr>
+            <w:tcW w:type="dxa" w:w="1606"/>
+          </w:tcPr>
+          <w:p>
+            <w:pPr>
+              <w:spacing w:after="60"/>
+            </w:pPr>
+            <w:r>
+              <w:rPr>
+                <w:b w:val="0"/>
+                <w:sz w:val="18"/>
+              </w:rPr>
+              <w:t>38.5</w:t>
+            </w:r>
+          </w:p>
+        </w:tc>
+      </w:tr>
+      <w:tr>
+        <w:trPr>
+          <w:cantSplit/>
+        </w:trPr>
+        <w:tc>
+          <w:tcPr>
+            <w:tcW w:type="dxa" w:w="1606"/>
+          </w:tcPr>
+          <w:p>
+            <w:pPr>
+              <w:spacing w:after="60"/>
+            </w:pPr>
+            <w:r>
+              <w:rPr>
+                <w:b w:val="0"/>
+                <w:sz w:val="18"/>
+              </w:rPr>
+              <w:t>S04</w:t>
+            </w:r>
+          </w:p>
+        </w:tc>
+        <w:tc>
+          <w:tcPr>
+            <w:tcW w:type="dxa" w:w="1606"/>
+          </w:tcPr>
+          <w:p>
+            <w:pPr>
+              <w:spacing w:after="60"/>
+            </w:pPr>
+            <w:r>
+              <w:rPr>
+                <w:b w:val="0"/>
+                <w:sz w:val="18"/>
+              </w:rPr>
+              <w:t>官方样例</w:t>
+            </w:r>
+          </w:p>
+        </w:tc>
+        <w:tc>
+          <w:tcPr>
+            <w:tcW w:type="dxa" w:w="1606"/>
+          </w:tcPr>
+          <w:p>
+            <w:pPr>
+              <w:spacing w:after="60"/>
+            </w:pPr>
+            <w:r>
+              <w:rPr>
+                <w:b w:val="0"/>
+                <w:sz w:val="18"/>
+              </w:rPr>
+              <w:t>41</w:t>
+            </w:r>
+          </w:p>
+        </w:tc>
+        <w:tc>
+          <w:tcPr>
+            <w:tcW w:type="dxa" w:w="1606"/>
+          </w:tcPr>
+          <w:p>
+            <w:pPr>
+              <w:spacing w:after="60"/>
+            </w:pPr>
+            <w:r>
+              <w:rPr>
+                <w:b w:val="0"/>
+                <w:sz w:val="18"/>
+              </w:rPr>
+              <w:t>通过</w:t>
+            </w:r>
+          </w:p>
+        </w:tc>
+        <w:tc>
+          <w:tcPr>
+            <w:tcW w:type="dxa" w:w="1606"/>
+          </w:tcPr>
+          <w:p>
+            <w:pPr>
+              <w:spacing w:after="60"/>
+            </w:pPr>
+            <w:r>
+              <w:rPr>
+                <w:b w:val="0"/>
+                <w:sz w:val="18"/>
+              </w:rPr>
+              <w:t>通过</w:t>
+            </w:r>
+          </w:p>
+        </w:tc>
+        <w:tc>
+          <w:tcPr>
+            <w:tcW w:type="dxa" w:w="1606"/>
+          </w:tcPr>
+          <w:p>
+            <w:pPr>
+              <w:spacing w:after="60"/>
+            </w:pPr>
+            <w:r>
+              <w:rPr>
+                <w:b w:val="0"/>
+                <w:sz w:val="18"/>
+              </w:rPr>
+              <w:t>62.4</w:t>
+            </w:r>
+          </w:p>
+        </w:tc>
+      </w:tr>
+      <w:tr>
+        <w:trPr>
+          <w:cantSplit/>
+        </w:trPr>
+        <w:tc>
+          <w:tcPr>
+            <w:tcW w:type="dxa" w:w="1606"/>
+          </w:tcPr>
+          <w:p>
+            <w:pPr>
+              <w:spacing w:after="60"/>
+            </w:pPr>
+            <w:r>
+              <w:rPr>
+                <w:b w:val="0"/>
+                <w:sz w:val="18"/>
+              </w:rPr>
+              <w:t>S05</w:t>
+            </w:r>
+          </w:p>
+        </w:tc>
+        <w:tc>
+          <w:tcPr>
+            <w:tcW w:type="dxa" w:w="1606"/>
+          </w:tcPr>
+          <w:p>
+            <w:pPr>
+              <w:spacing w:after="60"/>
+            </w:pPr>
+            <w:r>
+              <w:rPr>
+                <w:b w:val="0"/>
+                <w:sz w:val="18"/>
+              </w:rPr>
+              <w:t>官方样例</w:t>
+            </w:r>
+          </w:p>
+        </w:tc>
+        <w:tc>
+          <w:tcPr>
+            <w:tcW w:type="dxa" w:w="1606"/>
+          </w:tcPr>
+          <w:p>
+            <w:pPr>
+              <w:spacing w:after="60"/>
+            </w:pPr>
+            <w:r>
+              <w:rPr>
+                <w:b w:val="0"/>
+                <w:sz w:val="18"/>
+              </w:rPr>
+              <w:t>46</w:t>
+            </w:r>
+          </w:p>
+        </w:tc>
+        <w:tc>
+          <w:tcPr>
+            <w:tcW w:type="dxa" w:w="1606"/>
+          </w:tcPr>
+          <w:p>
+            <w:pPr>
+              <w:spacing w:after="60"/>
+            </w:pPr>
+            <w:r>
+              <w:rPr>
+                <w:b w:val="0"/>
+                <w:sz w:val="18"/>
+              </w:rPr>
+              <w:t>通过</w:t>
+            </w:r>
+          </w:p>
+        </w:tc>
+        <w:tc>
+          <w:tcPr>
+            <w:tcW w:type="dxa" w:w="1606"/>
+          </w:tcPr>
+          <w:p>
+            <w:pPr>
+              <w:spacing w:after="60"/>
+            </w:pPr>
+            <w:r>
+              <w:rPr>
+                <w:b w:val="0"/>
+                <w:sz w:val="18"/>
+              </w:rPr>
+              <w:t>通过</w:t>
+            </w:r>
+          </w:p>
+        </w:tc>
+        <w:tc>
+          <w:tcPr>
+            <w:tcW w:type="dxa" w:w="1606"/>
+          </w:tcPr>
+          <w:p>
+            <w:pPr>
+              <w:spacing w:after="60"/>
+            </w:pPr>
+            <w:r>
+              <w:rPr>
+                <w:b w:val="0"/>
+                <w:sz w:val="18"/>
+              </w:rPr>
+              <w:t>68.3</w:t>
+            </w:r>
+          </w:p>
+        </w:tc>
+      </w:tr>
+      <w:tr>
+        <w:trPr>
+          <w:cantSplit/>
+        </w:trPr>
+        <w:tc>
+          <w:tcPr>
+            <w:tcW w:type="dxa" w:w="1606"/>
+          </w:tcPr>
+          <w:p>
+            <w:pPr>
+              <w:spacing w:after="60"/>
+            </w:pPr>
+            <w:r>
+              <w:rPr>
+                <w:b w:val="0"/>
+                <w:sz w:val="18"/>
+              </w:rPr>
+              <w:t>X01</w:t>
+            </w:r>
+          </w:p>
+        </w:tc>
+        <w:tc>
+          <w:tcPr>
+            <w:tcW w:type="dxa" w:w="1606"/>
+          </w:tcPr>
+          <w:p>
+            <w:pPr>
+              <w:spacing w:after="60"/>
+            </w:pPr>
+            <w:r>
+              <w:rPr>
+                <w:b w:val="0"/>
+                <w:sz w:val="18"/>
+              </w:rPr>
+              <w:t>初赛评委</w:t>
+            </w:r>
+          </w:p>
+        </w:tc>
+        <w:tc>
+          <w:tcPr>
+            <w:tcW w:type="dxa" w:w="1606"/>
+          </w:tcPr>
+          <w:p>
+            <w:pPr>
+              <w:spacing w:after="60"/>
+            </w:pPr>
+            <w:r>
+              <w:rPr>
+                <w:b w:val="0"/>
+                <w:sz w:val="18"/>
+              </w:rPr>
+              <w:t>30</w:t>
+            </w:r>
+          </w:p>
+        </w:tc>
+        <w:tc>
+          <w:tcPr>
+            <w:tcW w:type="dxa" w:w="1606"/>
+          </w:tcPr>
+          <w:p>
+            <w:pPr>
+              <w:spacing w:after="60"/>
+            </w:pPr>
+            <w:r>
+              <w:rPr>
+                <w:b w:val="0"/>
+                <w:sz w:val="18"/>
+              </w:rPr>
+              <w:t>通过</w:t>
+            </w:r>
+          </w:p>
+        </w:tc>
+        <w:tc>
+          <w:tcPr>
+            <w:tcW w:type="dxa" w:w="1606"/>
+          </w:tcPr>
+          <w:p>
+            <w:pPr>
+              <w:spacing w:after="60"/>
+            </w:pPr>
+            <w:r>
+              <w:rPr>
+                <w:b w:val="0"/>
+                <w:sz w:val="18"/>
+              </w:rPr>
+              <w:t>待核对</w:t>
+            </w:r>
+          </w:p>
+        </w:tc>
+        <w:tc>
+          <w:tcPr>
+            <w:tcW w:type="dxa" w:w="1606"/>
+          </w:tcPr>
+          <w:p>
+            <w:pPr>
+              <w:spacing w:after="60"/>
+            </w:pPr>
+            <w:r>
+              <w:rPr>
+                <w:b w:val="0"/>
+                <w:sz w:val="18"/>
+              </w:rPr>
+              <w:t>49.3</w:t>
+            </w:r>
+          </w:p>
+        </w:tc>
+      </w:tr>
+      <w:tr>
+        <w:trPr>
+          <w:cantSplit/>
+        </w:trPr>
+        <w:tc>
+          <w:tcPr>
+            <w:tcW w:type="dxa" w:w="1606"/>
+          </w:tcPr>
+          <w:p>
+            <w:pPr>
+              <w:spacing w:after="60"/>
+            </w:pPr>
+            <w:r>
+              <w:rPr>
+                <w:b w:val="0"/>
+                <w:sz w:val="18"/>
+              </w:rPr>
+              <w:t>X02</w:t>
+            </w:r>
+          </w:p>
+        </w:tc>
+        <w:tc>
+          <w:tcPr>
+            <w:tcW w:type="dxa" w:w="1606"/>
+          </w:tcPr>
+          <w:p>
+            <w:pPr>
+              <w:spacing w:after="60"/>
+            </w:pPr>
+            <w:r>
+              <w:rPr>
+                <w:b w:val="0"/>
+                <w:sz w:val="18"/>
+              </w:rPr>
+              <w:t>初赛评委</w:t>
+            </w:r>
+          </w:p>
+        </w:tc>
+        <w:tc>
+          <w:tcPr>
+            <w:tcW w:type="dxa" w:w="1606"/>
+          </w:tcPr>
+          <w:p>
+            <w:pPr>
+              <w:spacing w:after="60"/>
+            </w:pPr>
+            <w:r>
+              <w:rPr>
+                <w:b w:val="0"/>
+                <w:sz w:val="18"/>
+              </w:rPr>
+              <w:t>32</w:t>
+            </w:r>
+          </w:p>
+        </w:tc>
+        <w:tc>
+          <w:tcPr>
+            <w:tcW w:type="dxa" w:w="1606"/>
+          </w:tcPr>
+          <w:p>
+            <w:pPr>
+              <w:spacing w:after="60"/>
+            </w:pPr>
+            <w:r>
+              <w:rPr>
+                <w:b w:val="0"/>
+                <w:sz w:val="18"/>
+              </w:rPr>
+              <w:t>通过</w:t>
+            </w:r>
+          </w:p>
+        </w:tc>
+        <w:tc>
+          <w:tcPr>
+            <w:tcW w:type="dxa" w:w="1606"/>
+          </w:tcPr>
+          <w:p>
+            <w:pPr>
+              <w:spacing w:after="60"/>
+            </w:pPr>
+            <w:r>
+              <w:rPr>
+                <w:b w:val="0"/>
+                <w:sz w:val="18"/>
+              </w:rPr>
+              <w:t>待核对</w:t>
+            </w:r>
+          </w:p>
+        </w:tc>
+        <w:tc>
+          <w:tcPr>
+            <w:tcW w:type="dxa" w:w="1606"/>
+          </w:tcPr>
+          <w:p>
+            <w:pPr>
+              <w:spacing w:after="60"/>
+            </w:pPr>
+            <w:r>
+              <w:rPr>
+                <w:b w:val="0"/>
+                <w:sz w:val="18"/>
+              </w:rPr>
+              <w:t>49.5</w:t>
+            </w:r>
+          </w:p>
+        </w:tc>
+      </w:tr>
+      <w:tr>
+        <w:trPr>
+          <w:cantSplit/>
+        </w:trPr>
+        <w:tc>
+          <w:tcPr>
+            <w:tcW w:type="dxa" w:w="1606"/>
+          </w:tcPr>
+          <w:p>
+            <w:pPr>
+              <w:spacing w:after="60"/>
+            </w:pPr>
+            <w:r>
+              <w:rPr>
+                <w:b w:val="0"/>
+                <w:sz w:val="18"/>
+              </w:rPr>
+              <w:t>X03</w:t>
+            </w:r>
+          </w:p>
+        </w:tc>
+        <w:tc>
+          <w:tcPr>
+            <w:tcW w:type="dxa" w:w="1606"/>
+          </w:tcPr>
+          <w:p>
+            <w:pPr>
+              <w:spacing w:after="60"/>
+            </w:pPr>
+            <w:r>
+              <w:rPr>
+                <w:b w:val="0"/>
+                <w:sz w:val="18"/>
+              </w:rPr>
+              <w:t>初赛评委</w:t>
+            </w:r>
+          </w:p>
+        </w:tc>
+        <w:tc>
+          <w:tcPr>
+            <w:tcW w:type="dxa" w:w="1606"/>
+          </w:tcPr>
+          <w:p>
+            <w:pPr>
+              <w:spacing w:after="60"/>
+            </w:pPr>
+            <w:r>
+              <w:rPr>
+                <w:b w:val="0"/>
+                <w:sz w:val="18"/>
+              </w:rPr>
+              <w:t>35</w:t>
+            </w:r>
+          </w:p>
+        </w:tc>
+        <w:tc>
+          <w:tcPr>
+            <w:tcW w:type="dxa" w:w="1606"/>
+          </w:tcPr>
+          <w:p>
+            <w:pPr>
+              <w:spacing w:after="60"/>
+            </w:pPr>
+            <w:r>
+              <w:rPr>
+                <w:b w:val="0"/>
+                <w:sz w:val="18"/>
+              </w:rPr>
+              <w:t>通过</w:t>
+            </w:r>
+          </w:p>
+        </w:tc>
+        <w:tc>
+          <w:tcPr>
+            <w:tcW w:type="dxa" w:w="1606"/>
+          </w:tcPr>
+          <w:p>
+            <w:pPr>
+              <w:spacing w:after="60"/>
+            </w:pPr>
+            <w:r>
+              <w:rPr>
+                <w:b w:val="0"/>
+                <w:sz w:val="18"/>
+              </w:rPr>
+              <w:t>通过</w:t>
+            </w:r>
+          </w:p>
+        </w:tc>
+        <w:tc>
+          <w:tcPr>
+            <w:tcW w:type="dxa" w:w="1606"/>
+          </w:tcPr>
+          <w:p>
+            <w:pPr>
+              <w:spacing w:after="60"/>
+            </w:pPr>
+            <w:r>
+              <w:rPr>
+                <w:b w:val="0"/>
+                <w:sz w:val="18"/>
+              </w:rPr>
+              <w:t>47.7</w:t>
+            </w:r>
+          </w:p>
+        </w:tc>
+      </w:tr>
+      <w:tr>
+        <w:trPr>
+          <w:cantSplit/>
+        </w:trPr>
+        <w:tc>
+          <w:tcPr>
+            <w:tcW w:type="dxa" w:w="1606"/>
+          </w:tcPr>
+          <w:p>
+            <w:pPr>
+              <w:spacing w:after="60"/>
+            </w:pPr>
+            <w:r>
+              <w:rPr>
+                <w:b w:val="0"/>
+                <w:sz w:val="18"/>
+              </w:rPr>
+              <w:t>X04</w:t>
+            </w:r>
+          </w:p>
+        </w:tc>
+        <w:tc>
+          <w:tcPr>
+            <w:tcW w:type="dxa" w:w="1606"/>
+          </w:tcPr>
+          <w:p>
+            <w:pPr>
+              <w:spacing w:after="60"/>
+            </w:pPr>
+            <w:r>
+              <w:rPr>
+                <w:b w:val="0"/>
+                <w:sz w:val="18"/>
+              </w:rPr>
+              <w:t>初赛评委</w:t>
+            </w:r>
+          </w:p>
+        </w:tc>
+        <w:tc>
+          <w:tcPr>
+            <w:tcW w:type="dxa" w:w="1606"/>
+          </w:tcPr>
+          <w:p>
+            <w:pPr>
+              <w:spacing w:after="60"/>
+            </w:pPr>
+            <w:r>
+              <w:rPr>
+                <w:b w:val="0"/>
+                <w:sz w:val="18"/>
+              </w:rPr>
+              <w:t>70</w:t>
+            </w:r>
+          </w:p>
+        </w:tc>
+        <w:tc>
+          <w:tcPr>
+            <w:tcW w:type="dxa" w:w="1606"/>
+          </w:tcPr>
+          <w:p>
+            <w:pPr>
+              <w:spacing w:after="60"/>
+            </w:pPr>
+            <w:r>
+              <w:rPr>
+                <w:b w:val="0"/>
+                <w:sz w:val="18"/>
+              </w:rPr>
+              <w:t>通过</w:t>
+            </w:r>
+          </w:p>
+        </w:tc>
+        <w:tc>
+          <w:tcPr>
+            <w:tcW w:type="dxa" w:w="1606"/>
+          </w:tcPr>
+          <w:p>
+            <w:pPr>
+              <w:spacing w:after="60"/>
+            </w:pPr>
+            <w:r>
+              <w:rPr>
+                <w:b w:val="0"/>
+                <w:sz w:val="18"/>
+              </w:rPr>
+              <w:t>待核对</w:t>
+            </w:r>
+          </w:p>
+        </w:tc>
+        <w:tc>
+          <w:tcPr>
+            <w:tcW w:type="dxa" w:w="1606"/>
+          </w:tcPr>
+          <w:p>
+            <w:pPr>
+              <w:spacing w:after="60"/>
+            </w:pPr>
+            <w:r>
+              <w:rPr>
+                <w:b w:val="0"/>
+                <w:sz w:val="18"/>
+              </w:rPr>
+              <w:t>103.8</w:t>
             </w:r>
           </w:p>
         </w:tc>
@@ -506,2344 +2235,108 @@
     <w:p/>
     <w:p>
       <w:r>
-        <w:rPr>
-          <w:rFonts w:ascii="Noto Serif CJK SC" w:hAnsi="Noto Serif CJK SC" w:eastAsia="Noto Serif CJK SC"/>
-        </w:rPr>
-        <w:t>实现为四层管线：</w:t>
+        <w:t>测试套件共 539 项通过、5 项跳过；网页已通过实际上传、预览、复核与下载验收。</w:t>
+      </w:r>
+    </w:p>
+    <w:p>
+      <w:r>
+        <w:t>验证输入分为主办方提供的 10 例，以及初赛评委测试在线原型时上传的 4 例。所有样例均已用于开发验证，不将它们称为独立盲测。内容核对以原稿为依据，团队整理的结构参考仅用于定位差异，不作为主办方标准答案或官方评分。</w:t>
+      </w:r>
+    </w:p>
+    <w:p>
+      <w:r>
+        <w:t>自动检查通过与无需编辑加工不是同一含义。复杂压平表格、旧式嵌入对象、手工排版公式及部分不确定引文仍需核对；部分候选中的内容覆盖问题会阻止自动通过。例如 X04 的两处文字排版公式未完整输出，需要整理原稿后复验，不属于原生 OMML 核对范围。现阶段的完整流程是自动转换加编辑复核。</w:t>
       </w:r>
     </w:p>
     <w:p>
       <w:pPr>
-        <w:spacing w:after="0"/>
+        <w:pStyle w:val="Heading1"/>
       </w:pPr>
       <w:r>
-        <w:rPr>
-          <w:rFonts w:ascii="Noto Sans Mono CJK SC" w:hAnsi="Noto Sans Mono CJK SC" w:eastAsia="Noto Sans Mono CJK SC"/>
-          <w:sz w:val="17"/>
-        </w:rPr>
-        <w:t>docx ──parse──► 源对象图 ──serialize──► 可寻址记录清单 ──understand──► 落锚后的结构判定</w:t>
+        <w:t>六、运行与交付</w:t>
+      </w:r>
+    </w:p>
+    <w:p>
+      <w:r>
+        <w:t>提交包以 JiangLab 命名。包内 README 为上手入口，docs 提供系统设计、模块职责、实测结果与操作说明；样例数据提供 14 份原稿及对照材料，输出样例提供实际生成的 XML、图片压缩包、检查摘要与离线预览。文件清单记录来源版本及文件哈希。</w:t>
+      </w:r>
+    </w:p>
+    <w:p>
+      <w:r>
+        <w:t>运行需要 Python 3.10 以上，已在 Python 3.12 验证。安装 requirements.txt，在本地 .env 配置模型凭据，执行 python -m webapp 即可打开工作台。也可通过命令行转换单篇，便于与其他业务流程集成。</w:t>
+      </w:r>
+    </w:p>
+    <w:p>
+      <w:r>
+        <w:t>当前默认主流程模型为 qwen3.7-plus，文首为 qwen3.8-max，均经服务端接口调用。首次转换需要有效模型凭据与网络；离线预览展示随包的真实冻结成果，不等于离线重新推理。模型响应缓存不随提交包分发。</w:t>
+      </w:r>
+    </w:p>
+    <w:p>
+      <w:r>
+        <w:t>原型按单机服务设计，任务索引位于进程内存，重启后旧任务链接不再有效，重要结果应及时导出。面向生产部署时，需结合出版社要求配置身份认证、调用配额和稿件留存策略。</w:t>
       </w:r>
     </w:p>
     <w:p>
       <w:pPr>
-        <w:spacing w:after="0"/>
+        <w:pStyle w:val="Heading1"/>
       </w:pPr>
       <w:r>
-        <w:rPr>
-          <w:rFonts w:ascii="Noto Sans Mono CJK SC" w:hAnsi="Noto Sans Mono CJK SC" w:eastAsia="Noto Sans Mono CJK SC"/>
-          <w:sz w:val="17"/>
-        </w:rPr>
-        <w:t xml:space="preserve">                （每个字符有稳定地址）      （模型所见）        （多路并发 LLM＋机械落锚）</w:t>
-      </w:r>
-    </w:p>
-    <w:p>
-      <w:pPr>
-        <w:spacing w:after="0"/>
-      </w:pPr>
-      <w:r>
-        <w:rPr>
-          <w:rFonts w:ascii="Noto Sans Mono CJK SC" w:hAnsi="Noto Sans Mono CJK SC" w:eastAsia="Noto Sans Mono CJK SC"/>
-          <w:sz w:val="17"/>
-        </w:rPr>
-        <w:t xml:space="preserve">     ◄──交付/隔离── 十一道出口门 ◄──render── JATS XML ◄──assemble── 类型化语义文档</w:t>
-      </w:r>
-    </w:p>
-    <w:p/>
-    <w:p>
-      <w:r>
-        <w:rPr>
-          <w:rFonts w:ascii="Noto Serif CJK SC" w:hAnsi="Noto Serif CJK SC" w:eastAsia="Noto Serif CJK SC"/>
-        </w:rPr>
-        <w:t xml:space="preserve">1. </w:t>
-      </w:r>
-      <w:r>
-        <w:rPr>
-          <w:rFonts w:ascii="Noto Serif CJK SC" w:hAnsi="Noto Serif CJK SC" w:eastAsia="Noto Serif CJK SC"/>
-          <w:b/>
-        </w:rPr>
-        <w:t>事实层（parse）</w:t>
-      </w:r>
-      <w:r>
-        <w:rPr>
-          <w:rFonts w:ascii="Noto Serif CJK SC" w:hAnsi="Noto Serif CJK SC" w:eastAsia="Noto Serif CJK SC"/>
-        </w:rPr>
-        <w:t xml:space="preserve">：直接读 OOXML 包建"源对象图"。正文/脚注/尾注/文本框逐部件读全；每个字符有稳定地址 </w:t>
-      </w:r>
-      <w:r>
-        <w:rPr>
-          <w:rFonts w:ascii="Noto Sans Mono CJK SC" w:hAnsi="Noto Sans Mono CJK SC" w:eastAsia="Noto Sans Mono CJK SC"/>
-          <w:sz w:val="19"/>
-        </w:rPr>
-        <w:t>(节点, 起, 止)</w:t>
-      </w:r>
-      <w:r>
-        <w:rPr>
-          <w:rFonts w:ascii="Noto Serif CJK SC" w:hAnsi="Noto Serif CJK SC" w:eastAsia="Noto Serif CJK SC"/>
-        </w:rPr>
-        <w:t>；图片、公式、嵌入对象每次出现登记在册；格式按 Word 样式继承链算出实际生效值；</w:t>
-      </w:r>
-      <w:r>
-        <w:rPr>
-          <w:rFonts w:ascii="Noto Serif CJK SC" w:hAnsi="Noto Serif CJK SC" w:eastAsia="Noto Serif CJK SC"/>
-          <w:b/>
-        </w:rPr>
-        <w:t>自动编号（numPr）按 numbering.xml 的封闭定义确定性还原</w:t>
-      </w:r>
-      <w:r>
-        <w:rPr>
-          <w:rFonts w:ascii="Noto Serif CJK SC" w:hAnsi="Noto Serif CJK SC" w:eastAsia="Noto Serif CJK SC"/>
-        </w:rPr>
-        <w:t>——印出的 "1." 是文档事实，不随切分位置漂移。</w:t>
+        <w:t>七、原创工作与使用资源</w:t>
       </w:r>
     </w:p>
     <w:p>
       <w:r>
-        <w:rPr>
-          <w:rFonts w:ascii="Noto Serif CJK SC" w:hAnsi="Noto Serif CJK SC" w:eastAsia="Noto Serif CJK SC"/>
-        </w:rPr>
-        <w:t xml:space="preserve">2. </w:t>
-      </w:r>
-      <w:r>
-        <w:rPr>
-          <w:rFonts w:ascii="Noto Serif CJK SC" w:hAnsi="Noto Serif CJK SC" w:eastAsia="Noto Serif CJK SC"/>
-          <w:b/>
-        </w:rPr>
-        <w:t>理解层（understand）</w:t>
-      </w:r>
-      <w:r>
-        <w:rPr>
-          <w:rFonts w:ascii="Noto Serif CJK SC" w:hAnsi="Noto Serif CJK SC" w:eastAsia="Noto Serif CJK SC"/>
-        </w:rPr>
-        <w:t>：全项目唯一判语义的地方。模型回答一律是"原文摘抄＋位置"，程序拿摘抄回源文</w:t>
-      </w:r>
-      <w:r>
-        <w:rPr>
-          <w:rFonts w:ascii="Noto Serif CJK SC" w:hAnsi="Noto Serif CJK SC" w:eastAsia="Noto Serif CJK SC"/>
-          <w:b/>
-        </w:rPr>
-        <w:t>落锚</w:t>
-      </w:r>
-      <w:r>
-        <w:rPr>
-          <w:rFonts w:ascii="Noto Serif CJK SC" w:hAnsi="Noto Serif CJK SC" w:eastAsia="Noto Serif CJK SC"/>
-        </w:rPr>
-        <w:t>成字符坐标：精确匹配→封闭归一（弯直引号/空白折叠）→上下文消歧，仍歧义一律拒绝（宁可不认，不许认错）。参考文献切条跑</w:t>
-      </w:r>
-      <w:r>
-        <w:rPr>
-          <w:rFonts w:ascii="Noto Serif CJK SC" w:hAnsi="Noto Serif CJK SC" w:eastAsia="Noto Serif CJK SC"/>
-          <w:b/>
-        </w:rPr>
-        <w:t>两个问法不同的独立实例</w:t>
-      </w:r>
-      <w:r>
-        <w:rPr>
-          <w:rFonts w:ascii="Noto Serif CJK SC" w:hAnsi="Noto Serif CJK SC" w:eastAsia="Noto Serif CJK SC"/>
-        </w:rPr>
-        <w:t>（语义切分 + 对抗式边界审计），锚点一致才采纳，分歧交第三方裁决；每条文献单独一次调用析字段；正文引用按印出编号（或作者-年份身份）与文献实体机械匹配。多路任务分四批全并发。</w:t>
+        <w:t>团队实现的主要工作包括源对象图与语义组织、模型任务编排、原文定位和内容取回、文献与引用处理、覆盖与来源检查，以及校样复核工作台。方案的创新体现为面向出版转换的整体约束与工作流程，而非将通用模型、标准或第三方解析库称为原创。</w:t>
       </w:r>
     </w:p>
     <w:p>
       <w:r>
-        <w:rPr>
-          <w:rFonts w:ascii="Noto Serif CJK SC" w:hAnsi="Noto Serif CJK SC" w:eastAsia="Noto Serif CJK SC"/>
-        </w:rPr>
-        <w:t xml:space="preserve">3. </w:t>
-      </w:r>
-      <w:r>
-        <w:rPr>
-          <w:rFonts w:ascii="Noto Serif CJK SC" w:hAnsi="Noto Serif CJK SC" w:eastAsia="Noto Serif CJK SC"/>
-          <w:b/>
-        </w:rPr>
-        <w:t>语义/渲染层（assemble/render）</w:t>
-      </w:r>
-      <w:r>
-        <w:rPr>
-          <w:rFonts w:ascii="Noto Serif CJK SC" w:hAnsi="Noto Serif CJK SC" w:eastAsia="Noto Serif CJK SC"/>
-        </w:rPr>
-        <w:t xml:space="preserve">：一切内容字段存源地址不存模型文字；渲染时按地址抄回、格式按 JATS 封闭内容模型投影（如 </w:t>
-      </w:r>
-      <w:r>
-        <w:rPr>
-          <w:rFonts w:ascii="Noto Sans Mono CJK SC" w:hAnsi="Noto Sans Mono CJK SC" w:eastAsia="Noto Sans Mono CJK SC"/>
-          <w:sz w:val="19"/>
-        </w:rPr>
-        <w:t>person-group-type</w:t>
-      </w:r>
-      <w:r>
-        <w:rPr>
-          <w:rFonts w:ascii="Noto Serif CJK SC" w:hAnsi="Noto Serif CJK SC" w:eastAsia="Noto Serif CJK SC"/>
-        </w:rPr>
-        <w:t xml:space="preserve"> 枚举外角色走标准 </w:t>
-      </w:r>
-      <w:r>
-        <w:rPr>
-          <w:rFonts w:ascii="Noto Sans Mono CJK SC" w:hAnsi="Noto Sans Mono CJK SC" w:eastAsia="Noto Sans Mono CJK SC"/>
-          <w:sz w:val="19"/>
-        </w:rPr>
-        <w:t>custom</w:t>
-      </w:r>
-      <w:r>
-        <w:rPr>
-          <w:rFonts w:ascii="Noto Serif CJK SC" w:hAnsi="Noto Serif CJK SC" w:eastAsia="Noto Serif CJK SC"/>
-        </w:rPr>
-        <w:t xml:space="preserve"> 通道）、ID 由文档级发号器统一分配、交叉引用只给原字符套标签；同时逐段登记输出来源。</w:t>
+        <w:t>JATS DTD 来自 NLM 发布的规范资源；公式转换使用随项目保留的 OMML2MML.XSL 样式表；网页预览使用 NLM/NCBI JATS Preview Stylesheets，并保留来源说明。Python 文档与 XML 处理、图像读取和 Web 服务分别使用 python-docx、lxml、Pillow、FastAPI 等组件。项目源码许可见 LICENSE，第三方资源遵循各自来源与许可。</w:t>
       </w:r>
     </w:p>
     <w:p>
       <w:r>
-        <w:rPr>
-          <w:rFonts w:ascii="Noto Serif CJK SC" w:hAnsi="Noto Serif CJK SC" w:eastAsia="Noto Serif CJK SC"/>
-        </w:rPr>
-        <w:t xml:space="preserve">4. </w:t>
-      </w:r>
-      <w:r>
-        <w:rPr>
-          <w:rFonts w:ascii="Noto Serif CJK SC" w:hAnsi="Noto Serif CJK SC" w:eastAsia="Noto Serif CJK SC"/>
-          <w:b/>
-        </w:rPr>
-        <w:t>出口门（verify）</w:t>
-      </w:r>
-      <w:r>
-        <w:rPr>
-          <w:rFonts w:ascii="Noto Serif CJK SC" w:hAnsi="Noto Serif CJK SC" w:eastAsia="Noto Serif CJK SC"/>
-        </w:rPr>
-        <w:t>：十一道门全过才正式交付——DTD、ID 唯一、引用闭合、媒体逐字节一致、</w:t>
-      </w:r>
-      <w:r>
-        <w:rPr>
-          <w:rFonts w:ascii="Noto Serif CJK SC" w:hAnsi="Noto Serif CJK SC" w:eastAsia="Noto Serif CJK SC"/>
-          <w:b/>
-        </w:rPr>
-        <w:t>源覆盖账</w:t>
-      </w:r>
-      <w:r>
-        <w:rPr>
-          <w:rFonts w:ascii="Noto Serif CJK SC" w:hAnsi="Noto Serif CJK SC" w:eastAsia="Noto Serif CJK SC"/>
-        </w:rPr>
-        <w:t>（原文每段字都有去向）、</w:t>
-      </w:r>
-      <w:r>
-        <w:rPr>
-          <w:rFonts w:ascii="Noto Serif CJK SC" w:hAnsi="Noto Serif CJK SC" w:eastAsia="Noto Serif CJK SC"/>
-          <w:b/>
-        </w:rPr>
-        <w:t>输出来源账</w:t>
-      </w:r>
-      <w:r>
-        <w:rPr>
-          <w:rFonts w:ascii="Noto Serif CJK SC" w:hAnsi="Noto Serif CJK SC" w:eastAsia="Noto Serif CJK SC"/>
-        </w:rPr>
-        <w:t>（输出每段字都指得出来处）、独立词级守恒报警器（不读账本直接数词）。不过门的进 failed/ 隔离并附全量报告，绝不静默交付。</w:t>
+        <w:t>[1] NLM/NCBI, Journal Publishing Tag Library, NISO JATS Version 1.3 (June 2021)：https://jats.nlm.nih.gov/publishing/tag-library/1.3/</w:t>
       </w:r>
     </w:p>
-    <w:p>
-      <w:r>
-        <w:rPr>
-          <w:rFonts w:ascii="Noto Serif CJK SC" w:hAnsi="Noto Serif CJK SC" w:eastAsia="Noto Serif CJK SC"/>
-          <w:b/>
-        </w:rPr>
-        <w:t>确定性与可复现</w:t>
-      </w:r>
-      <w:r>
-        <w:rPr>
-          <w:rFonts w:ascii="Noto Serif CJK SC" w:hAnsi="Noto Serif CJK SC" w:eastAsia="Noto Serif CJK SC"/>
-        </w:rPr>
-        <w:t>：温度 0 + 磁盘缓存。实测云端 API 温度 0 并非位级确定（MoE 路由所致），逐字节复现靠响应缓存实现；同机重放可零成本、零网络复现全部结果。</w:t>
-      </w:r>
-    </w:p>
-    <w:p>
-      <w:pPr>
-        <w:spacing w:before="240"/>
-      </w:pPr>
-      <w:r>
-        <w:rPr>
-          <w:rFonts w:ascii="Noto Serif CJK SC" w:hAnsi="Noto Serif CJK SC" w:eastAsia="Noto Serif CJK SC"/>
-          <w:b/>
-          <w:color w:val="1A3A5C"/>
-          <w:sz w:val="26"/>
-        </w:rPr>
-        <w:t>四、决赛改进：对初赛评委反馈的逐条回应</w:t>
-      </w:r>
-    </w:p>
-    <w:tbl>
-      <w:tblPr>
-        <w:tblStyle w:val="TableGrid"/>
-        <w:tblW w:type="auto" w:w="0"/>
-        <w:jc w:val="center"/>
-        <w:tblLook w:firstColumn="1" w:firstRow="1" w:lastColumn="0" w:lastRow="0" w:noHBand="0" w:noVBand="1" w:val="04A0"/>
-      </w:tblPr>
-      <w:tblGrid>
-        <w:gridCol w:w="4816"/>
-        <w:gridCol w:w="4816"/>
-      </w:tblGrid>
-      <w:tr>
-        <w:tc>
-          <w:tcPr>
-            <w:tcW w:type="dxa" w:w="4816"/>
-            <w:shd w:val="clear" w:fill="EEF2F7"/>
-          </w:tcPr>
-          <w:p>
-            <w:r/>
-            <w:r>
-              <w:rPr>
-                <w:rFonts w:ascii="Noto Serif CJK SC" w:hAnsi="Noto Serif CJK SC" w:eastAsia="Noto Serif CJK SC"/>
-                <w:b/>
-                <w:sz w:val="19"/>
-              </w:rPr>
-              <w:t>初赛评委反馈</w:t>
-            </w:r>
-          </w:p>
-        </w:tc>
-        <w:tc>
-          <w:tcPr>
-            <w:tcW w:type="dxa" w:w="4816"/>
-            <w:shd w:val="clear" w:fill="EEF2F7"/>
-          </w:tcPr>
-          <w:p>
-            <w:r/>
-            <w:r>
-              <w:rPr>
-                <w:rFonts w:ascii="Noto Serif CJK SC" w:hAnsi="Noto Serif CJK SC" w:eastAsia="Noto Serif CJK SC"/>
-                <w:b/>
-                <w:sz w:val="19"/>
-              </w:rPr>
-              <w:t>决赛实测改进</w:t>
-            </w:r>
-          </w:p>
-        </w:tc>
-      </w:tr>
-      <w:tr>
-        <w:tc>
-          <w:tcPr>
-            <w:tcW w:type="dxa" w:w="4816"/>
-          </w:tcPr>
-          <w:p>
-            <w:r/>
-            <w:r>
-              <w:rPr>
-                <w:rFonts w:ascii="Noto Serif CJK SC" w:hAnsi="Noto Serif CJK SC" w:eastAsia="Noto Serif CJK SC"/>
-                <w:sz w:val="19"/>
-              </w:rPr>
-              <w:t>① 转换约需 2~3 分钟，建议提速</w:t>
-            </w:r>
-          </w:p>
-        </w:tc>
-        <w:tc>
-          <w:tcPr>
-            <w:tcW w:type="dxa" w:w="4816"/>
-          </w:tcPr>
-          <w:p>
-            <w:r/>
-            <w:r>
-              <w:rPr>
-                <w:rFonts w:ascii="Noto Serif CJK SC" w:hAnsi="Noto Serif CJK SC" w:eastAsia="Noto Serif CJK SC"/>
-                <w:sz w:val="19"/>
-              </w:rPr>
-              <w:t>逐条析字段的首问契约修复使 LLM 调用量</w:t>
-            </w:r>
-            <w:r>
-              <w:rPr>
-                <w:rFonts w:ascii="Noto Serif CJK SC" w:hAnsi="Noto Serif CJK SC" w:eastAsia="Noto Serif CJK SC"/>
-                <w:b/>
-                <w:sz w:val="19"/>
-              </w:rPr>
-              <w:t>精确砍半</w:t>
-            </w:r>
-            <w:r>
-              <w:rPr>
-                <w:rFonts w:ascii="Noto Serif CJK SC" w:hAnsi="Noto Serif CJK SC" w:eastAsia="Noto Serif CJK SC"/>
-                <w:sz w:val="19"/>
-              </w:rPr>
-              <w:t xml:space="preserve">（56 条文献从 112 次调用降到 56 次）；单篇实测 </w:t>
-            </w:r>
-            <w:r>
-              <w:rPr>
-                <w:rFonts w:ascii="Noto Serif CJK SC" w:hAnsi="Noto Serif CJK SC" w:eastAsia="Noto Serif CJK SC"/>
-                <w:b/>
-                <w:sz w:val="19"/>
-              </w:rPr>
-              <w:t>101 秒（S01）/125 秒（03）</w:t>
-            </w:r>
-            <w:r>
-              <w:rPr>
-                <w:rFonts w:ascii="Noto Serif CJK SC" w:hAnsi="Noto Serif CJK SC" w:eastAsia="Noto Serif CJK SC"/>
-                <w:sz w:val="19"/>
-              </w:rPr>
-              <w:t xml:space="preserve">；配合响应缓存的复现模式，演示端到端 </w:t>
-            </w:r>
-            <w:r>
-              <w:rPr>
-                <w:rFonts w:ascii="Noto Serif CJK SC" w:hAnsi="Noto Serif CJK SC" w:eastAsia="Noto Serif CJK SC"/>
-                <w:b/>
-                <w:sz w:val="19"/>
-              </w:rPr>
-              <w:t>3 秒</w:t>
-            </w:r>
-          </w:p>
-        </w:tc>
-      </w:tr>
-      <w:tr>
-        <w:tc>
-          <w:tcPr>
-            <w:tcW w:type="dxa" w:w="4816"/>
-          </w:tcPr>
-          <w:p>
-            <w:r/>
-            <w:r>
-              <w:rPr>
-                <w:rFonts w:ascii="Noto Serif CJK SC" w:hAnsi="Noto Serif CJK SC" w:eastAsia="Noto Serif CJK SC"/>
-                <w:sz w:val="19"/>
-              </w:rPr>
-              <w:t>② 通讯作者识别不准、姓名里出现 *</w:t>
-            </w:r>
-          </w:p>
-        </w:tc>
-        <w:tc>
-          <w:tcPr>
-            <w:tcW w:type="dxa" w:w="4816"/>
-          </w:tcPr>
-          <w:p>
-            <w:r/>
-            <w:r>
-              <w:rPr>
-                <w:rFonts w:ascii="Noto Serif CJK SC" w:hAnsi="Noto Serif CJK SC" w:eastAsia="Noto Serif CJK SC"/>
-                <w:sz w:val="19"/>
-              </w:rPr>
-              <w:t xml:space="preserve">关系标记（*†#）与姓名分离：标记进 </w:t>
-            </w:r>
-            <w:r>
-              <w:rPr>
-                <w:rFonts w:ascii="Noto Sans Mono CJK SC" w:hAnsi="Noto Sans Mono CJK SC" w:eastAsia="Noto Sans Mono CJK SC"/>
-                <w:sz w:val="17"/>
-              </w:rPr>
-              <w:t>xref</w:t>
-            </w:r>
-            <w:r>
-              <w:rPr>
-                <w:rFonts w:ascii="Noto Serif CJK SC" w:hAnsi="Noto Serif CJK SC" w:eastAsia="Noto Serif CJK SC"/>
-                <w:sz w:val="19"/>
-              </w:rPr>
-              <w:t xml:space="preserve"> 元素，姓名内零杂质；通讯作者、共同一作标记在 10 例上与结构参考一致</w:t>
-            </w:r>
-          </w:p>
-        </w:tc>
-      </w:tr>
-      <w:tr>
-        <w:tc>
-          <w:tcPr>
-            <w:tcW w:type="dxa" w:w="4816"/>
-          </w:tcPr>
-          <w:p>
-            <w:r/>
-            <w:r>
-              <w:rPr>
-                <w:rFonts w:ascii="Noto Serif CJK SC" w:hAnsi="Noto Serif CJK SC" w:eastAsia="Noto Serif CJK SC"/>
-                <w:sz w:val="19"/>
-              </w:rPr>
-              <w:t>③ 公式被识别为文本，应组装公式标签</w:t>
-            </w:r>
-          </w:p>
-        </w:tc>
-        <w:tc>
-          <w:tcPr>
-            <w:tcW w:type="dxa" w:w="4816"/>
-          </w:tcPr>
-          <w:p>
-            <w:r/>
-            <w:r>
-              <w:rPr>
-                <w:rFonts w:ascii="Noto Serif CJK SC" w:hAnsi="Noto Serif CJK SC" w:eastAsia="Noto Serif CJK SC"/>
-                <w:sz w:val="19"/>
-              </w:rPr>
-              <w:t xml:space="preserve">OMML 经微软官方 OMML2MML.XSL 转 </w:t>
-            </w:r>
-            <w:r>
-              <w:rPr>
-                <w:rFonts w:ascii="Noto Serif CJK SC" w:hAnsi="Noto Serif CJK SC" w:eastAsia="Noto Serif CJK SC"/>
-                <w:b/>
-                <w:sz w:val="19"/>
-              </w:rPr>
-              <w:t>MathML</w:t>
-            </w:r>
-            <w:r>
-              <w:rPr>
-                <w:rFonts w:ascii="Noto Serif CJK SC" w:hAnsi="Noto Serif CJK SC" w:eastAsia="Noto Serif CJK SC"/>
-                <w:sz w:val="19"/>
-              </w:rPr>
-              <w:t>：03 例 16/16 全转（含 10 个行内公式），01 例图注内嵌公式也以行内 MathML 取回；转不出的以原图交付，公式不消失</w:t>
-            </w:r>
-          </w:p>
-        </w:tc>
-      </w:tr>
-      <w:tr>
-        <w:tc>
-          <w:tcPr>
-            <w:tcW w:type="dxa" w:w="4816"/>
-          </w:tcPr>
-          <w:p>
-            <w:r/>
-            <w:r>
-              <w:rPr>
-                <w:rFonts w:ascii="Noto Serif CJK SC" w:hAnsi="Noto Serif CJK SC" w:eastAsia="Noto Serif CJK SC"/>
-                <w:sz w:val="19"/>
-              </w:rPr>
-              <w:t>④ 参考文献有时丢失，建议提升兼容性</w:t>
-            </w:r>
-          </w:p>
-        </w:tc>
-        <w:tc>
-          <w:tcPr>
-            <w:tcW w:type="dxa" w:w="4816"/>
-          </w:tcPr>
-          <w:p>
-            <w:r/>
-            <w:r>
-              <w:rPr>
-                <w:rFonts w:ascii="Noto Serif CJK SC" w:hAnsi="Noto Serif CJK SC" w:eastAsia="Noto Serif CJK SC"/>
-                <w:sz w:val="19"/>
-              </w:rPr>
-              <w:t>切条改语义判断+对抗审计，与分隔记号无关：</w:t>
-            </w:r>
-            <w:r>
-              <w:rPr>
-                <w:rFonts w:ascii="Noto Serif CJK SC" w:hAnsi="Noto Serif CJK SC" w:eastAsia="Noto Serif CJK SC"/>
-                <w:b/>
-                <w:sz w:val="19"/>
-              </w:rPr>
-              <w:t>14 例文献条数全部精确命中</w:t>
-            </w:r>
-            <w:r>
-              <w:rPr>
-                <w:rFonts w:ascii="Noto Serif CJK SC" w:hAnsi="Noto Serif CJK SC" w:eastAsia="Noto Serif CJK SC"/>
-                <w:sz w:val="19"/>
-              </w:rPr>
-              <w:t>（含无编号的作者-年份制 35 条、Word 自动编号 70 条、手工贴 JATS 标签的 30 条——这三种形态恰是初赛方案整类丢失的）</w:t>
-            </w:r>
-          </w:p>
-        </w:tc>
-      </w:tr>
-    </w:tbl>
-    <w:p/>
-    <w:p>
-      <w:r>
-        <w:rPr>
-          <w:rFonts w:ascii="Noto Serif CJK SC" w:hAnsi="Noto Serif CJK SC" w:eastAsia="Noto Serif CJK SC"/>
-        </w:rPr>
-        <w:t>为验证兼容性，我们在赛题 10 例之外</w:t>
-      </w:r>
-      <w:r>
-        <w:rPr>
-          <w:rFonts w:ascii="Noto Serif CJK SC" w:hAnsi="Noto Serif CJK SC" w:eastAsia="Noto Serif CJK SC"/>
-          <w:b/>
-        </w:rPr>
-        <w:t>自采了 4 份真实投稿件（X01–X04）做盲区测试</w:t>
-      </w:r>
-      <w:r>
-        <w:rPr>
-          <w:rFonts w:ascii="Noto Serif CJK SC" w:hAnsi="Noto Serif CJK SC" w:eastAsia="Noto Serif CJK SC"/>
-        </w:rPr>
-        <w:t xml:space="preserve">，覆盖赛题样例没有的著录形态。初赛方案在其上参考文献输出为 0；决赛版 30/32/35/70 条全数恢复，X04 的语义元素 F1 从 0.33 升至 </w:t>
-      </w:r>
-      <w:r>
-        <w:rPr>
-          <w:rFonts w:ascii="Noto Serif CJK SC" w:hAnsi="Noto Serif CJK SC" w:eastAsia="Noto Serif CJK SC"/>
-          <w:b/>
-        </w:rPr>
-        <w:t>0.96</w:t>
-      </w:r>
-      <w:r>
-        <w:rPr>
-          <w:rFonts w:ascii="Noto Serif CJK SC" w:hAnsi="Noto Serif CJK SC" w:eastAsia="Noto Serif CJK SC"/>
-        </w:rPr>
-        <w:t>。</w:t>
-      </w:r>
-    </w:p>
-    <w:p>
-      <w:pPr>
-        <w:spacing w:before="240"/>
-      </w:pPr>
-      <w:r>
-        <w:rPr>
-          <w:rFonts w:ascii="Noto Serif CJK SC" w:hAnsi="Noto Serif CJK SC" w:eastAsia="Noto Serif CJK SC"/>
-          <w:b/>
-          <w:color w:val="1A3A5C"/>
-          <w:sz w:val="26"/>
-        </w:rPr>
-        <w:t>五、质量评测体系与成绩</w:t>
-      </w:r>
-    </w:p>
-    <w:p>
-      <w:r>
-        <w:rPr>
-          <w:rFonts w:ascii="Noto Serif CJK SC" w:hAnsi="Noto Serif CJK SC" w:eastAsia="Noto Serif CJK SC"/>
-        </w:rPr>
-        <w:t>比赛不提供量化评测，我们自建了</w:t>
-      </w:r>
-      <w:r>
-        <w:rPr>
-          <w:rFonts w:ascii="Noto Serif CJK SC" w:hAnsi="Noto Serif CJK SC" w:eastAsia="Noto Serif CJK SC"/>
-          <w:b/>
-        </w:rPr>
-        <w:t>两套彼此独立、100% 无大模型参与、逐字节可复现</w:t>
-      </w:r>
-      <w:r>
-        <w:rPr>
-          <w:rFonts w:ascii="Noto Serif CJK SC" w:hAnsi="Noto Serif CJK SC" w:eastAsia="Noto Serif CJK SC"/>
-        </w:rPr>
-        <w:t>的评测器，对照物是逐例人工核定冻结的结构参考（忠实结构化 + 可查证的标准元数据，经 35 路独立审查代理与外部复审两轮把关）：</w:t>
-      </w:r>
-    </w:p>
-    <w:p>
-      <w:pPr>
-        <w:pStyle w:val="ListBullet"/>
-      </w:pPr>
-      <w:r>
-        <w:rPr>
-          <w:rFonts w:ascii="Noto Serif CJK SC" w:hAnsi="Noto Serif CJK SC" w:eastAsia="Noto Serif CJK SC"/>
-          <w:b/>
-        </w:rPr>
-        <w:t>V1 三层缺陷清单</w:t>
-      </w:r>
-      <w:r>
-        <w:rPr>
-          <w:rFonts w:ascii="Noto Serif CJK SC" w:hAnsi="Noto Serif CJK SC" w:eastAsia="Noto Serif CJK SC"/>
-        </w:rPr>
-        <w:t>：L0 合法层（DTD+DOCTYPE+出版规范）/ L1 忠实层（词多重集守恒，抓丢字与编造）/ L2 对位层（语义键对齐逐项比对）。产出是问题清单不是加权分。</w:t>
-      </w:r>
-    </w:p>
-    <w:p>
-      <w:pPr>
-        <w:pStyle w:val="ListBullet"/>
-      </w:pPr>
-      <w:r>
-        <w:rPr>
-          <w:rFonts w:ascii="Noto Serif CJK SC" w:hAnsi="Noto Serif CJK SC" w:eastAsia="Noto Serif CJK SC"/>
-          <w:b/>
-        </w:rPr>
-        <w:t>V2 语义树严格比对</w:t>
-      </w:r>
-      <w:r>
-        <w:rPr>
-          <w:rFonts w:ascii="Noto Serif CJK SC" w:hAnsi="Noto Serif CJK SC" w:eastAsia="Noto Serif CJK SC"/>
-        </w:rPr>
-        <w:t>：JATS 投影成语义树逐层对齐，输出八维质量向量（元素/文本/关系 F1 等）。</w:t>
-      </w:r>
-    </w:p>
-    <w:p>
-      <w:r>
-        <w:rPr>
-          <w:rFonts w:ascii="Noto Serif CJK SC" w:hAnsi="Noto Serif CJK SC" w:eastAsia="Noto Serif CJK SC"/>
-          <w:b/>
-        </w:rPr>
-        <w:t>决赛版终验成绩</w:t>
-      </w:r>
-      <w:r>
-        <w:rPr>
-          <w:rFonts w:ascii="Noto Serif CJK SC" w:hAnsi="Noto Serif CJK SC" w:eastAsia="Noto Serif CJK SC"/>
-        </w:rPr>
-        <w:t>（全新缓存真实调用，样例级全并发总墙钟 851 秒）：</w:t>
-      </w:r>
-    </w:p>
-    <w:tbl>
-      <w:tblPr>
-        <w:tblStyle w:val="TableGrid"/>
-        <w:tblW w:type="auto" w:w="0"/>
-        <w:jc w:val="center"/>
-        <w:tblLook w:firstColumn="1" w:firstRow="1" w:lastColumn="0" w:lastRow="0" w:noHBand="0" w:noVBand="1" w:val="04A0"/>
-      </w:tblPr>
-      <w:tblGrid>
-        <w:gridCol w:w="1926"/>
-        <w:gridCol w:w="1926"/>
-        <w:gridCol w:w="1926"/>
-        <w:gridCol w:w="1926"/>
-        <w:gridCol w:w="1926"/>
-      </w:tblGrid>
-      <w:tr>
-        <w:tc>
-          <w:tcPr>
-            <w:tcW w:type="dxa" w:w="1926"/>
-            <w:shd w:val="clear" w:fill="EEF2F7"/>
-          </w:tcPr>
-          <w:p>
-            <w:r/>
-            <w:r>
-              <w:rPr>
-                <w:rFonts w:ascii="Noto Serif CJK SC" w:hAnsi="Noto Serif CJK SC" w:eastAsia="Noto Serif CJK SC"/>
-                <w:b/>
-                <w:sz w:val="19"/>
-              </w:rPr>
-              <w:t>样例</w:t>
-            </w:r>
-          </w:p>
-        </w:tc>
-        <w:tc>
-          <w:tcPr>
-            <w:tcW w:type="dxa" w:w="1926"/>
-            <w:shd w:val="clear" w:fill="EEF2F7"/>
-          </w:tcPr>
-          <w:p>
-            <w:r/>
-            <w:r>
-              <w:rPr>
-                <w:rFonts w:ascii="Noto Serif CJK SC" w:hAnsi="Noto Serif CJK SC" w:eastAsia="Noto Serif CJK SC"/>
-                <w:b/>
-                <w:sz w:val="19"/>
-              </w:rPr>
-              <w:t>V1 缺陷（L0/L1/L2）</w:t>
-            </w:r>
-          </w:p>
-        </w:tc>
-        <w:tc>
-          <w:tcPr>
-            <w:tcW w:type="dxa" w:w="1926"/>
-            <w:shd w:val="clear" w:fill="EEF2F7"/>
-          </w:tcPr>
-          <w:p>
-            <w:r/>
-            <w:r>
-              <w:rPr>
-                <w:rFonts w:ascii="Noto Serif CJK SC" w:hAnsi="Noto Serif CJK SC" w:eastAsia="Noto Serif CJK SC"/>
-                <w:b/>
-                <w:sz w:val="19"/>
-              </w:rPr>
-              <w:t>V2 元素 F1</w:t>
-            </w:r>
-          </w:p>
-        </w:tc>
-        <w:tc>
-          <w:tcPr>
-            <w:tcW w:type="dxa" w:w="1926"/>
-            <w:shd w:val="clear" w:fill="EEF2F7"/>
-          </w:tcPr>
-          <w:p>
-            <w:r/>
-            <w:r>
-              <w:rPr>
-                <w:rFonts w:ascii="Noto Serif CJK SC" w:hAnsi="Noto Serif CJK SC" w:eastAsia="Noto Serif CJK SC"/>
-                <w:b/>
-                <w:sz w:val="19"/>
-              </w:rPr>
-              <w:t>V2 文本 F1</w:t>
-            </w:r>
-          </w:p>
-        </w:tc>
-        <w:tc>
-          <w:tcPr>
-            <w:tcW w:type="dxa" w:w="1926"/>
-            <w:shd w:val="clear" w:fill="EEF2F7"/>
-          </w:tcPr>
-          <w:p>
-            <w:r/>
-            <w:r>
-              <w:rPr>
-                <w:rFonts w:ascii="Noto Serif CJK SC" w:hAnsi="Noto Serif CJK SC" w:eastAsia="Noto Serif CJK SC"/>
-                <w:b/>
-                <w:sz w:val="19"/>
-              </w:rPr>
-              <w:t>V2 关系 F1</w:t>
-            </w:r>
-          </w:p>
-        </w:tc>
-      </w:tr>
-      <w:tr>
-        <w:tc>
-          <w:tcPr>
-            <w:tcW w:type="dxa" w:w="1926"/>
-          </w:tcPr>
-          <w:p>
-            <w:r/>
-            <w:r>
-              <w:rPr>
-                <w:rFonts w:ascii="Noto Serif CJK SC" w:hAnsi="Noto Serif CJK SC" w:eastAsia="Noto Serif CJK SC"/>
-                <w:sz w:val="19"/>
-              </w:rPr>
-              <w:t>01</w:t>
-            </w:r>
-          </w:p>
-        </w:tc>
-        <w:tc>
-          <w:tcPr>
-            <w:tcW w:type="dxa" w:w="1926"/>
-          </w:tcPr>
-          <w:p>
-            <w:r/>
-            <w:r>
-              <w:rPr>
-                <w:rFonts w:ascii="Noto Serif CJK SC" w:hAnsi="Noto Serif CJK SC" w:eastAsia="Noto Serif CJK SC"/>
-                <w:sz w:val="19"/>
-              </w:rPr>
-              <w:t>25（0/3/22）</w:t>
-            </w:r>
-          </w:p>
-        </w:tc>
-        <w:tc>
-          <w:tcPr>
-            <w:tcW w:type="dxa" w:w="1926"/>
-          </w:tcPr>
-          <w:p>
-            <w:r/>
-            <w:r>
-              <w:rPr>
-                <w:rFonts w:ascii="Noto Serif CJK SC" w:hAnsi="Noto Serif CJK SC" w:eastAsia="Noto Serif CJK SC"/>
-                <w:sz w:val="19"/>
-              </w:rPr>
-              <w:t>0.93</w:t>
-            </w:r>
-          </w:p>
-        </w:tc>
-        <w:tc>
-          <w:tcPr>
-            <w:tcW w:type="dxa" w:w="1926"/>
-          </w:tcPr>
-          <w:p>
-            <w:r/>
-            <w:r>
-              <w:rPr>
-                <w:rFonts w:ascii="Noto Serif CJK SC" w:hAnsi="Noto Serif CJK SC" w:eastAsia="Noto Serif CJK SC"/>
-                <w:sz w:val="19"/>
-              </w:rPr>
-              <w:t>0.89</w:t>
-            </w:r>
-          </w:p>
-        </w:tc>
-        <w:tc>
-          <w:tcPr>
-            <w:tcW w:type="dxa" w:w="1926"/>
-          </w:tcPr>
-          <w:p>
-            <w:r/>
-            <w:r>
-              <w:rPr>
-                <w:rFonts w:ascii="Noto Serif CJK SC" w:hAnsi="Noto Serif CJK SC" w:eastAsia="Noto Serif CJK SC"/>
-                <w:sz w:val="19"/>
-              </w:rPr>
-              <w:t>0.90</w:t>
-            </w:r>
-          </w:p>
-        </w:tc>
-      </w:tr>
-      <w:tr>
-        <w:tc>
-          <w:tcPr>
-            <w:tcW w:type="dxa" w:w="1926"/>
-          </w:tcPr>
-          <w:p>
-            <w:r/>
-            <w:r>
-              <w:rPr>
-                <w:rFonts w:ascii="Noto Serif CJK SC" w:hAnsi="Noto Serif CJK SC" w:eastAsia="Noto Serif CJK SC"/>
-                <w:sz w:val="19"/>
-              </w:rPr>
-              <w:t>02</w:t>
-            </w:r>
-          </w:p>
-        </w:tc>
-        <w:tc>
-          <w:tcPr>
-            <w:tcW w:type="dxa" w:w="1926"/>
-          </w:tcPr>
-          <w:p>
-            <w:r/>
-            <w:r>
-              <w:rPr>
-                <w:rFonts w:ascii="Noto Serif CJK SC" w:hAnsi="Noto Serif CJK SC" w:eastAsia="Noto Serif CJK SC"/>
-                <w:sz w:val="19"/>
-              </w:rPr>
-              <w:t>11（0/0/11）</w:t>
-            </w:r>
-          </w:p>
-        </w:tc>
-        <w:tc>
-          <w:tcPr>
-            <w:tcW w:type="dxa" w:w="1926"/>
-          </w:tcPr>
-          <w:p>
-            <w:r/>
-            <w:r>
-              <w:rPr>
-                <w:rFonts w:ascii="Noto Serif CJK SC" w:hAnsi="Noto Serif CJK SC" w:eastAsia="Noto Serif CJK SC"/>
-                <w:sz w:val="19"/>
-              </w:rPr>
-              <w:t>0.98</w:t>
-            </w:r>
-          </w:p>
-        </w:tc>
-        <w:tc>
-          <w:tcPr>
-            <w:tcW w:type="dxa" w:w="1926"/>
-          </w:tcPr>
-          <w:p>
-            <w:r/>
-            <w:r>
-              <w:rPr>
-                <w:rFonts w:ascii="Noto Serif CJK SC" w:hAnsi="Noto Serif CJK SC" w:eastAsia="Noto Serif CJK SC"/>
-                <w:sz w:val="19"/>
-              </w:rPr>
-              <w:t>0.96</w:t>
-            </w:r>
-          </w:p>
-        </w:tc>
-        <w:tc>
-          <w:tcPr>
-            <w:tcW w:type="dxa" w:w="1926"/>
-          </w:tcPr>
-          <w:p>
-            <w:r/>
-            <w:r>
-              <w:rPr>
-                <w:rFonts w:ascii="Noto Serif CJK SC" w:hAnsi="Noto Serif CJK SC" w:eastAsia="Noto Serif CJK SC"/>
-                <w:sz w:val="19"/>
-              </w:rPr>
-              <w:t>0.92</w:t>
-            </w:r>
-          </w:p>
-        </w:tc>
-      </w:tr>
-      <w:tr>
-        <w:tc>
-          <w:tcPr>
-            <w:tcW w:type="dxa" w:w="1926"/>
-          </w:tcPr>
-          <w:p>
-            <w:r/>
-            <w:r>
-              <w:rPr>
-                <w:rFonts w:ascii="Noto Serif CJK SC" w:hAnsi="Noto Serif CJK SC" w:eastAsia="Noto Serif CJK SC"/>
-                <w:sz w:val="19"/>
-              </w:rPr>
-              <w:t>03</w:t>
-            </w:r>
-          </w:p>
-        </w:tc>
-        <w:tc>
-          <w:tcPr>
-            <w:tcW w:type="dxa" w:w="1926"/>
-          </w:tcPr>
-          <w:p>
-            <w:r/>
-            <w:r>
-              <w:rPr>
-                <w:rFonts w:ascii="Noto Serif CJK SC" w:hAnsi="Noto Serif CJK SC" w:eastAsia="Noto Serif CJK SC"/>
-                <w:sz w:val="19"/>
-              </w:rPr>
-              <w:t>44（0/1/43）</w:t>
-            </w:r>
-          </w:p>
-        </w:tc>
-        <w:tc>
-          <w:tcPr>
-            <w:tcW w:type="dxa" w:w="1926"/>
-          </w:tcPr>
-          <w:p>
-            <w:r/>
-            <w:r>
-              <w:rPr>
-                <w:rFonts w:ascii="Noto Serif CJK SC" w:hAnsi="Noto Serif CJK SC" w:eastAsia="Noto Serif CJK SC"/>
-                <w:sz w:val="19"/>
-              </w:rPr>
-              <w:t>0.90</w:t>
-            </w:r>
-          </w:p>
-        </w:tc>
-        <w:tc>
-          <w:tcPr>
-            <w:tcW w:type="dxa" w:w="1926"/>
-          </w:tcPr>
-          <w:p>
-            <w:r/>
-            <w:r>
-              <w:rPr>
-                <w:rFonts w:ascii="Noto Serif CJK SC" w:hAnsi="Noto Serif CJK SC" w:eastAsia="Noto Serif CJK SC"/>
-                <w:sz w:val="19"/>
-              </w:rPr>
-              <w:t>0.84</w:t>
-            </w:r>
-          </w:p>
-        </w:tc>
-        <w:tc>
-          <w:tcPr>
-            <w:tcW w:type="dxa" w:w="1926"/>
-          </w:tcPr>
-          <w:p>
-            <w:r/>
-            <w:r>
-              <w:rPr>
-                <w:rFonts w:ascii="Noto Serif CJK SC" w:hAnsi="Noto Serif CJK SC" w:eastAsia="Noto Serif CJK SC"/>
-                <w:sz w:val="19"/>
-              </w:rPr>
-              <w:t>0.76</w:t>
-            </w:r>
-          </w:p>
-        </w:tc>
-      </w:tr>
-      <w:tr>
-        <w:tc>
-          <w:tcPr>
-            <w:tcW w:type="dxa" w:w="1926"/>
-          </w:tcPr>
-          <w:p>
-            <w:r/>
-            <w:r>
-              <w:rPr>
-                <w:rFonts w:ascii="Noto Serif CJK SC" w:hAnsi="Noto Serif CJK SC" w:eastAsia="Noto Serif CJK SC"/>
-                <w:sz w:val="19"/>
-              </w:rPr>
-              <w:t>04</w:t>
-            </w:r>
-          </w:p>
-        </w:tc>
-        <w:tc>
-          <w:tcPr>
-            <w:tcW w:type="dxa" w:w="1926"/>
-          </w:tcPr>
-          <w:p>
-            <w:r/>
-            <w:r>
-              <w:rPr>
-                <w:rFonts w:ascii="Noto Serif CJK SC" w:hAnsi="Noto Serif CJK SC" w:eastAsia="Noto Serif CJK SC"/>
-                <w:sz w:val="19"/>
-              </w:rPr>
-              <w:t>8（0/0/8）</w:t>
-            </w:r>
-          </w:p>
-        </w:tc>
-        <w:tc>
-          <w:tcPr>
-            <w:tcW w:type="dxa" w:w="1926"/>
-          </w:tcPr>
-          <w:p>
-            <w:r/>
-            <w:r>
-              <w:rPr>
-                <w:rFonts w:ascii="Noto Serif CJK SC" w:hAnsi="Noto Serif CJK SC" w:eastAsia="Noto Serif CJK SC"/>
-                <w:sz w:val="19"/>
-              </w:rPr>
-              <w:t>0.98</w:t>
-            </w:r>
-          </w:p>
-        </w:tc>
-        <w:tc>
-          <w:tcPr>
-            <w:tcW w:type="dxa" w:w="1926"/>
-          </w:tcPr>
-          <w:p>
-            <w:r/>
-            <w:r>
-              <w:rPr>
-                <w:rFonts w:ascii="Noto Serif CJK SC" w:hAnsi="Noto Serif CJK SC" w:eastAsia="Noto Serif CJK SC"/>
-                <w:sz w:val="19"/>
-              </w:rPr>
-              <w:t>0.95</w:t>
-            </w:r>
-          </w:p>
-        </w:tc>
-        <w:tc>
-          <w:tcPr>
-            <w:tcW w:type="dxa" w:w="1926"/>
-          </w:tcPr>
-          <w:p>
-            <w:r/>
-            <w:r>
-              <w:rPr>
-                <w:rFonts w:ascii="Noto Serif CJK SC" w:hAnsi="Noto Serif CJK SC" w:eastAsia="Noto Serif CJK SC"/>
-                <w:sz w:val="19"/>
-              </w:rPr>
-              <w:t>0.93</w:t>
-            </w:r>
-          </w:p>
-        </w:tc>
-      </w:tr>
-      <w:tr>
-        <w:tc>
-          <w:tcPr>
-            <w:tcW w:type="dxa" w:w="1926"/>
-          </w:tcPr>
-          <w:p>
-            <w:r/>
-            <w:r>
-              <w:rPr>
-                <w:rFonts w:ascii="Noto Serif CJK SC" w:hAnsi="Noto Serif CJK SC" w:eastAsia="Noto Serif CJK SC"/>
-                <w:sz w:val="19"/>
-              </w:rPr>
-              <w:t>05</w:t>
-            </w:r>
-          </w:p>
-        </w:tc>
-        <w:tc>
-          <w:tcPr>
-            <w:tcW w:type="dxa" w:w="1926"/>
-          </w:tcPr>
-          <w:p>
-            <w:r/>
-            <w:r>
-              <w:rPr>
-                <w:rFonts w:ascii="Noto Serif CJK SC" w:hAnsi="Noto Serif CJK SC" w:eastAsia="Noto Serif CJK SC"/>
-                <w:sz w:val="19"/>
-              </w:rPr>
-              <w:t>42（0/0/42）</w:t>
-            </w:r>
-          </w:p>
-        </w:tc>
-        <w:tc>
-          <w:tcPr>
-            <w:tcW w:type="dxa" w:w="1926"/>
-          </w:tcPr>
-          <w:p>
-            <w:r/>
-            <w:r>
-              <w:rPr>
-                <w:rFonts w:ascii="Noto Serif CJK SC" w:hAnsi="Noto Serif CJK SC" w:eastAsia="Noto Serif CJK SC"/>
-                <w:sz w:val="19"/>
-              </w:rPr>
-              <w:t>0.83</w:t>
-            </w:r>
-          </w:p>
-        </w:tc>
-        <w:tc>
-          <w:tcPr>
-            <w:tcW w:type="dxa" w:w="1926"/>
-          </w:tcPr>
-          <w:p>
-            <w:r/>
-            <w:r>
-              <w:rPr>
-                <w:rFonts w:ascii="Noto Serif CJK SC" w:hAnsi="Noto Serif CJK SC" w:eastAsia="Noto Serif CJK SC"/>
-                <w:sz w:val="19"/>
-              </w:rPr>
-              <w:t>0.62</w:t>
-            </w:r>
-          </w:p>
-        </w:tc>
-        <w:tc>
-          <w:tcPr>
-            <w:tcW w:type="dxa" w:w="1926"/>
-          </w:tcPr>
-          <w:p>
-            <w:r/>
-            <w:r>
-              <w:rPr>
-                <w:rFonts w:ascii="Noto Serif CJK SC" w:hAnsi="Noto Serif CJK SC" w:eastAsia="Noto Serif CJK SC"/>
-                <w:sz w:val="19"/>
-              </w:rPr>
-              <w:t>0.87</w:t>
-            </w:r>
-          </w:p>
-        </w:tc>
-      </w:tr>
-      <w:tr>
-        <w:tc>
-          <w:tcPr>
-            <w:tcW w:type="dxa" w:w="1926"/>
-          </w:tcPr>
-          <w:p>
-            <w:r/>
-            <w:r>
-              <w:rPr>
-                <w:rFonts w:ascii="Noto Serif CJK SC" w:hAnsi="Noto Serif CJK SC" w:eastAsia="Noto Serif CJK SC"/>
-                <w:sz w:val="19"/>
-              </w:rPr>
-              <w:t>S01</w:t>
-            </w:r>
-          </w:p>
-        </w:tc>
-        <w:tc>
-          <w:tcPr>
-            <w:tcW w:type="dxa" w:w="1926"/>
-          </w:tcPr>
-          <w:p>
-            <w:r/>
-            <w:r>
-              <w:rPr>
-                <w:rFonts w:ascii="Noto Serif CJK SC" w:hAnsi="Noto Serif CJK SC" w:eastAsia="Noto Serif CJK SC"/>
-                <w:sz w:val="19"/>
-              </w:rPr>
-              <w:t>3（0/0/3）</w:t>
-            </w:r>
-          </w:p>
-        </w:tc>
-        <w:tc>
-          <w:tcPr>
-            <w:tcW w:type="dxa" w:w="1926"/>
-          </w:tcPr>
-          <w:p>
-            <w:r/>
-            <w:r>
-              <w:rPr>
-                <w:rFonts w:ascii="Noto Serif CJK SC" w:hAnsi="Noto Serif CJK SC" w:eastAsia="Noto Serif CJK SC"/>
-                <w:sz w:val="19"/>
-              </w:rPr>
-              <w:t>0.97</w:t>
-            </w:r>
-          </w:p>
-        </w:tc>
-        <w:tc>
-          <w:tcPr>
-            <w:tcW w:type="dxa" w:w="1926"/>
-          </w:tcPr>
-          <w:p>
-            <w:r/>
-            <w:r>
-              <w:rPr>
-                <w:rFonts w:ascii="Noto Serif CJK SC" w:hAnsi="Noto Serif CJK SC" w:eastAsia="Noto Serif CJK SC"/>
-                <w:sz w:val="19"/>
-              </w:rPr>
-              <w:t>0.89</w:t>
-            </w:r>
-          </w:p>
-        </w:tc>
-        <w:tc>
-          <w:tcPr>
-            <w:tcW w:type="dxa" w:w="1926"/>
-          </w:tcPr>
-          <w:p>
-            <w:r/>
-            <w:r>
-              <w:rPr>
-                <w:rFonts w:ascii="Noto Serif CJK SC" w:hAnsi="Noto Serif CJK SC" w:eastAsia="Noto Serif CJK SC"/>
-                <w:sz w:val="19"/>
-              </w:rPr>
-              <w:t>0.80</w:t>
-            </w:r>
-          </w:p>
-        </w:tc>
-      </w:tr>
-      <w:tr>
-        <w:tc>
-          <w:tcPr>
-            <w:tcW w:type="dxa" w:w="1926"/>
-          </w:tcPr>
-          <w:p>
-            <w:r/>
-            <w:r>
-              <w:rPr>
-                <w:rFonts w:ascii="Noto Serif CJK SC" w:hAnsi="Noto Serif CJK SC" w:eastAsia="Noto Serif CJK SC"/>
-                <w:sz w:val="19"/>
-              </w:rPr>
-              <w:t>S02</w:t>
-            </w:r>
-          </w:p>
-        </w:tc>
-        <w:tc>
-          <w:tcPr>
-            <w:tcW w:type="dxa" w:w="1926"/>
-          </w:tcPr>
-          <w:p>
-            <w:r/>
-            <w:r>
-              <w:rPr>
-                <w:rFonts w:ascii="Noto Serif CJK SC" w:hAnsi="Noto Serif CJK SC" w:eastAsia="Noto Serif CJK SC"/>
-                <w:sz w:val="19"/>
-              </w:rPr>
-              <w:t>4（0/0/4）</w:t>
-            </w:r>
-          </w:p>
-        </w:tc>
-        <w:tc>
-          <w:tcPr>
-            <w:tcW w:type="dxa" w:w="1926"/>
-          </w:tcPr>
-          <w:p>
-            <w:r/>
-            <w:r>
-              <w:rPr>
-                <w:rFonts w:ascii="Noto Serif CJK SC" w:hAnsi="Noto Serif CJK SC" w:eastAsia="Noto Serif CJK SC"/>
-                <w:sz w:val="19"/>
-              </w:rPr>
-              <w:t>0.97</w:t>
-            </w:r>
-          </w:p>
-        </w:tc>
-        <w:tc>
-          <w:tcPr>
-            <w:tcW w:type="dxa" w:w="1926"/>
-          </w:tcPr>
-          <w:p>
-            <w:r/>
-            <w:r>
-              <w:rPr>
-                <w:rFonts w:ascii="Noto Serif CJK SC" w:hAnsi="Noto Serif CJK SC" w:eastAsia="Noto Serif CJK SC"/>
-                <w:sz w:val="19"/>
-              </w:rPr>
-              <w:t>0.91</w:t>
-            </w:r>
-          </w:p>
-        </w:tc>
-        <w:tc>
-          <w:tcPr>
-            <w:tcW w:type="dxa" w:w="1926"/>
-          </w:tcPr>
-          <w:p>
-            <w:r/>
-            <w:r>
-              <w:rPr>
-                <w:rFonts w:ascii="Noto Serif CJK SC" w:hAnsi="Noto Serif CJK SC" w:eastAsia="Noto Serif CJK SC"/>
-                <w:sz w:val="19"/>
-              </w:rPr>
-              <w:t>0.78</w:t>
-            </w:r>
-          </w:p>
-        </w:tc>
-      </w:tr>
-      <w:tr>
-        <w:tc>
-          <w:tcPr>
-            <w:tcW w:type="dxa" w:w="1926"/>
-          </w:tcPr>
-          <w:p>
-            <w:r/>
-            <w:r>
-              <w:rPr>
-                <w:rFonts w:ascii="Noto Serif CJK SC" w:hAnsi="Noto Serif CJK SC" w:eastAsia="Noto Serif CJK SC"/>
-                <w:sz w:val="19"/>
-              </w:rPr>
-              <w:t>S03</w:t>
-            </w:r>
-          </w:p>
-        </w:tc>
-        <w:tc>
-          <w:tcPr>
-            <w:tcW w:type="dxa" w:w="1926"/>
-          </w:tcPr>
-          <w:p>
-            <w:r/>
-            <w:r>
-              <w:rPr>
-                <w:rFonts w:ascii="Noto Serif CJK SC" w:hAnsi="Noto Serif CJK SC" w:eastAsia="Noto Serif CJK SC"/>
-                <w:sz w:val="19"/>
-              </w:rPr>
-              <w:t>17（0/7/10）</w:t>
-            </w:r>
-          </w:p>
-        </w:tc>
-        <w:tc>
-          <w:tcPr>
-            <w:tcW w:type="dxa" w:w="1926"/>
-          </w:tcPr>
-          <w:p>
-            <w:r/>
-            <w:r>
-              <w:rPr>
-                <w:rFonts w:ascii="Noto Serif CJK SC" w:hAnsi="Noto Serif CJK SC" w:eastAsia="Noto Serif CJK SC"/>
-                <w:sz w:val="19"/>
-              </w:rPr>
-              <w:t>0.92</w:t>
-            </w:r>
-          </w:p>
-        </w:tc>
-        <w:tc>
-          <w:tcPr>
-            <w:tcW w:type="dxa" w:w="1926"/>
-          </w:tcPr>
-          <w:p>
-            <w:r/>
-            <w:r>
-              <w:rPr>
-                <w:rFonts w:ascii="Noto Serif CJK SC" w:hAnsi="Noto Serif CJK SC" w:eastAsia="Noto Serif CJK SC"/>
-                <w:sz w:val="19"/>
-              </w:rPr>
-              <w:t>0.84</w:t>
-            </w:r>
-          </w:p>
-        </w:tc>
-        <w:tc>
-          <w:tcPr>
-            <w:tcW w:type="dxa" w:w="1926"/>
-          </w:tcPr>
-          <w:p>
-            <w:r/>
-            <w:r>
-              <w:rPr>
-                <w:rFonts w:ascii="Noto Serif CJK SC" w:hAnsi="Noto Serif CJK SC" w:eastAsia="Noto Serif CJK SC"/>
-                <w:sz w:val="19"/>
-              </w:rPr>
-              <w:t>0.79</w:t>
-            </w:r>
-          </w:p>
-        </w:tc>
-      </w:tr>
-      <w:tr>
-        <w:tc>
-          <w:tcPr>
-            <w:tcW w:type="dxa" w:w="1926"/>
-          </w:tcPr>
-          <w:p>
-            <w:r/>
-            <w:r>
-              <w:rPr>
-                <w:rFonts w:ascii="Noto Serif CJK SC" w:hAnsi="Noto Serif CJK SC" w:eastAsia="Noto Serif CJK SC"/>
-                <w:sz w:val="19"/>
-              </w:rPr>
-              <w:t>S04</w:t>
-            </w:r>
-          </w:p>
-        </w:tc>
-        <w:tc>
-          <w:tcPr>
-            <w:tcW w:type="dxa" w:w="1926"/>
-          </w:tcPr>
-          <w:p>
-            <w:r/>
-            <w:r>
-              <w:rPr>
-                <w:rFonts w:ascii="Noto Serif CJK SC" w:hAnsi="Noto Serif CJK SC" w:eastAsia="Noto Serif CJK SC"/>
-                <w:sz w:val="19"/>
-              </w:rPr>
-              <w:t>1（0/0/1）</w:t>
-            </w:r>
-          </w:p>
-        </w:tc>
-        <w:tc>
-          <w:tcPr>
-            <w:tcW w:type="dxa" w:w="1926"/>
-          </w:tcPr>
-          <w:p>
-            <w:r/>
-            <w:r>
-              <w:rPr>
-                <w:rFonts w:ascii="Noto Serif CJK SC" w:hAnsi="Noto Serif CJK SC" w:eastAsia="Noto Serif CJK SC"/>
-                <w:sz w:val="19"/>
-              </w:rPr>
-              <w:t>0.99</w:t>
-            </w:r>
-          </w:p>
-        </w:tc>
-        <w:tc>
-          <w:tcPr>
-            <w:tcW w:type="dxa" w:w="1926"/>
-          </w:tcPr>
-          <w:p>
-            <w:r/>
-            <w:r>
-              <w:rPr>
-                <w:rFonts w:ascii="Noto Serif CJK SC" w:hAnsi="Noto Serif CJK SC" w:eastAsia="Noto Serif CJK SC"/>
-                <w:sz w:val="19"/>
-              </w:rPr>
-              <w:t>0.91</w:t>
-            </w:r>
-          </w:p>
-        </w:tc>
-        <w:tc>
-          <w:tcPr>
-            <w:tcW w:type="dxa" w:w="1926"/>
-          </w:tcPr>
-          <w:p>
-            <w:r/>
-            <w:r>
-              <w:rPr>
-                <w:rFonts w:ascii="Noto Serif CJK SC" w:hAnsi="Noto Serif CJK SC" w:eastAsia="Noto Serif CJK SC"/>
-                <w:sz w:val="19"/>
-              </w:rPr>
-              <w:t>0.89</w:t>
-            </w:r>
-          </w:p>
-        </w:tc>
-      </w:tr>
-      <w:tr>
-        <w:tc>
-          <w:tcPr>
-            <w:tcW w:type="dxa" w:w="1926"/>
-          </w:tcPr>
-          <w:p>
-            <w:r/>
-            <w:r>
-              <w:rPr>
-                <w:rFonts w:ascii="Noto Serif CJK SC" w:hAnsi="Noto Serif CJK SC" w:eastAsia="Noto Serif CJK SC"/>
-                <w:sz w:val="19"/>
-              </w:rPr>
-              <w:t>S05</w:t>
-            </w:r>
-          </w:p>
-        </w:tc>
-        <w:tc>
-          <w:tcPr>
-            <w:tcW w:type="dxa" w:w="1926"/>
-          </w:tcPr>
-          <w:p>
-            <w:r/>
-            <w:r>
-              <w:rPr>
-                <w:rFonts w:ascii="Noto Serif CJK SC" w:hAnsi="Noto Serif CJK SC" w:eastAsia="Noto Serif CJK SC"/>
-                <w:sz w:val="19"/>
-              </w:rPr>
-              <w:t>9（0/0/9）</w:t>
-            </w:r>
-          </w:p>
-        </w:tc>
-        <w:tc>
-          <w:tcPr>
-            <w:tcW w:type="dxa" w:w="1926"/>
-          </w:tcPr>
-          <w:p>
-            <w:r/>
-            <w:r>
-              <w:rPr>
-                <w:rFonts w:ascii="Noto Serif CJK SC" w:hAnsi="Noto Serif CJK SC" w:eastAsia="Noto Serif CJK SC"/>
-                <w:sz w:val="19"/>
-              </w:rPr>
-              <w:t>0.96</w:t>
-            </w:r>
-          </w:p>
-        </w:tc>
-        <w:tc>
-          <w:tcPr>
-            <w:tcW w:type="dxa" w:w="1926"/>
-          </w:tcPr>
-          <w:p>
-            <w:r/>
-            <w:r>
-              <w:rPr>
-                <w:rFonts w:ascii="Noto Serif CJK SC" w:hAnsi="Noto Serif CJK SC" w:eastAsia="Noto Serif CJK SC"/>
-                <w:sz w:val="19"/>
-              </w:rPr>
-              <w:t>0.83</w:t>
-            </w:r>
-          </w:p>
-        </w:tc>
-        <w:tc>
-          <w:tcPr>
-            <w:tcW w:type="dxa" w:w="1926"/>
-          </w:tcPr>
-          <w:p>
-            <w:r/>
-            <w:r>
-              <w:rPr>
-                <w:rFonts w:ascii="Noto Serif CJK SC" w:hAnsi="Noto Serif CJK SC" w:eastAsia="Noto Serif CJK SC"/>
-                <w:sz w:val="19"/>
-              </w:rPr>
-              <w:t>0.68</w:t>
-            </w:r>
-          </w:p>
-        </w:tc>
-      </w:tr>
-      <w:tr>
-        <w:tc>
-          <w:tcPr>
-            <w:tcW w:type="dxa" w:w="1926"/>
-          </w:tcPr>
-          <w:p>
-            <w:r/>
-            <w:r>
-              <w:rPr>
-                <w:rFonts w:ascii="Noto Serif CJK SC" w:hAnsi="Noto Serif CJK SC" w:eastAsia="Noto Serif CJK SC"/>
-                <w:sz w:val="19"/>
-              </w:rPr>
-              <w:t>计分例合计</w:t>
-            </w:r>
-          </w:p>
-        </w:tc>
-        <w:tc>
-          <w:tcPr>
-            <w:tcW w:type="dxa" w:w="1926"/>
-          </w:tcPr>
-          <w:p>
-            <w:r/>
-            <w:r>
-              <w:rPr>
-                <w:rFonts w:ascii="Noto Serif CJK SC" w:hAnsi="Noto Serif CJK SC" w:eastAsia="Noto Serif CJK SC"/>
-                <w:b/>
-                <w:sz w:val="19"/>
-              </w:rPr>
-              <w:t>164</w:t>
-            </w:r>
-            <w:r>
-              <w:rPr>
-                <w:rFonts w:ascii="Noto Serif CJK SC" w:hAnsi="Noto Serif CJK SC" w:eastAsia="Noto Serif CJK SC"/>
-                <w:sz w:val="19"/>
-              </w:rPr>
-              <w:t>（初赛方案同尺 281；重构中期 542）</w:t>
-            </w:r>
-          </w:p>
-        </w:tc>
-        <w:tc>
-          <w:tcPr>
-            <w:tcW w:type="dxa" w:w="1926"/>
-          </w:tcPr>
-          <w:p>
-            <w:r/>
-          </w:p>
-        </w:tc>
-        <w:tc>
-          <w:tcPr>
-            <w:tcW w:type="dxa" w:w="1926"/>
-          </w:tcPr>
-          <w:p>
-            <w:r/>
-          </w:p>
-        </w:tc>
-        <w:tc>
-          <w:tcPr>
-            <w:tcW w:type="dxa" w:w="1926"/>
-          </w:tcPr>
-          <w:p>
-            <w:r/>
-          </w:p>
-        </w:tc>
-      </w:tr>
-      <w:tr>
-        <w:tc>
-          <w:tcPr>
-            <w:tcW w:type="dxa" w:w="1926"/>
-          </w:tcPr>
-          <w:p>
-            <w:r/>
-            <w:r>
-              <w:rPr>
-                <w:rFonts w:ascii="Noto Serif CJK SC" w:hAnsi="Noto Serif CJK SC" w:eastAsia="Noto Serif CJK SC"/>
-                <w:sz w:val="19"/>
-              </w:rPr>
-              <w:t>X01–X04（盲区）</w:t>
-            </w:r>
-          </w:p>
-        </w:tc>
-        <w:tc>
-          <w:tcPr>
-            <w:tcW w:type="dxa" w:w="1926"/>
-          </w:tcPr>
-          <w:p>
-            <w:r/>
-            <w:r>
-              <w:rPr>
-                <w:rFonts w:ascii="Noto Serif CJK SC" w:hAnsi="Noto Serif CJK SC" w:eastAsia="Noto Serif CJK SC"/>
-                <w:sz w:val="19"/>
-              </w:rPr>
-              <w:t>109 / 145 / 53 / 78</w:t>
-            </w:r>
-          </w:p>
-        </w:tc>
-        <w:tc>
-          <w:tcPr>
-            <w:tcW w:type="dxa" w:w="1926"/>
-          </w:tcPr>
-          <w:p>
-            <w:r/>
-            <w:r>
-              <w:rPr>
-                <w:rFonts w:ascii="Noto Serif CJK SC" w:hAnsi="Noto Serif CJK SC" w:eastAsia="Noto Serif CJK SC"/>
-                <w:sz w:val="19"/>
-              </w:rPr>
-              <w:t>0.59–0.96</w:t>
-            </w:r>
-          </w:p>
-        </w:tc>
-        <w:tc>
-          <w:tcPr>
-            <w:tcW w:type="dxa" w:w="1926"/>
-          </w:tcPr>
-          <w:p>
-            <w:r/>
-          </w:p>
-        </w:tc>
-        <w:tc>
-          <w:tcPr>
-            <w:tcW w:type="dxa" w:w="1926"/>
-          </w:tcPr>
-          <w:p>
-            <w:r/>
-          </w:p>
-        </w:tc>
-      </w:tr>
-    </w:tbl>
-    <w:p/>
-    <w:p>
-      <w:r>
-        <w:rPr>
-          <w:rFonts w:ascii="Noto Serif CJK SC" w:hAnsi="Noto Serif CJK SC" w:eastAsia="Noto Serif CJK SC"/>
-        </w:rPr>
-        <w:t>配套硬指标：</w:t>
-      </w:r>
-      <w:r>
-        <w:rPr>
-          <w:rFonts w:ascii="Noto Serif CJK SC" w:hAnsi="Noto Serif CJK SC" w:eastAsia="Noto Serif CJK SC"/>
-          <w:b/>
-        </w:rPr>
-        <w:t>DTD 14/14 全部通过</w:t>
-      </w:r>
-      <w:r>
-        <w:rPr>
-          <w:rFonts w:ascii="Noto Serif CJK SC" w:hAnsi="Noto Serif CJK SC" w:eastAsia="Noto Serif CJK SC"/>
-        </w:rPr>
-        <w:t>；L0 错误全 0；词级守恒"编造词"13/14 例为 0；参考文献条数 14/14 精确；图/表交叉引用在 10 个计分例上与结构参考完全一致；图片全部逐字节等同 docx 内嵌媒体（SHA-256 校验）。</w:t>
-      </w:r>
-    </w:p>
-    <w:p>
-      <w:r>
-        <w:rPr>
-          <w:rFonts w:ascii="Noto Serif CJK SC" w:hAnsi="Noto Serif CJK SC" w:eastAsia="Noto Serif CJK SC"/>
-          <w:b/>
-        </w:rPr>
-        <w:t>十一道交付门</w:t>
-      </w:r>
-      <w:r>
-        <w:rPr>
-          <w:rFonts w:ascii="Noto Serif CJK SC" w:hAnsi="Noto Serif CJK SC" w:eastAsia="Noto Serif CJK SC"/>
-        </w:rPr>
-        <w:t>：8/10 计分例全门通过正式交付。两例被护栏如实点名而非静默放行——S03 的表中表（嵌套表格）属已知局限；S04 源稿未印 "Correspondence" 标签词、系统按出版体例补齐后被独立守恒器点名记账。</w:t>
-      </w:r>
-      <w:r>
-        <w:rPr>
-          <w:rFonts w:ascii="Noto Serif CJK SC" w:hAnsi="Noto Serif CJK SC" w:eastAsia="Noto Serif CJK SC"/>
-          <w:b/>
-        </w:rPr>
-        <w:t>护栏宁可拦住自己，不掩盖问题</w:t>
-      </w:r>
-      <w:r>
-        <w:rPr>
-          <w:rFonts w:ascii="Noto Serif CJK SC" w:hAnsi="Noto Serif CJK SC" w:eastAsia="Noto Serif CJK SC"/>
-        </w:rPr>
-        <w:t>，这是我们对"学术出版可信交付"的理解。</w:t>
-      </w:r>
-    </w:p>
-    <w:p>
-      <w:pPr>
-        <w:spacing w:before="240"/>
-      </w:pPr>
-      <w:r>
-        <w:rPr>
-          <w:rFonts w:ascii="Noto Serif CJK SC" w:hAnsi="Noto Serif CJK SC" w:eastAsia="Noto Serif CJK SC"/>
-          <w:b/>
-          <w:color w:val="1A3A5C"/>
-          <w:sz w:val="26"/>
-        </w:rPr>
-        <w:t>六、工程实现</w:t>
-      </w:r>
-    </w:p>
-    <w:p>
-      <w:pPr>
-        <w:pStyle w:val="ListBullet"/>
-      </w:pPr>
-      <w:r>
-        <w:rPr>
-          <w:rFonts w:ascii="Noto Serif CJK SC" w:hAnsi="Noto Serif CJK SC" w:eastAsia="Noto Serif CJK SC"/>
-          <w:b/>
-        </w:rPr>
-        <w:t>代码</w:t>
-      </w:r>
-      <w:r>
-        <w:rPr>
-          <w:rFonts w:ascii="Noto Serif CJK SC" w:hAnsi="Noto Serif CJK SC" w:eastAsia="Noto Serif CJK SC"/>
-        </w:rPr>
-        <w:t>：Python 3.9+（3.12 验证），核心包约 1.4 万行、</w:t>
-      </w:r>
-      <w:r>
-        <w:rPr>
-          <w:rFonts w:ascii="Noto Serif CJK SC" w:hAnsi="Noto Serif CJK SC" w:eastAsia="Noto Serif CJK SC"/>
-          <w:b/>
-        </w:rPr>
-        <w:t>516 项自动化测试</w:t>
-      </w:r>
-      <w:r>
-        <w:rPr>
-          <w:rFonts w:ascii="Noto Serif CJK SC" w:hAnsi="Noto Serif CJK SC" w:eastAsia="Noto Serif CJK SC"/>
-        </w:rPr>
-        <w:t>；依赖仅 python-docx/lxml/Pillow/PyYAML/openai/python-dotenv（网页另加 FastAPI）。JATS 1.3 DTD 全套内嵌，离线校验。</w:t>
-      </w:r>
-    </w:p>
-    <w:p>
-      <w:pPr>
-        <w:pStyle w:val="ListBullet"/>
-      </w:pPr>
-      <w:r>
-        <w:rPr>
-          <w:rFonts w:ascii="Noto Serif CJK SC" w:hAnsi="Noto Serif CJK SC" w:eastAsia="Noto Serif CJK SC"/>
-          <w:b/>
-        </w:rPr>
-        <w:t>并发</w:t>
-      </w:r>
-      <w:r>
-        <w:rPr>
-          <w:rFonts w:ascii="Noto Serif CJK SC" w:hAnsi="Noto Serif CJK SC" w:eastAsia="Noto Serif CJK SC"/>
-        </w:rPr>
-        <w:t>：任务层（头部/正文/切条 A/B 四路）→ 条目层（逐条文献、逐表全并发）→ 进程级闸门（默认 32 在途），14 例整批转换总墙钟 851 秒。</w:t>
-      </w:r>
-    </w:p>
-    <w:p>
-      <w:pPr>
-        <w:pStyle w:val="ListBullet"/>
-      </w:pPr>
-      <w:r>
-        <w:rPr>
-          <w:rFonts w:ascii="Noto Serif CJK SC" w:hAnsi="Noto Serif CJK SC" w:eastAsia="Noto Serif CJK SC"/>
-          <w:b/>
-        </w:rPr>
-        <w:t>资源消耗</w:t>
-      </w:r>
-      <w:r>
-        <w:rPr>
-          <w:rFonts w:ascii="Noto Serif CJK SC" w:hAnsi="Noto Serif CJK SC" w:eastAsia="Noto Serif CJK SC"/>
-        </w:rPr>
-        <w:t>：单篇 35~146 次调用、约 41~47 万 token（默认 qwen3.7-plus，文首任务 qwen3.8-max）。</w:t>
-      </w:r>
-    </w:p>
-    <w:p>
-      <w:pPr>
-        <w:pStyle w:val="ListBullet"/>
-      </w:pPr>
-      <w:r>
-        <w:rPr>
-          <w:rFonts w:ascii="Noto Serif CJK SC" w:hAnsi="Noto Serif CJK SC" w:eastAsia="Noto Serif CJK SC"/>
-          <w:b/>
-        </w:rPr>
-        <w:t>可复现</w:t>
-      </w:r>
-      <w:r>
-        <w:rPr>
-          <w:rFonts w:ascii="Noto Serif CJK SC" w:hAnsi="Noto Serif CJK SC" w:eastAsia="Noto Serif CJK SC"/>
-        </w:rPr>
-        <w:t>：</w:t>
-      </w:r>
-      <w:r>
-        <w:rPr>
-          <w:rFonts w:ascii="Noto Sans Mono CJK SC" w:hAnsi="Noto Sans Mono CJK SC" w:eastAsia="Noto Sans Mono CJK SC"/>
-          <w:sz w:val="19"/>
-        </w:rPr>
-        <w:t>--fresh-cache</w:t>
-      </w:r>
-      <w:r>
-        <w:rPr>
-          <w:rFonts w:ascii="Noto Serif CJK SC" w:hAnsi="Noto Serif CJK SC" w:eastAsia="Noto Serif CJK SC"/>
-        </w:rPr>
-        <w:t xml:space="preserve"> 全新真实调用并留档；同机重放零成本零网络；ReplayLLM 只读快照支持无密钥离线演示。</w:t>
-      </w:r>
-    </w:p>
-    <w:p>
-      <w:pPr>
-        <w:pStyle w:val="ListBullet"/>
-      </w:pPr>
-      <w:r>
-        <w:rPr>
-          <w:rFonts w:ascii="Noto Serif CJK SC" w:hAnsi="Noto Serif CJK SC" w:eastAsia="Noto Serif CJK SC"/>
-          <w:b/>
-        </w:rPr>
-        <w:t>运行</w:t>
-      </w:r>
-      <w:r>
-        <w:rPr>
-          <w:rFonts w:ascii="Noto Serif CJK SC" w:hAnsi="Noto Serif CJK SC" w:eastAsia="Noto Serif CJK SC"/>
-        </w:rPr>
-        <w:t>：</w:t>
-      </w:r>
-    </w:p>
-    <w:p>
-      <w:r>
-        <w:rPr>
-          <w:rFonts w:ascii="Noto Serif CJK SC" w:hAnsi="Noto Serif CJK SC" w:eastAsia="Noto Serif CJK SC"/>
-        </w:rPr>
-        <w:t xml:space="preserve">  ```bash</w:t>
-      </w:r>
-    </w:p>
-    <w:p>
-      <w:r>
-        <w:rPr>
-          <w:rFonts w:ascii="Noto Serif CJK SC" w:hAnsi="Noto Serif CJK SC" w:eastAsia="Noto Serif CJK SC"/>
-        </w:rPr>
-        <w:t xml:space="preserve">  PYTHONPATH=src .venv/bin/python -m word2jats convert \</w:t>
-      </w:r>
-    </w:p>
-    <w:p>
-      <w:r>
-        <w:rPr>
-          <w:rFonts w:ascii="Noto Serif CJK SC" w:hAnsi="Noto Serif CJK SC" w:eastAsia="Noto Serif CJK SC"/>
-        </w:rPr>
-        <w:t xml:space="preserve">      样例数据/03/初始文件.docx --journal JIN --doi 10.31083/JIN49347 -o output/</w:t>
-      </w:r>
-    </w:p>
-    <w:p>
-      <w:r>
-        <w:rPr>
-          <w:rFonts w:ascii="Noto Serif CJK SC" w:hAnsi="Noto Serif CJK SC" w:eastAsia="Noto Serif CJK SC"/>
-        </w:rPr>
-        <w:t xml:space="preserve">  # 评测（转换+打分一体）：</w:t>
-      </w:r>
-    </w:p>
-    <w:p>
-      <w:r>
-        <w:rPr>
-          <w:rFonts w:ascii="Noto Serif CJK SC" w:hAnsi="Noto Serif CJK SC" w:eastAsia="Noto Serif CJK SC"/>
-        </w:rPr>
-        <w:t xml:space="preserve">  .venv/bin/python -m scripts.eval_v1 --samples all --tag demo --fresh-cache</w:t>
-      </w:r>
-    </w:p>
-    <w:p>
-      <w:r>
-        <w:rPr>
-          <w:rFonts w:ascii="Noto Serif CJK SC" w:hAnsi="Noto Serif CJK SC" w:eastAsia="Noto Serif CJK SC"/>
-        </w:rPr>
-        <w:t xml:space="preserve">  .venv/bin/python -m scripts.evalsuite --tag demo --samples all</w:t>
-      </w:r>
-    </w:p>
-    <w:p>
-      <w:r>
-        <w:rPr>
-          <w:rFonts w:ascii="Noto Serif CJK SC" w:hAnsi="Noto Serif CJK SC" w:eastAsia="Noto Serif CJK SC"/>
-        </w:rPr>
-        <w:t xml:space="preserve">  ```</w:t>
-      </w:r>
-    </w:p>
-    <w:p>
-      <w:pPr>
-        <w:spacing w:before="240"/>
-      </w:pPr>
-      <w:r>
-        <w:rPr>
-          <w:rFonts w:ascii="Noto Serif CJK SC" w:hAnsi="Noto Serif CJK SC" w:eastAsia="Noto Serif CJK SC"/>
-          <w:b/>
-          <w:color w:val="1A3A5C"/>
-          <w:sz w:val="26"/>
-        </w:rPr>
-        <w:t>七、Web 校样工作台</w:t>
-      </w:r>
-    </w:p>
-    <w:p>
-      <w:r>
-        <w:rPr>
-          <w:rFonts w:ascii="Noto Serif CJK SC" w:hAnsi="Noto Serif CJK SC" w:eastAsia="Noto Serif CJK SC"/>
-        </w:rPr>
-        <w:t xml:space="preserve">面向期刊生产编辑的网页应用（FastAPI + 原生 JS，已上线）：拖入 docx → 分片上传（断点续传，绕 CDN 超时）→ 四阶段进度 → </w:t>
-      </w:r>
-      <w:r>
-        <w:rPr>
-          <w:rFonts w:ascii="Noto Serif CJK SC" w:hAnsi="Noto Serif CJK SC" w:eastAsia="Noto Serif CJK SC"/>
-          <w:b/>
-        </w:rPr>
-        <w:t>校样单式结果页</w:t>
-      </w:r>
-      <w:r>
-        <w:rPr>
-          <w:rFonts w:ascii="Noto Serif CJK SC" w:hAnsi="Noto Serif CJK SC" w:eastAsia="Noto Serif CJK SC"/>
-        </w:rPr>
-        <w:t>：结论先行的"可交付/待确认"印章、期刊样式成品预览（XSLT）、</w:t>
-      </w:r>
-      <w:r>
-        <w:rPr>
-          <w:rFonts w:ascii="Noto Serif CJK SC" w:hAnsi="Noto Serif CJK SC" w:eastAsia="Noto Serif CJK SC"/>
-          <w:b/>
-        </w:rPr>
-        <w:t>逐词"原文核对"</w:t>
-      </w:r>
-      <w:r>
-        <w:rPr>
-          <w:rFonts w:ascii="Noto Serif CJK SC" w:hAnsi="Noto Serif CJK SC" w:eastAsia="Noto Serif CJK SC"/>
-        </w:rPr>
-        <w:t>（输出来自原稿 / 原稿保留两个覆盖率与差异词清单——把内容守恒做成看得见的界面）、内容清单（作者/图表/公式/文献计数）、DTD 与结构合规明细、XML 源码。下载包=XML+外部化图片。</w:t>
-      </w:r>
-    </w:p>
-    <w:p>
-      <w:pPr>
-        <w:spacing w:before="240"/>
-      </w:pPr>
-      <w:r>
-        <w:rPr>
-          <w:rFonts w:ascii="Noto Serif CJK SC" w:hAnsi="Noto Serif CJK SC" w:eastAsia="Noto Serif CJK SC"/>
-          <w:b/>
-          <w:color w:val="1A3A5C"/>
-          <w:sz w:val="26"/>
-        </w:rPr>
-        <w:t>八、原创性与第三方资源</w:t>
-      </w:r>
-    </w:p>
-    <w:p>
-      <w:r>
-        <w:rPr>
-          <w:rFonts w:ascii="Noto Serif CJK SC" w:hAnsi="Noto Serif CJK SC" w:eastAsia="Noto Serif CJK SC"/>
-        </w:rPr>
-        <w:t>核心算法（源对象图、摘抄落锚协议、双实例对抗切条、两本账与交付门、双评测器）均为原创。第三方仅：JATS 1.3 DTD（NISO/NLM）、OMML2MML.XSL（微软开源样式表）、JATS 预览 XSLT/CSS（NCBI 公有领域）、OpenAI 兼容 SDK。大模型 API 为方法必需组件（理解层无规则降级档）。</w:t>
-      </w:r>
-    </w:p>
-    <w:p>
-      <w:pPr>
-        <w:spacing w:before="240"/>
-      </w:pPr>
-      <w:r>
-        <w:rPr>
-          <w:rFonts w:ascii="Noto Serif CJK SC" w:hAnsi="Noto Serif CJK SC" w:eastAsia="Noto Serif CJK SC"/>
-          <w:b/>
-          <w:color w:val="1A3A5C"/>
-          <w:sz w:val="26"/>
-        </w:rPr>
-        <w:t>九、已知边界（如实交代）</w:t>
-      </w:r>
-    </w:p>
-    <w:p>
-      <w:r>
-        <w:rPr>
-          <w:rFonts w:ascii="Noto Serif CJK SC" w:hAnsi="Noto Serif CJK SC" w:eastAsia="Noto Serif CJK SC"/>
-        </w:rPr>
-        <w:t>1. 嵌套表格（表中表）尚未展开（S03 一处表头 2 格）；</w:t>
-      </w:r>
-    </w:p>
-    <w:p>
-      <w:r>
-        <w:rPr>
-          <w:rFonts w:ascii="Noto Serif CJK SC" w:hAnsi="Noto Serif CJK SC" w:eastAsia="Noto Serif CJK SC"/>
-        </w:rPr>
-        <w:t>2. 制表符拼排的无线表格中，格网复原未过机械校验的按"一行一格"保全原文交付（05 例 14 张中 8 张，文字零丢失、结构降级）；</w:t>
-      </w:r>
-    </w:p>
-    <w:p>
-      <w:r>
-        <w:rPr>
-          <w:rFonts w:ascii="Noto Serif CJK SC" w:hAnsi="Noto Serif CJK SC" w:eastAsia="Noto Serif CJK SC"/>
-        </w:rPr>
-        <w:t>3. 参考文献内期刊名斜体的 run 级格式恢复不完整；</w:t>
-      </w:r>
-    </w:p>
-    <w:p>
-      <w:r>
-        <w:rPr>
-          <w:rFonts w:ascii="Noto Serif CJK SC" w:hAnsi="Noto Serif CJK SC" w:eastAsia="Noto Serif CJK SC"/>
-        </w:rPr>
-        <w:t>4. 手绘图形/OLE 预览缺失的对象以占位报告，不虚构内容；</w:t>
-      </w:r>
-    </w:p>
-    <w:p>
-      <w:r>
-        <w:rPr>
-          <w:rFonts w:ascii="Noto Serif CJK SC" w:hAnsi="Noto Serif CJK SC" w:eastAsia="Noto Serif CJK SC"/>
-        </w:rPr>
-        <w:t>5. 源稿未印的出版模板字（如编辑角色）不由模型补造——宁缺勿造，独立守恒器会点名任何越界。</w:t>
-      </w:r>
-    </w:p>
-    <w:p>
-      <w:pPr>
-        <w:spacing w:before="240"/>
-      </w:pPr>
-      <w:r>
-        <w:rPr>
-          <w:rFonts w:ascii="Noto Serif CJK SC" w:hAnsi="Noto Serif CJK SC" w:eastAsia="Noto Serif CJK SC"/>
-          <w:b/>
-          <w:color w:val="1A3A5C"/>
-          <w:sz w:val="26"/>
-        </w:rPr>
-        <w:t>十、附录：核验位置</w:t>
-      </w:r>
-    </w:p>
-    <w:tbl>
-      <w:tblPr>
-        <w:tblStyle w:val="TableGrid"/>
-        <w:tblW w:type="auto" w:w="0"/>
-        <w:jc w:val="center"/>
-        <w:tblLook w:firstColumn="1" w:firstRow="1" w:lastColumn="0" w:lastRow="0" w:noHBand="0" w:noVBand="1" w:val="04A0"/>
-      </w:tblPr>
-      <w:tblGrid>
-        <w:gridCol w:w="4816"/>
-        <w:gridCol w:w="4816"/>
-      </w:tblGrid>
-      <w:tr>
-        <w:tc>
-          <w:tcPr>
-            <w:tcW w:type="dxa" w:w="4816"/>
-            <w:shd w:val="clear" w:fill="EEF2F7"/>
-          </w:tcPr>
-          <w:p>
-            <w:r/>
-            <w:r>
-              <w:rPr>
-                <w:rFonts w:ascii="Noto Serif CJK SC" w:hAnsi="Noto Serif CJK SC" w:eastAsia="Noto Serif CJK SC"/>
-                <w:b/>
-                <w:sz w:val="19"/>
-              </w:rPr>
-              <w:t>内容</w:t>
-            </w:r>
-          </w:p>
-        </w:tc>
-        <w:tc>
-          <w:tcPr>
-            <w:tcW w:type="dxa" w:w="4816"/>
-            <w:shd w:val="clear" w:fill="EEF2F7"/>
-          </w:tcPr>
-          <w:p>
-            <w:r/>
-            <w:r>
-              <w:rPr>
-                <w:rFonts w:ascii="Noto Serif CJK SC" w:hAnsi="Noto Serif CJK SC" w:eastAsia="Noto Serif CJK SC"/>
-                <w:b/>
-                <w:sz w:val="19"/>
-              </w:rPr>
-              <w:t>位置</w:t>
-            </w:r>
-          </w:p>
-        </w:tc>
-      </w:tr>
-      <w:tr>
-        <w:tc>
-          <w:tcPr>
-            <w:tcW w:type="dxa" w:w="4816"/>
-          </w:tcPr>
-          <w:p>
-            <w:r/>
-            <w:r>
-              <w:rPr>
-                <w:rFonts w:ascii="Noto Serif CJK SC" w:hAnsi="Noto Serif CJK SC" w:eastAsia="Noto Serif CJK SC"/>
-                <w:sz w:val="19"/>
-              </w:rPr>
-              <w:t>终验转换输出（14 例）</w:t>
-            </w:r>
-          </w:p>
-        </w:tc>
-        <w:tc>
-          <w:tcPr>
-            <w:tcW w:type="dxa" w:w="4816"/>
-          </w:tcPr>
-          <w:p>
-            <w:r/>
-            <w:r>
-              <w:rPr>
-                <w:rFonts w:ascii="Noto Sans Mono CJK SC" w:hAnsi="Noto Sans Mono CJK SC" w:eastAsia="Noto Sans Mono CJK SC"/>
-                <w:sz w:val="17"/>
-              </w:rPr>
-              <w:t>reports/outputs/fin-submit/</w:t>
-            </w:r>
-          </w:p>
-        </w:tc>
-      </w:tr>
-      <w:tr>
-        <w:tc>
-          <w:tcPr>
-            <w:tcW w:type="dxa" w:w="4816"/>
-          </w:tcPr>
-          <w:p>
-            <w:r/>
-            <w:r>
-              <w:rPr>
-                <w:rFonts w:ascii="Noto Serif CJK SC" w:hAnsi="Noto Serif CJK SC" w:eastAsia="Noto Serif CJK SC"/>
-                <w:sz w:val="19"/>
-              </w:rPr>
-              <w:t>V1/V2 评测报告</w:t>
-            </w:r>
-          </w:p>
-        </w:tc>
-        <w:tc>
-          <w:tcPr>
-            <w:tcW w:type="dxa" w:w="4816"/>
-          </w:tcPr>
-          <w:p>
-            <w:r/>
-            <w:r>
-              <w:rPr>
-                <w:rFonts w:ascii="Noto Sans Mono CJK SC" w:hAnsi="Noto Sans Mono CJK SC" w:eastAsia="Noto Sans Mono CJK SC"/>
-                <w:sz w:val="17"/>
-              </w:rPr>
-              <w:t>reports/eval_v1/fin-submit/</w:t>
-            </w:r>
-            <w:r>
-              <w:rPr>
-                <w:rFonts w:ascii="Noto Serif CJK SC" w:hAnsi="Noto Serif CJK SC" w:eastAsia="Noto Serif CJK SC"/>
-                <w:sz w:val="19"/>
-              </w:rPr>
-              <w:t>、</w:t>
-            </w:r>
-            <w:r>
-              <w:rPr>
-                <w:rFonts w:ascii="Noto Sans Mono CJK SC" w:hAnsi="Noto Sans Mono CJK SC" w:eastAsia="Noto Sans Mono CJK SC"/>
-                <w:sz w:val="17"/>
-              </w:rPr>
-              <w:t>reports/eval_v2/fin-submit/</w:t>
-            </w:r>
-            <w:r>
-              <w:rPr>
-                <w:rFonts w:ascii="Noto Serif CJK SC" w:hAnsi="Noto Serif CJK SC" w:eastAsia="Noto Serif CJK SC"/>
-                <w:sz w:val="19"/>
-              </w:rPr>
-              <w:t xml:space="preserve">、小结 </w:t>
-            </w:r>
-            <w:r>
-              <w:rPr>
-                <w:rFonts w:ascii="Noto Sans Mono CJK SC" w:hAnsi="Noto Sans Mono CJK SC" w:eastAsia="Noto Sans Mono CJK SC"/>
-                <w:sz w:val="17"/>
-              </w:rPr>
-              <w:t>reports/evalsuite/fin-submit/小结.md</w:t>
-            </w:r>
-          </w:p>
-        </w:tc>
-      </w:tr>
-      <w:tr>
-        <w:tc>
-          <w:tcPr>
-            <w:tcW w:type="dxa" w:w="4816"/>
-          </w:tcPr>
-          <w:p>
-            <w:r/>
-            <w:r>
-              <w:rPr>
-                <w:rFonts w:ascii="Noto Serif CJK SC" w:hAnsi="Noto Serif CJK SC" w:eastAsia="Noto Serif CJK SC"/>
-                <w:sz w:val="19"/>
-              </w:rPr>
-              <w:t>核心包 / 测试</w:t>
-            </w:r>
-          </w:p>
-        </w:tc>
-        <w:tc>
-          <w:tcPr>
-            <w:tcW w:type="dxa" w:w="4816"/>
-          </w:tcPr>
-          <w:p>
-            <w:r/>
-            <w:r>
-              <w:rPr>
-                <w:rFonts w:ascii="Noto Sans Mono CJK SC" w:hAnsi="Noto Sans Mono CJK SC" w:eastAsia="Noto Sans Mono CJK SC"/>
-                <w:sz w:val="17"/>
-              </w:rPr>
-              <w:t>src/word2jats/</w:t>
-            </w:r>
-            <w:r>
-              <w:rPr>
-                <w:rFonts w:ascii="Noto Serif CJK SC" w:hAnsi="Noto Serif CJK SC" w:eastAsia="Noto Serif CJK SC"/>
-                <w:sz w:val="19"/>
-              </w:rPr>
-              <w:t>、</w:t>
-            </w:r>
-            <w:r>
-              <w:rPr>
-                <w:rFonts w:ascii="Noto Sans Mono CJK SC" w:hAnsi="Noto Sans Mono CJK SC" w:eastAsia="Noto Sans Mono CJK SC"/>
-                <w:sz w:val="17"/>
-              </w:rPr>
-              <w:t>tests/</w:t>
-            </w:r>
-            <w:r>
-              <w:rPr>
-                <w:rFonts w:ascii="Noto Serif CJK SC" w:hAnsi="Noto Serif CJK SC" w:eastAsia="Noto Serif CJK SC"/>
-                <w:sz w:val="19"/>
-              </w:rPr>
-              <w:t>（516 项）</w:t>
-            </w:r>
-          </w:p>
-        </w:tc>
-      </w:tr>
-      <w:tr>
-        <w:tc>
-          <w:tcPr>
-            <w:tcW w:type="dxa" w:w="4816"/>
-          </w:tcPr>
-          <w:p>
-            <w:r/>
-            <w:r>
-              <w:rPr>
-                <w:rFonts w:ascii="Noto Serif CJK SC" w:hAnsi="Noto Serif CJK SC" w:eastAsia="Noto Serif CJK SC"/>
-                <w:sz w:val="19"/>
-              </w:rPr>
-              <w:t>双评测器</w:t>
-            </w:r>
-          </w:p>
-        </w:tc>
-        <w:tc>
-          <w:tcPr>
-            <w:tcW w:type="dxa" w:w="4816"/>
-          </w:tcPr>
-          <w:p>
-            <w:r/>
-            <w:r>
-              <w:rPr>
-                <w:rFonts w:ascii="Noto Sans Mono CJK SC" w:hAnsi="Noto Sans Mono CJK SC" w:eastAsia="Noto Sans Mono CJK SC"/>
-                <w:sz w:val="17"/>
-              </w:rPr>
-              <w:t>scripts/eval_v1/</w:t>
-            </w:r>
-            <w:r>
-              <w:rPr>
-                <w:rFonts w:ascii="Noto Serif CJK SC" w:hAnsi="Noto Serif CJK SC" w:eastAsia="Noto Serif CJK SC"/>
-                <w:sz w:val="19"/>
-              </w:rPr>
-              <w:t>、</w:t>
-            </w:r>
-            <w:r>
-              <w:rPr>
-                <w:rFonts w:ascii="Noto Sans Mono CJK SC" w:hAnsi="Noto Sans Mono CJK SC" w:eastAsia="Noto Sans Mono CJK SC"/>
-                <w:sz w:val="17"/>
-              </w:rPr>
-              <w:t>scripts/eval_v2/</w:t>
-            </w:r>
-          </w:p>
-        </w:tc>
-      </w:tr>
-      <w:tr>
-        <w:tc>
-          <w:tcPr>
-            <w:tcW w:type="dxa" w:w="4816"/>
-          </w:tcPr>
-          <w:p>
-            <w:r/>
-            <w:r>
-              <w:rPr>
-                <w:rFonts w:ascii="Noto Serif CJK SC" w:hAnsi="Noto Serif CJK SC" w:eastAsia="Noto Serif CJK SC"/>
-                <w:sz w:val="19"/>
-              </w:rPr>
-              <w:t>文档体系</w:t>
-            </w:r>
-          </w:p>
-        </w:tc>
-        <w:tc>
-          <w:tcPr>
-            <w:tcW w:type="dxa" w:w="4816"/>
-          </w:tcPr>
-          <w:p>
-            <w:r/>
-            <w:r>
-              <w:rPr>
-                <w:rFonts w:ascii="Noto Sans Mono CJK SC" w:hAnsi="Noto Sans Mono CJK SC" w:eastAsia="Noto Sans Mono CJK SC"/>
-                <w:sz w:val="17"/>
-              </w:rPr>
-              <w:t>docs/</w:t>
-            </w:r>
-            <w:r>
-              <w:rPr>
-                <w:rFonts w:ascii="Noto Serif CJK SC" w:hAnsi="Noto Serif CJK SC" w:eastAsia="Noto Serif CJK SC"/>
-                <w:sz w:val="19"/>
-              </w:rPr>
-              <w:t>（竞赛/领域/数据/设计/实现/评测/消融/网页/使用/部署 十篇）</w:t>
-            </w:r>
-          </w:p>
-        </w:tc>
-      </w:tr>
-      <w:tr>
-        <w:tc>
-          <w:tcPr>
-            <w:tcW w:type="dxa" w:w="4816"/>
-          </w:tcPr>
-          <w:p>
-            <w:r/>
-            <w:r>
-              <w:rPr>
-                <w:rFonts w:ascii="Noto Serif CJK SC" w:hAnsi="Noto Serif CJK SC" w:eastAsia="Noto Serif CJK SC"/>
-                <w:sz w:val="19"/>
-              </w:rPr>
-              <w:t>样例登记</w:t>
-            </w:r>
-          </w:p>
-        </w:tc>
-        <w:tc>
-          <w:tcPr>
-            <w:tcW w:type="dxa" w:w="4816"/>
-          </w:tcPr>
-          <w:p>
-            <w:r/>
-            <w:r>
-              <w:rPr>
-                <w:rFonts w:ascii="Noto Sans Mono CJK SC" w:hAnsi="Noto Sans Mono CJK SC" w:eastAsia="Noto Sans Mono CJK SC"/>
-                <w:sz w:val="17"/>
-              </w:rPr>
-              <w:t>样例数据/样例登记.json</w:t>
-            </w:r>
-            <w:r>
-              <w:rPr>
-                <w:rFonts w:ascii="Noto Serif CJK SC" w:hAnsi="Noto Serif CJK SC" w:eastAsia="Noto Serif CJK SC"/>
-                <w:sz w:val="19"/>
-              </w:rPr>
-              <w:t>（14 例唯一名单）</w:t>
-            </w:r>
-          </w:p>
-        </w:tc>
-      </w:tr>
-    </w:tbl>
-    <w:p/>
     <w:sectPr>
-      <w:pgSz w:w="12240" w:h="15840"/>
-      <w:pgMar w:top="1247" w:right="1304" w:bottom="1247" w:left="1304" w:header="720" w:footer="720" w:gutter="0"/>
+      <w:headerReference w:type="default" r:id="rId9"/>
+      <w:footerReference w:type="default" r:id="rId10"/>
+      <w:pgSz w:w="11906" w:h="16838"/>
+      <w:pgMar w:top="1020" w:right="1134" w:bottom="1304" w:left="1134" w:header="720" w:footer="454" w:gutter="0"/>
       <w:cols w:space="720"/>
       <w:docGrid w:linePitch="360"/>
     </w:sectPr>
   </w:body>
 </w:document>
+</file>
+
+<file path=word/footer1.xml><?xml version="1.0" encoding="utf-8"?>
+<w:ftr xmlns:m="http://schemas.openxmlformats.org/officeDocument/2006/math" xmlns:mc="http://schemas.openxmlformats.org/markup-compatibility/2006" xmlns:mo="http://schemas.microsoft.com/office/mac/office/2008/main" xmlns:mv="urn:schemas-microsoft-com:mac:vml" xmlns:o="urn:schemas-microsoft-com:office:office" xmlns:r="http://schemas.openxmlformats.org/officeDocument/2006/relationships" xmlns:v="urn:schemas-microsoft-com:vml" xmlns:w10="urn:schemas-microsoft-com:office:word" xmlns:w14="http://schemas.microsoft.com/office/word/2010/wordml" xmlns:w="http://schemas.openxmlformats.org/wordprocessingml/2006/main" xmlns:wne="http://schemas.microsoft.com/office/word/2006/wordml" xmlns:wp14="http://schemas.microsoft.com/office/word/2010/wordprocessingDrawing" xmlns:wp="http://schemas.openxmlformats.org/drawingml/2006/wordprocessingDrawing" xmlns:wpc="http://schemas.microsoft.com/office/word/2010/wordprocessingCanvas" xmlns:wpg="http://schemas.microsoft.com/office/word/2010/wordprocessingGroup" xmlns:wpi="http://schemas.microsoft.com/office/word/2010/wordprocessingInk" xmlns:wps="http://schemas.microsoft.com/office/word/2010/wordprocessingShape" mc:Ignorable="w14 wp14">
+  <w:p>
+    <w:pPr>
+      <w:pStyle w:val="Footer"/>
+      <w:jc w:val="right"/>
+    </w:pPr>
+    <w:r>
+      <w:t xml:space="preserve">JiangLab  ·  </w:t>
+    </w:r>
+    <w:fldSimple w:instr="PAGE"/>
+  </w:p>
+</w:ftr>
+</file>
+
+<file path=word/header1.xml><?xml version="1.0" encoding="utf-8"?>
+<w:hdr xmlns:m="http://schemas.openxmlformats.org/officeDocument/2006/math" xmlns:mc="http://schemas.openxmlformats.org/markup-compatibility/2006" xmlns:mo="http://schemas.microsoft.com/office/mac/office/2008/main" xmlns:mv="urn:schemas-microsoft-com:mac:vml" xmlns:o="urn:schemas-microsoft-com:office:office" xmlns:r="http://schemas.openxmlformats.org/officeDocument/2006/relationships" xmlns:v="urn:schemas-microsoft-com:vml" xmlns:w10="urn:schemas-microsoft-com:office:word" xmlns:w14="http://schemas.microsoft.com/office/word/2010/wordml" xmlns:w="http://schemas.openxmlformats.org/wordprocessingml/2006/main" xmlns:wne="http://schemas.microsoft.com/office/word/2006/wordml" xmlns:wp14="http://schemas.microsoft.com/office/word/2010/wordprocessingDrawing" xmlns:wp="http://schemas.openxmlformats.org/drawingml/2006/wordprocessingDrawing" xmlns:wpc="http://schemas.microsoft.com/office/word/2010/wordprocessingCanvas" xmlns:wpg="http://schemas.microsoft.com/office/word/2010/wordprocessingGroup" xmlns:wpi="http://schemas.microsoft.com/office/word/2010/wordprocessingInk" xmlns:wps="http://schemas.microsoft.com/office/word/2010/wordprocessingShape" mc:Ignorable="w14 wp14">
+  <w:p>
+    <w:pPr>
+      <w:pStyle w:val="Caption"/>
+    </w:pPr>
+    <w:r>
+      <w:t>JiangLab   /   word2jats                                      决赛技术方案说明书</w:t>
+    </w:r>
+  </w:p>
+</w:hdr>
 </file>
 
 <file path=word/numbering.xml><?xml version="1.0" encoding="utf-8"?>
@@ -3209,8 +2702,12 @@
     <w:name w:val="Normal"/>
     <w:qFormat/>
     <w:rsid w:val="00FC693F"/>
+    <w:pPr>
+      <w:keepLines/>
+      <w:spacing w:line="283" w:lineRule="auto" w:after="120"/>
+    </w:pPr>
     <w:rPr>
-      <w:rFonts w:ascii="Noto Serif CJK SC" w:hAnsi="Noto Serif CJK SC" w:eastAsia="Noto Serif CJK SC"/>
+      <w:rFonts w:ascii="Noto Sans CJK SC" w:hAnsi="Noto Sans CJK SC" w:eastAsia="Noto Sans CJK SC"/>
       <w:sz w:val="21"/>
     </w:rPr>
   </w:style>
@@ -3273,11 +2770,11 @@
       <w:outlineLvl w:val="0"/>
     </w:pPr>
     <w:rPr>
-      <w:rFonts w:asciiTheme="majorHAnsi" w:eastAsiaTheme="majorEastAsia" w:hAnsiTheme="majorHAnsi" w:cstheme="majorBidi"/>
+      <w:rFonts w:asciiTheme="majorHAnsi" w:eastAsiaTheme="majorEastAsia" w:hAnsiTheme="majorHAnsi" w:cstheme="majorBidi" w:ascii="Noto Sans CJK SC" w:hAnsi="Noto Sans CJK SC" w:eastAsia="Noto Sans CJK SC"/>
       <w:b/>
       <w:bCs/>
-      <w:color w:val="365F91" w:themeColor="accent1" w:themeShade="BF"/>
-      <w:sz w:val="28"/>
+      <w:color w:val="164D50"/>
+      <w:sz w:val="34"/>
       <w:szCs w:val="28"/>
     </w:rPr>
   </w:style>
@@ -3297,11 +2794,11 @@
       <w:outlineLvl w:val="1"/>
     </w:pPr>
     <w:rPr>
-      <w:rFonts w:asciiTheme="majorHAnsi" w:eastAsiaTheme="majorEastAsia" w:hAnsiTheme="majorHAnsi" w:cstheme="majorBidi"/>
+      <w:rFonts w:asciiTheme="majorHAnsi" w:eastAsiaTheme="majorEastAsia" w:hAnsiTheme="majorHAnsi" w:cstheme="majorBidi" w:ascii="Noto Sans CJK SC" w:hAnsi="Noto Sans CJK SC" w:eastAsia="Noto Sans CJK SC"/>
       <w:b/>
       <w:bCs/>
-      <w:color w:val="4F81BD" w:themeColor="accent1"/>
-      <w:sz w:val="26"/>
+      <w:color w:val="164D50"/>
+      <w:sz w:val="25"/>
       <w:szCs w:val="26"/>
     </w:rPr>
   </w:style>
@@ -3321,7 +2818,7 @@
       <w:outlineLvl w:val="2"/>
     </w:pPr>
     <w:rPr>
-      <w:rFonts w:asciiTheme="majorHAnsi" w:eastAsiaTheme="majorEastAsia" w:hAnsiTheme="majorHAnsi" w:cstheme="majorBidi"/>
+      <w:rFonts w:asciiTheme="majorHAnsi" w:eastAsiaTheme="majorEastAsia" w:hAnsiTheme="majorHAnsi" w:cstheme="majorBidi" w:ascii="Noto Sans CJK SC" w:hAnsi="Noto Sans CJK SC" w:eastAsia="Noto Sans CJK SC"/>
       <w:b/>
       <w:bCs/>
       <w:color w:val="4F81BD" w:themeColor="accent1"/>
@@ -3562,11 +3059,11 @@
       <w:contextualSpacing/>
     </w:pPr>
     <w:rPr>
-      <w:rFonts w:asciiTheme="majorHAnsi" w:eastAsiaTheme="majorEastAsia" w:hAnsiTheme="majorHAnsi" w:cstheme="majorBidi"/>
-      <w:color w:val="17365D" w:themeColor="text2" w:themeShade="BF"/>
+      <w:rFonts w:asciiTheme="majorHAnsi" w:eastAsiaTheme="majorEastAsia" w:hAnsiTheme="majorHAnsi" w:cstheme="majorBidi" w:ascii="Noto Sans CJK SC" w:hAnsi="Noto Sans CJK SC" w:eastAsia="Noto Sans CJK SC"/>
+      <w:color w:val="164D50"/>
       <w:spacing w:val="5"/>
       <w:kern w:val="28"/>
-      <w:sz w:val="52"/>
+      <w:sz w:val="50"/>
       <w:szCs w:val="52"/>
     </w:rPr>
   </w:style>
@@ -3599,7 +3096,7 @@
       </w:numPr>
     </w:pPr>
     <w:rPr>
-      <w:rFonts w:asciiTheme="majorHAnsi" w:eastAsiaTheme="majorEastAsia" w:hAnsiTheme="majorHAnsi" w:cstheme="majorBidi"/>
+      <w:rFonts w:asciiTheme="majorHAnsi" w:eastAsiaTheme="majorEastAsia" w:hAnsiTheme="majorHAnsi" w:cstheme="majorBidi" w:ascii="Noto Sans CJK SC" w:hAnsi="Noto Sans CJK SC" w:eastAsia="Noto Sans CJK SC"/>
       <w:i/>
       <w:iCs/>
       <w:color w:val="4F81BD" w:themeColor="accent1"/>

--- a/决赛提交/技术方案说明书.docx
+++ b/决赛提交/技术方案说明书.docx
@@ -179,7 +179,7 @@
         <w:ind w:firstLine="420"/>
       </w:pPr>
       <w:r>
-        <w:t>word2jats 面向这一过程，接收 DOCX 稿件，生成符合 JATS Journal Publishing 1.3 的 XML 文档及配套图片资源，并提供网页校样、原稿对照、复核记录和结果导出。编辑可以在同一工作台完成稿件提交、结构化转换和结果检查；技术人员也可以通过命令行调用相同的转换流程。</w:t>
+        <w:t>word2jats 面向这一过程，接收 DOCX 稿件，生成符合 JATS Journal Publishing 1.3 的 XML 文档及配套图片资源，并提供网页预览、原稿对照、文章信息修改和结果导出。用户可以在同一工作台完成稿件提交、结构化转换与校订；技术人员也可以通过命令行调用相同的转换流程。</w:t>
       </w:r>
     </w:p>
     <w:p>
@@ -1745,7 +1745,7 @@
         <w:ind w:firstLine="420"/>
       </w:pPr>
       <w:r>
-        <w:t>网页采用 FastAPI 提供上传、任务状态、预览、复核保存和下载接口。转换在后台执行，前端可以持续显示进度；大文件采用分片上传和失败重传，并在合并后核对文件大小与校验摘要（哈希值），确认上传完整。模型凭据保存在服务端配置中。</w:t>
+        <w:t>网页采用 FastAPI 提供上传、任务状态、预览、修订保存和下载接口。转换在后台执行，前端持续显示处理阶段；大文件采用分片上传和失败重传，合并后核对文件大小，浏览器支持时还对不超过 64 MiB 的文件校验 SHA-256 摘要。已完成任务的状态与结果保存到磁盘，服务重启后仍可通过原任务链接打开。模型凭据保存在服务端配置中。</w:t>
       </w:r>
     </w:p>
     <w:p>
@@ -1820,7 +1820,15 @@
         <w:ind w:firstLine="420"/>
       </w:pPr>
       <w:r>
-        <w:t>编辑上传 Word，按需要补充 DOI 与期刊信息，并选择模型配置。完成转换后，工作台同时提供成品预览、原文核对、内容清单、合规检查和 XML 源文件五个视图，如</w:t>
+        <w:t>工作台为不希望部署环境、运行转换脚本的用户提供直接操作入口。用户上传 Word，选择 DeepSeek 或 Qwen；DOI 与期刊信息可在上传时填写，也可在转换后补充。上传完成后，页面依次显示读取文档、识别结构、生成文件和检查结果等阶段，刷新页面可继续查看进度。</w:t>
+      </w:r>
+    </w:p>
+    <w:p>
+      <w:pPr>
+        <w:ind w:firstLine="420"/>
+      </w:pPr>
+      <w:r>
+        <w:t>结果页以稿件预览为主体，目录可跳转到章节、图、表和参考文献，如</w:t>
       </w:r>
       <w:hyperlink w:anchor="figure_3" w:history="1">
         <w:r>
@@ -1833,15 +1841,7 @@
         </w:r>
       </w:hyperlink>
       <w:r>
-        <w:t>所示。</w:t>
-      </w:r>
-    </w:p>
-    <w:p>
-      <w:pPr>
-        <w:ind w:firstLine="420"/>
-      </w:pPr>
-      <w:r>
-        <w:t>成品预览以阅读论文的方式呈现章节、图表、公式和文献，支持在结构化结果中浏览关联内容。内容清单帮助编辑检查作者、图表及文献等对象；XML 视图供技术人员核查具体标记。不同视图共用同一份转换结果，编辑无需在多个工具之间重新组织稿件。</w:t>
+        <w:t>所示。用户可以直接下载，也可以按需打开文章信息、出版信息、原稿与检查详情。XML 视图供需要核查具体标记的用户查看。各入口围绕同一份稿件组织，避免在多个页面间反复寻找对应内容。</w:t>
       </w:r>
     </w:p>
     <w:p>
@@ -1853,7 +1853,7 @@
       <w:r>
         <w:drawing>
           <wp:inline xmlns:a="http://schemas.openxmlformats.org/drawingml/2006/main" xmlns:pic="http://schemas.openxmlformats.org/drawingml/2006/picture">
-            <wp:extent cx="6120000" cy="3825000"/>
+            <wp:extent cx="6120000" cy="4250000"/>
             <wp:docPr id="3" name="Picture 3"/>
             <wp:cNvGraphicFramePr>
               <a:graphicFrameLocks noChangeAspect="1"/>
@@ -1874,7 +1874,7 @@
                   <pic:spPr>
                     <a:xfrm>
                       <a:off x="0" y="0"/>
-                      <a:ext cx="6120000" cy="3825000"/>
+                      <a:ext cx="6120000" cy="4250000"/>
                     </a:xfrm>
                     <a:prstGeom prst="rect"/>
                   </pic:spPr>
@@ -1901,7 +1901,7 @@
         <w:pageBreakBefore w:val="0"/>
       </w:pPr>
       <w:r>
-        <w:t>5.2 把复核工作定位到原稿</w:t>
+        <w:t>5.2 原稿对照与受控修订</w:t>
       </w:r>
     </w:p>
     <w:p>
@@ -1909,7 +1909,7 @@
         <w:ind w:firstLine="420"/>
       </w:pPr>
       <w:r>
-        <w:t>需要核对的事项按内容组织，并给出对应的原稿摘录和处理建议。编辑可以针对具体事项记录“待核对”“已核对，保留当前结果”或“需修改后重新转换”，同时填写备注和复核人。</w:t>
+        <w:t>原稿视图直接读取上传的 DOCX，显示段落、粗斜体、上下标、表格、图片与原生公式。选择带有原稿位置记录的章节或段落，可在侧栏打开相关原文，并向上下浏览完整上下文；没有可靠位置记录时提供全稿对照。结果与原稿分别来自输出 XML 和输入 Word，能够用于检查两者的实际差异。</w:t>
       </w:r>
     </w:p>
     <w:p>
@@ -1917,7 +1917,7 @@
         <w:ind w:firstLine="420"/>
       </w:pPr>
       <w:r>
-        <w:t>例如，参考文献未充分拆分字段时，编辑可以对照完整著录判断是否满足交付要求；文本表格需要整理时，可以依据原稿摘录在 Word 中调整行列，再重新转换。相同原段落中的同类提示会合并呈现，减少重复阅读。</w:t>
+        <w:t>文章信息支持修改题名、已有作者的姓名与顺序、单位文字及作者单位关联、通讯作者与邮箱、ORCID；出版信息支持补充 DOI、刊名、ISSN 和出版方。例如，稿件未提供期刊信息时，用户可从提示直接打开表单，选择已配置期刊或填写自定义刊名与刊号，保存后更新实际 JATS 元数据。作者单位关联的修改则更新相应引用目标，不仅改变预览文字。</w:t>
       </w:r>
     </w:p>
     <w:p>
@@ -1925,7 +1925,20 @@
         <w:ind w:firstLine="420"/>
       </w:pPr>
       <w:r>
-        <w:t>复核记录与当前 XML 的文件校验摘要绑定，导出时注明对应版本。保存处理意见不会直接改写 XML；需要修改内容时，编辑修订 Word 后重新转换，再检查新结果。原稿修订、自动转换和编辑确认由此形成连续的加工过程，处理意见能够随成果交接。</w:t>
+        <w:t>修订限定在明确字段，保留未修改内容的行内格式、脚注、标识与其他关联。保存时校验输入格式及当前文件版本，为修改后的 XML 重新执行格式与结构检查，并同步更新预览和下载文件。原自动文件单独保留，用户可恢复原始版本；未保存提醒、失败时保留输入和版本冲突检查，减少误操作造成的内容丢失。</w:t>
+      </w:r>
+      <w:hyperlink w:anchor="figure_4" w:history="1">
+        <w:r>
+          <w:rPr>
+            <w:rFonts w:ascii="Times New Roman" w:hAnsi="Times New Roman" w:eastAsia="Noto Serif CJK SC"/>
+            <w:u w:val="single"/>
+            <w:color w:val="000000"/>
+          </w:rPr>
+          <w:t>图4</w:t>
+        </w:r>
+      </w:hyperlink>
+      <w:r>
+        <w:t>展示文章信息修改与当前稿件预览。</w:t>
       </w:r>
     </w:p>
     <w:p>
@@ -1937,7 +1950,7 @@
       <w:r>
         <w:drawing>
           <wp:inline xmlns:a="http://schemas.openxmlformats.org/drawingml/2006/main" xmlns:pic="http://schemas.openxmlformats.org/drawingml/2006/picture">
-            <wp:extent cx="6120000" cy="5346443"/>
+            <wp:extent cx="6120000" cy="4250000"/>
             <wp:docPr id="4" name="Picture 4"/>
             <wp:cNvGraphicFramePr>
               <a:graphicFrameLocks noChangeAspect="1"/>
@@ -1946,7 +1959,7 @@
               <a:graphicData uri="http://schemas.openxmlformats.org/drawingml/2006/picture">
                 <pic:pic>
                   <pic:nvPicPr>
-                    <pic:cNvPr id="0" name="逐项复核.png"/>
+                    <pic:cNvPr id="0" name="文章信息修订.png"/>
                     <pic:cNvPicPr/>
                   </pic:nvPicPr>
                   <pic:blipFill>
@@ -1958,7 +1971,7 @@
                   <pic:spPr>
                     <a:xfrm>
                       <a:off x="0" y="0"/>
-                      <a:ext cx="6120000" cy="5346443"/>
+                      <a:ext cx="6120000" cy="4250000"/>
                     </a:xfrm>
                     <a:prstGeom prst="rect"/>
                   </pic:spPr>
@@ -1976,7 +1989,7 @@
         <w:jc w:val="center"/>
       </w:pPr>
       <w:r>
-        <w:t>图4　原稿摘录与逐项复核</w:t>
+        <w:t>图4　文章信息修订与结果预览</w:t>
       </w:r>
     </w:p>
     <w:p>
@@ -1993,7 +2006,7 @@
         <w:ind w:firstLine="420"/>
       </w:pPr>
       <w:r>
-        <w:t>成果包包含 JATS XML、配套媒体、转换用量，以及已保存的人工复核记录。两种模型配置提供相同的操作界面和成果结构；本次转换的输入、输出和缓存用量在结果页展开查看，并同步进入下载包。</w:t>
+        <w:t>成果包包含当前保存版本的 JATS XML、配套媒体、检查摘要与转换用量；发生人工修订时附修改记录。下载包中的 XML 与页面预览对应同一版本，图片仍采用原稿中的资源。两种模型配置提供相同的操作界面和成果结构；输入、输出和缓存用量在结果页按需查看，并同步进入下载包。</w:t>
       </w:r>
     </w:p>
     <w:p>
@@ -2001,7 +2014,7 @@
         <w:ind w:firstLine="420"/>
       </w:pPr>
       <w:r>
-        <w:t>这一流程将结构化加工、校样确认和成果交接放在同一工作台中：模型与程序完成逐项识别和标记，编辑对照具体原文作出判断，交付时一并保存结构化成果与处理记录。</w:t>
+        <w:t>字段修订不重新调用模型，因此不会重复承担整篇识别的等待时间和模型消耗。涉及复杂表格或正文结构时，可整理 Word 后重新上传；同一原稿也可选择另一种模型重新转换，新任务不覆盖已有结果。这一流程将自动识别、原稿对照、针对性修改和版本一致的成果导出连接起来，使人工操作直接服务于稿件定稿。</w:t>
       </w:r>
     </w:p>
     <w:p>
@@ -15072,7 +15085,7 @@
         <w:ind w:firstLine="420"/>
       </w:pPr>
       <w:r>
-        <w:t>word2jats 的整体价值在于将结构识别与原文内容连接起来，并把结果检查落实到编辑能够操作的具体对象上。模型承担章节、字段及关联的识别，程序完成原文取回、资源导出和标准组装；需要判断的内容可回到 Word 核对，处理记录随成果交接。输出 XML 与媒体可用于后续排版、检索和出版系统集成，可运行原型则提供从上传到交付的直接使用入口。</w:t>
+        <w:t>word2jats 的整体价值在于将结构识别与原文内容连接起来，并把结果检查落实到编辑能够操作的具体对象上。模型承担章节、字段及关联的识别，程序完成原文取回、资源导出和标准组装；用户对照 Word 核实内容，修订文章与出版信息，并将修改同步到输出。XML 与媒体可用于后续排版、检索和出版系统集成，可运行原型则提供从上传到交付的直接使用入口。</w:t>
       </w:r>
     </w:p>
     <w:p>
